--- a/PYTHON SYNTHAX.docx
+++ b/PYTHON SYNTHAX.docx
@@ -72,7 +72,23 @@
           <w:sz w:val="28"/>
           <w:szCs w:val="28"/>
         </w:rPr>
-        <w:t>A PROJECT SUBMITTED IN PARTIAL FULFILLMENT OF THE REQUIREMENTS FOR THE AWARD OF A PROFESSIONAL CERTIFICATE IN MACHINE LEARNING, DATA SCIENCE, DATA LEARNING USING PYTHON PROGRAMMING AND MY SQL</w:t>
+        <w:t xml:space="preserve">A PROJECT SUBMITTED IN PARTIAL FULFILLMENT OF THE REQUIREMENTS FOR THE AWARD OF A PROFESSIONAL CERTIFICATE IN MACHINE LEARNING, DATA SCIENCE, DATA </w:t>
+      </w:r>
+      <w:r>
+        <w:rPr>
+          <w:rFonts w:ascii="Times New Roman" w:hAnsi="Times New Roman"/>
+          <w:sz w:val="28"/>
+          <w:szCs w:val="28"/>
+        </w:rPr>
+        <w:t>ANALYSIS</w:t>
+      </w:r>
+      <w:r>
+        <w:rPr>
+          <w:rFonts w:ascii="Times New Roman" w:hAnsi="Times New Roman"/>
+          <w:sz w:val="28"/>
+          <w:szCs w:val="28"/>
+        </w:rPr>
+        <w:t xml:space="preserve"> USING PYTHON PROGRAMMING AND MY SQL</w:t>
       </w:r>
     </w:p>
     <w:p>
@@ -613,7 +629,25 @@
           <w:sz w:val="28"/>
           <w:szCs w:val="28"/>
         </w:rPr>
-        <w:t>My heartfelt thanks go to my family for their encouragement and support throughout this journey. I also wish to express my sincere gratitude to Mr. Samuel A. Misojeun, my instructor at ValueMax Coders Hub for his invaluable guidance and support.</w:t>
+        <w:t xml:space="preserve">My heartfelt thanks go to my family for their encouragement and support throughout this journey. I also wish to express my sincere gratitude to Mr. Samuel A. Misojeun, my instructor at </w:t>
+      </w:r>
+      <w:proofErr w:type="spellStart"/>
+      <w:r>
+        <w:rPr>
+          <w:rFonts w:ascii="Times New Roman" w:hAnsi="Times New Roman"/>
+          <w:sz w:val="28"/>
+          <w:szCs w:val="28"/>
+        </w:rPr>
+        <w:t>ValueMax</w:t>
+      </w:r>
+      <w:proofErr w:type="spellEnd"/>
+      <w:r>
+        <w:rPr>
+          <w:rFonts w:ascii="Times New Roman" w:hAnsi="Times New Roman"/>
+          <w:sz w:val="28"/>
+          <w:szCs w:val="28"/>
+        </w:rPr>
+        <w:t xml:space="preserve"> Coders Hub for his invaluable guidance and support.</w:t>
       </w:r>
     </w:p>
     <w:p>
@@ -6911,32 +6945,6 @@
     </w:p>
     <w:p>
       <w:pPr>
-        <w:pStyle w:val="ListParagraph"/>
-        <w:numPr>
-          <w:ilvl w:val="1"/>
-          <w:numId w:val="14"/>
-        </w:numPr>
-        <w:rPr>
-          <w:rFonts w:ascii="Times New Roman" w:hAnsi="Times New Roman"/>
-          <w:b/>
-          <w:bCs/>
-          <w:sz w:val="28"/>
-          <w:szCs w:val="28"/>
-        </w:rPr>
-      </w:pPr>
-      <w:r>
-        <w:rPr>
-          <w:rFonts w:ascii="Times New Roman" w:hAnsi="Times New Roman"/>
-          <w:b/>
-          <w:bCs/>
-          <w:sz w:val="28"/>
-          <w:szCs w:val="28"/>
-        </w:rPr>
-        <w:t>Quantity Analysis</w:t>
-      </w:r>
-    </w:p>
-    <w:p>
-      <w:pPr>
         <w:rPr>
           <w:rFonts w:ascii="Times New Roman" w:hAnsi="Times New Roman"/>
           <w:sz w:val="28"/>
@@ -6951,6 +6959,14 @@
         </w:rPr>
         <w:t>For example:</w:t>
       </w:r>
+      <w:r>
+        <w:rPr>
+          <w:rFonts w:ascii="Times New Roman" w:hAnsi="Times New Roman"/>
+          <w:sz w:val="28"/>
+          <w:szCs w:val="28"/>
+        </w:rPr>
+        <w:t xml:space="preserve"> For this set of data,</w:t>
+      </w:r>
     </w:p>
     <w:p>
       <w:pPr>
@@ -6969,10 +6985,10 @@
           <w14:ligatures w14:val="standardContextual"/>
         </w:rPr>
         <w:drawing>
-          <wp:inline distT="0" distB="0" distL="0" distR="0" wp14:anchorId="05958261" wp14:editId="3E3E5414">
-            <wp:extent cx="3619686" cy="3448227"/>
+          <wp:inline distT="0" distB="0" distL="0" distR="0" wp14:anchorId="4984D9F2" wp14:editId="3DD99612">
+            <wp:extent cx="5943600" cy="1416050"/>
             <wp:effectExtent l="0" t="0" r="0" b="0"/>
-            <wp:docPr id="1497482551" name="Picture 1"/>
+            <wp:docPr id="1222787261" name="Picture 4"/>
             <wp:cNvGraphicFramePr>
               <a:graphicFrameLocks xmlns:a="http://schemas.openxmlformats.org/drawingml/2006/main" noChangeAspect="1"/>
             </wp:cNvGraphicFramePr>
@@ -6980,11 +6996,11 @@
               <a:graphicData uri="http://schemas.openxmlformats.org/drawingml/2006/picture">
                 <pic:pic xmlns:pic="http://schemas.openxmlformats.org/drawingml/2006/picture">
                   <pic:nvPicPr>
-                    <pic:cNvPr id="1497482551" name="Picture 1497482551"/>
+                    <pic:cNvPr id="1222787261" name="Picture 1222787261"/>
                     <pic:cNvPicPr/>
                   </pic:nvPicPr>
                   <pic:blipFill>
-                    <a:blip r:embed="rId8">
+                    <a:blip r:embed="rId8" cstate="print">
                       <a:extLst>
                         <a:ext uri="{28A0092B-C50C-407E-A947-70E740481C1C}">
                           <a14:useLocalDpi xmlns:a14="http://schemas.microsoft.com/office/drawing/2010/main" val="0"/>
@@ -6998,7 +7014,7 @@
                   <pic:spPr>
                     <a:xfrm>
                       <a:off x="0" y="0"/>
-                      <a:ext cx="3619686" cy="3448227"/>
+                      <a:ext cx="5943600" cy="1416050"/>
                     </a:xfrm>
                     <a:prstGeom prst="rect">
                       <a:avLst/>
@@ -7013,98 +7029,12 @@
     </w:p>
     <w:p>
       <w:pPr>
-        <w:numPr>
-          <w:ilvl w:val="0"/>
-          <w:numId w:val="20"/>
-        </w:numPr>
-        <w:rPr>
-          <w:rFonts w:ascii="Times New Roman" w:hAnsi="Times New Roman"/>
-          <w:sz w:val="28"/>
-          <w:szCs w:val="28"/>
-        </w:rPr>
-      </w:pPr>
-      <w:r>
-        <w:rPr>
-          <w:rFonts w:ascii="Times New Roman" w:hAnsi="Times New Roman"/>
-          <w:sz w:val="28"/>
-          <w:szCs w:val="28"/>
-        </w:rPr>
-        <w:t xml:space="preserve">Sold = </w:t>
-      </w:r>
-      <w:r>
-        <w:rPr>
-          <w:rFonts w:ascii="Times New Roman" w:hAnsi="Times New Roman"/>
-          <w:b/>
-          <w:bCs/>
-          <w:sz w:val="28"/>
-          <w:szCs w:val="28"/>
-        </w:rPr>
-        <w:t>1.4%</w:t>
-      </w:r>
-      <w:r>
-        <w:rPr>
-          <w:rFonts w:ascii="Times New Roman" w:hAnsi="Times New Roman"/>
-          <w:sz w:val="28"/>
-          <w:szCs w:val="28"/>
-        </w:rPr>
-        <w:t xml:space="preserve"> </w:t>
-      </w:r>
-    </w:p>
-    <w:p>
-      <w:pPr>
-        <w:numPr>
-          <w:ilvl w:val="0"/>
-          <w:numId w:val="20"/>
-        </w:numPr>
-        <w:rPr>
-          <w:rFonts w:ascii="Times New Roman" w:hAnsi="Times New Roman"/>
-          <w:sz w:val="28"/>
-          <w:szCs w:val="28"/>
-        </w:rPr>
-      </w:pPr>
-      <w:r>
-        <w:rPr>
-          <w:rFonts w:ascii="Times New Roman" w:hAnsi="Times New Roman"/>
-          <w:sz w:val="28"/>
-          <w:szCs w:val="28"/>
-        </w:rPr>
-        <w:t xml:space="preserve">Remaining = </w:t>
-      </w:r>
-      <w:r>
-        <w:rPr>
-          <w:rFonts w:ascii="Times New Roman" w:hAnsi="Times New Roman"/>
-          <w:b/>
-          <w:bCs/>
-          <w:sz w:val="28"/>
-          <w:szCs w:val="28"/>
-        </w:rPr>
-        <w:t>98.6%</w:t>
-      </w:r>
-      <w:r>
-        <w:rPr>
-          <w:rFonts w:ascii="Times New Roman" w:hAnsi="Times New Roman"/>
-          <w:sz w:val="28"/>
-          <w:szCs w:val="28"/>
-        </w:rPr>
-        <w:t xml:space="preserve"> </w:t>
-      </w:r>
-    </w:p>
-    <w:p>
-      <w:pPr>
-        <w:rPr>
-          <w:rFonts w:ascii="Times New Roman" w:hAnsi="Times New Roman"/>
-          <w:sz w:val="28"/>
-          <w:szCs w:val="28"/>
-        </w:rPr>
-      </w:pPr>
-      <w:r>
-        <w:rPr>
-          <w:rFonts w:ascii="Times New Roman" w:hAnsi="Times New Roman"/>
-          <w:sz w:val="28"/>
-          <w:szCs w:val="28"/>
-        </w:rPr>
-        <w:t>This indicates inventory is still largely available.</w:t>
-      </w:r>
+        <w:rPr>
+          <w:rFonts w:ascii="Times New Roman" w:hAnsi="Times New Roman"/>
+          <w:sz w:val="28"/>
+          <w:szCs w:val="28"/>
+        </w:rPr>
+      </w:pPr>
     </w:p>
     <w:p>
       <w:pPr>
@@ -7115,46 +7045,21 @@
         </w:numPr>
         <w:rPr>
           <w:rFonts w:ascii="Times New Roman" w:hAnsi="Times New Roman"/>
-          <w:sz w:val="28"/>
-          <w:szCs w:val="28"/>
-        </w:rPr>
-      </w:pPr>
-      <w:r>
-        <w:rPr>
-          <w:rFonts w:ascii="Times New Roman" w:hAnsi="Times New Roman"/>
-          <w:b/>
-          <w:bCs/>
-          <w:sz w:val="28"/>
-          <w:szCs w:val="28"/>
-        </w:rPr>
-        <w:t xml:space="preserve"> </w:t>
-      </w:r>
-      <w:r>
-        <w:rPr>
-          <w:rFonts w:ascii="Times New Roman" w:hAnsi="Times New Roman"/>
-          <w:b/>
-          <w:bCs/>
-          <w:sz w:val="28"/>
-          <w:szCs w:val="28"/>
-        </w:rPr>
-        <w:t>Profit Analysis</w:t>
-      </w:r>
-    </w:p>
-    <w:p>
-      <w:pPr>
-        <w:rPr>
-          <w:rFonts w:ascii="Times New Roman" w:hAnsi="Times New Roman"/>
-          <w:sz w:val="28"/>
-          <w:szCs w:val="28"/>
-        </w:rPr>
-      </w:pPr>
-      <w:r>
-        <w:rPr>
-          <w:rFonts w:ascii="Times New Roman" w:hAnsi="Times New Roman"/>
-          <w:sz w:val="28"/>
-          <w:szCs w:val="28"/>
-        </w:rPr>
-        <w:t>For example:</w:t>
+          <w:b/>
+          <w:bCs/>
+          <w:sz w:val="28"/>
+          <w:szCs w:val="28"/>
+        </w:rPr>
+      </w:pPr>
+      <w:r>
+        <w:rPr>
+          <w:rFonts w:ascii="Times New Roman" w:hAnsi="Times New Roman"/>
+          <w:b/>
+          <w:bCs/>
+          <w:sz w:val="28"/>
+          <w:szCs w:val="28"/>
+        </w:rPr>
+        <w:t>Quantity Analysis</w:t>
       </w:r>
     </w:p>
     <w:p>
@@ -7173,12 +7078,11 @@
           <w:szCs w:val="28"/>
           <w14:ligatures w14:val="standardContextual"/>
         </w:rPr>
-        <w:lastRenderedPageBreak/>
         <w:drawing>
-          <wp:inline distT="0" distB="0" distL="0" distR="0" wp14:anchorId="036A5E37" wp14:editId="163BCF02">
-            <wp:extent cx="3386026" cy="2895600"/>
-            <wp:effectExtent l="0" t="0" r="5080" b="0"/>
-            <wp:docPr id="1899516094" name="Picture 2"/>
+          <wp:inline distT="0" distB="0" distL="0" distR="0" wp14:anchorId="05958261" wp14:editId="148773E1">
+            <wp:extent cx="2865692" cy="2729948"/>
+            <wp:effectExtent l="0" t="0" r="0" b="0"/>
+            <wp:docPr id="1497482551" name="Picture 1"/>
             <wp:cNvGraphicFramePr>
               <a:graphicFrameLocks xmlns:a="http://schemas.openxmlformats.org/drawingml/2006/main" noChangeAspect="1"/>
             </wp:cNvGraphicFramePr>
@@ -7186,7 +7090,7 @@
               <a:graphicData uri="http://schemas.openxmlformats.org/drawingml/2006/picture">
                 <pic:pic xmlns:pic="http://schemas.openxmlformats.org/drawingml/2006/picture">
                   <pic:nvPicPr>
-                    <pic:cNvPr id="1899516094" name="Picture 1899516094"/>
+                    <pic:cNvPr id="1497482551" name="Picture 1497482551"/>
                     <pic:cNvPicPr/>
                   </pic:nvPicPr>
                   <pic:blipFill>
@@ -7204,7 +7108,7 @@
                   <pic:spPr>
                     <a:xfrm>
                       <a:off x="0" y="0"/>
-                      <a:ext cx="3387618" cy="2896962"/>
+                      <a:ext cx="2877760" cy="2741445"/>
                     </a:xfrm>
                     <a:prstGeom prst="rect">
                       <a:avLst/>
@@ -7221,7 +7125,7 @@
       <w:pPr>
         <w:numPr>
           <w:ilvl w:val="0"/>
-          <w:numId w:val="21"/>
+          <w:numId w:val="20"/>
         </w:numPr>
         <w:rPr>
           <w:rFonts w:ascii="Times New Roman" w:hAnsi="Times New Roman"/>
@@ -7235,17 +7139,17 @@
           <w:sz w:val="28"/>
           <w:szCs w:val="28"/>
         </w:rPr>
-        <w:t xml:space="preserve">Actualized Profit = </w:t>
-      </w:r>
-      <w:r>
-        <w:rPr>
-          <w:rFonts w:ascii="Times New Roman" w:hAnsi="Times New Roman"/>
-          <w:b/>
-          <w:bCs/>
-          <w:sz w:val="28"/>
-          <w:szCs w:val="28"/>
-        </w:rPr>
-        <w:t>2.9%</w:t>
+        <w:t xml:space="preserve">Sold = </w:t>
+      </w:r>
+      <w:r>
+        <w:rPr>
+          <w:rFonts w:ascii="Times New Roman" w:hAnsi="Times New Roman"/>
+          <w:b/>
+          <w:bCs/>
+          <w:sz w:val="28"/>
+          <w:szCs w:val="28"/>
+        </w:rPr>
+        <w:t>1.4%</w:t>
       </w:r>
       <w:r>
         <w:rPr>
@@ -7260,7 +7164,7 @@
       <w:pPr>
         <w:numPr>
           <w:ilvl w:val="0"/>
-          <w:numId w:val="21"/>
+          <w:numId w:val="20"/>
         </w:numPr>
         <w:rPr>
           <w:rFonts w:ascii="Times New Roman" w:hAnsi="Times New Roman"/>
@@ -7274,17 +7178,17 @@
           <w:sz w:val="28"/>
           <w:szCs w:val="28"/>
         </w:rPr>
-        <w:t xml:space="preserve">Remaining Potential Profit = </w:t>
-      </w:r>
-      <w:r>
-        <w:rPr>
-          <w:rFonts w:ascii="Times New Roman" w:hAnsi="Times New Roman"/>
-          <w:b/>
-          <w:bCs/>
-          <w:sz w:val="28"/>
-          <w:szCs w:val="28"/>
-        </w:rPr>
-        <w:t>97.1%</w:t>
+        <w:t xml:space="preserve">Remaining = </w:t>
+      </w:r>
+      <w:r>
+        <w:rPr>
+          <w:rFonts w:ascii="Times New Roman" w:hAnsi="Times New Roman"/>
+          <w:b/>
+          <w:bCs/>
+          <w:sz w:val="28"/>
+          <w:szCs w:val="28"/>
+        </w:rPr>
+        <w:t>98.6%</w:t>
       </w:r>
       <w:r>
         <w:rPr>
@@ -7309,7 +7213,7 @@
           <w:sz w:val="28"/>
           <w:szCs w:val="28"/>
         </w:rPr>
-        <w:t>This demonstrates that only a small portion of the expected profit has been realized.</w:t>
+        <w:t>This indicates inventory is still largely available.</w:t>
       </w:r>
     </w:p>
     <w:p>
@@ -7333,29 +7237,22 @@
           <w:sz w:val="28"/>
           <w:szCs w:val="28"/>
         </w:rPr>
-        <w:t>Income Analysis</w:t>
-      </w:r>
-    </w:p>
-    <w:p>
-      <w:pPr>
-        <w:rPr>
-          <w:rFonts w:ascii="Times New Roman" w:hAnsi="Times New Roman"/>
-          <w:sz w:val="28"/>
-          <w:szCs w:val="28"/>
-        </w:rPr>
-      </w:pPr>
-      <w:r>
-        <w:rPr>
-          <w:rFonts w:ascii="Times New Roman" w:hAnsi="Times New Roman"/>
-          <w:sz w:val="28"/>
-          <w:szCs w:val="28"/>
-        </w:rPr>
-        <w:t>For example:</w:t>
-      </w:r>
-    </w:p>
-    <w:p>
-      <w:pPr>
-        <w:ind w:left="720"/>
+        <w:lastRenderedPageBreak/>
+        <w:t xml:space="preserve"> </w:t>
+      </w:r>
+      <w:r>
+        <w:rPr>
+          <w:rFonts w:ascii="Times New Roman" w:hAnsi="Times New Roman"/>
+          <w:b/>
+          <w:bCs/>
+          <w:sz w:val="28"/>
+          <w:szCs w:val="28"/>
+        </w:rPr>
+        <w:t>Profit Analysis</w:t>
+      </w:r>
+    </w:p>
+    <w:p>
+      <w:pPr>
         <w:rPr>
           <w:rFonts w:ascii="Times New Roman" w:hAnsi="Times New Roman"/>
           <w:sz w:val="28"/>
@@ -7366,13 +7263,15 @@
         <w:rPr>
           <w:rFonts w:ascii="Times New Roman" w:hAnsi="Times New Roman"/>
           <w:noProof/>
+          <w:sz w:val="28"/>
+          <w:szCs w:val="28"/>
           <w14:ligatures w14:val="standardContextual"/>
         </w:rPr>
         <w:drawing>
-          <wp:inline distT="0" distB="0" distL="0" distR="0" wp14:anchorId="33F39205" wp14:editId="22359725">
-            <wp:extent cx="3160644" cy="2984161"/>
-            <wp:effectExtent l="0" t="0" r="1905" b="6985"/>
-            <wp:docPr id="36101858" name="Picture 3"/>
+          <wp:inline distT="0" distB="0" distL="0" distR="0" wp14:anchorId="036A5E37" wp14:editId="64183090">
+            <wp:extent cx="2952120" cy="2524540"/>
+            <wp:effectExtent l="0" t="0" r="635" b="9525"/>
+            <wp:docPr id="1899516094" name="Picture 2"/>
             <wp:cNvGraphicFramePr>
               <a:graphicFrameLocks xmlns:a="http://schemas.openxmlformats.org/drawingml/2006/main" noChangeAspect="1"/>
             </wp:cNvGraphicFramePr>
@@ -7380,7 +7279,7 @@
               <a:graphicData uri="http://schemas.openxmlformats.org/drawingml/2006/picture">
                 <pic:pic xmlns:pic="http://schemas.openxmlformats.org/drawingml/2006/picture">
                   <pic:nvPicPr>
-                    <pic:cNvPr id="36101858" name="Picture 36101858"/>
+                    <pic:cNvPr id="1899516094" name="Picture 1899516094"/>
                     <pic:cNvPicPr/>
                   </pic:nvPicPr>
                   <pic:blipFill>
@@ -7398,7 +7297,7 @@
                   <pic:spPr>
                     <a:xfrm>
                       <a:off x="0" y="0"/>
-                      <a:ext cx="3179867" cy="3002311"/>
+                      <a:ext cx="2961171" cy="2532280"/>
                     </a:xfrm>
                     <a:prstGeom prst="rect">
                       <a:avLst/>
@@ -7413,6 +7312,183 @@
     </w:p>
     <w:p>
       <w:pPr>
+        <w:numPr>
+          <w:ilvl w:val="0"/>
+          <w:numId w:val="21"/>
+        </w:numPr>
+        <w:rPr>
+          <w:rFonts w:ascii="Times New Roman" w:hAnsi="Times New Roman"/>
+          <w:sz w:val="28"/>
+          <w:szCs w:val="28"/>
+        </w:rPr>
+      </w:pPr>
+      <w:r>
+        <w:rPr>
+          <w:rFonts w:ascii="Times New Roman" w:hAnsi="Times New Roman"/>
+          <w:sz w:val="28"/>
+          <w:szCs w:val="28"/>
+        </w:rPr>
+        <w:t xml:space="preserve">Actualized Profit = </w:t>
+      </w:r>
+      <w:r>
+        <w:rPr>
+          <w:rFonts w:ascii="Times New Roman" w:hAnsi="Times New Roman"/>
+          <w:b/>
+          <w:bCs/>
+          <w:sz w:val="28"/>
+          <w:szCs w:val="28"/>
+        </w:rPr>
+        <w:t>2.9%</w:t>
+      </w:r>
+      <w:r>
+        <w:rPr>
+          <w:rFonts w:ascii="Times New Roman" w:hAnsi="Times New Roman"/>
+          <w:sz w:val="28"/>
+          <w:szCs w:val="28"/>
+        </w:rPr>
+        <w:t xml:space="preserve"> </w:t>
+      </w:r>
+    </w:p>
+    <w:p>
+      <w:pPr>
+        <w:numPr>
+          <w:ilvl w:val="0"/>
+          <w:numId w:val="21"/>
+        </w:numPr>
+        <w:rPr>
+          <w:rFonts w:ascii="Times New Roman" w:hAnsi="Times New Roman"/>
+          <w:sz w:val="28"/>
+          <w:szCs w:val="28"/>
+        </w:rPr>
+      </w:pPr>
+      <w:r>
+        <w:rPr>
+          <w:rFonts w:ascii="Times New Roman" w:hAnsi="Times New Roman"/>
+          <w:sz w:val="28"/>
+          <w:szCs w:val="28"/>
+        </w:rPr>
+        <w:t xml:space="preserve">Remaining Potential Profit = </w:t>
+      </w:r>
+      <w:r>
+        <w:rPr>
+          <w:rFonts w:ascii="Times New Roman" w:hAnsi="Times New Roman"/>
+          <w:b/>
+          <w:bCs/>
+          <w:sz w:val="28"/>
+          <w:szCs w:val="28"/>
+        </w:rPr>
+        <w:t>97.1%</w:t>
+      </w:r>
+      <w:r>
+        <w:rPr>
+          <w:rFonts w:ascii="Times New Roman" w:hAnsi="Times New Roman"/>
+          <w:sz w:val="28"/>
+          <w:szCs w:val="28"/>
+        </w:rPr>
+        <w:t xml:space="preserve"> </w:t>
+      </w:r>
+    </w:p>
+    <w:p>
+      <w:pPr>
+        <w:rPr>
+          <w:rFonts w:ascii="Times New Roman" w:hAnsi="Times New Roman"/>
+          <w:sz w:val="28"/>
+          <w:szCs w:val="28"/>
+        </w:rPr>
+      </w:pPr>
+      <w:r>
+        <w:rPr>
+          <w:rFonts w:ascii="Times New Roman" w:hAnsi="Times New Roman"/>
+          <w:sz w:val="28"/>
+          <w:szCs w:val="28"/>
+        </w:rPr>
+        <w:t>This demonstrates that only a small portion of the expected profit has been realized.</w:t>
+      </w:r>
+    </w:p>
+    <w:p>
+      <w:pPr>
+        <w:pStyle w:val="ListParagraph"/>
+        <w:numPr>
+          <w:ilvl w:val="1"/>
+          <w:numId w:val="14"/>
+        </w:numPr>
+        <w:rPr>
+          <w:rFonts w:ascii="Times New Roman" w:hAnsi="Times New Roman"/>
+          <w:sz w:val="28"/>
+          <w:szCs w:val="28"/>
+        </w:rPr>
+      </w:pPr>
+      <w:r>
+        <w:rPr>
+          <w:rFonts w:ascii="Times New Roman" w:hAnsi="Times New Roman"/>
+          <w:b/>
+          <w:bCs/>
+          <w:sz w:val="28"/>
+          <w:szCs w:val="28"/>
+        </w:rPr>
+        <w:t>Income Analysis</w:t>
+      </w:r>
+    </w:p>
+    <w:p>
+      <w:pPr>
+        <w:ind w:left="720"/>
+        <w:rPr>
+          <w:rFonts w:ascii="Times New Roman" w:hAnsi="Times New Roman"/>
+          <w:sz w:val="28"/>
+          <w:szCs w:val="28"/>
+        </w:rPr>
+      </w:pPr>
+      <w:r>
+        <w:rPr>
+          <w:rFonts w:ascii="Times New Roman" w:hAnsi="Times New Roman"/>
+          <w:noProof/>
+          <w14:ligatures w14:val="standardContextual"/>
+        </w:rPr>
+        <w:drawing>
+          <wp:inline distT="0" distB="0" distL="0" distR="0" wp14:anchorId="33F39205" wp14:editId="72761E70">
+            <wp:extent cx="2763078" cy="2608794"/>
+            <wp:effectExtent l="0" t="0" r="0" b="1270"/>
+            <wp:docPr id="36101858" name="Picture 3"/>
+            <wp:cNvGraphicFramePr>
+              <a:graphicFrameLocks xmlns:a="http://schemas.openxmlformats.org/drawingml/2006/main" noChangeAspect="1"/>
+            </wp:cNvGraphicFramePr>
+            <a:graphic xmlns:a="http://schemas.openxmlformats.org/drawingml/2006/main">
+              <a:graphicData uri="http://schemas.openxmlformats.org/drawingml/2006/picture">
+                <pic:pic xmlns:pic="http://schemas.openxmlformats.org/drawingml/2006/picture">
+                  <pic:nvPicPr>
+                    <pic:cNvPr id="36101858" name="Picture 36101858"/>
+                    <pic:cNvPicPr/>
+                  </pic:nvPicPr>
+                  <pic:blipFill>
+                    <a:blip r:embed="rId11">
+                      <a:extLst>
+                        <a:ext uri="{28A0092B-C50C-407E-A947-70E740481C1C}">
+                          <a14:useLocalDpi xmlns:a14="http://schemas.microsoft.com/office/drawing/2010/main" val="0"/>
+                        </a:ext>
+                      </a:extLst>
+                    </a:blip>
+                    <a:stretch>
+                      <a:fillRect/>
+                    </a:stretch>
+                  </pic:blipFill>
+                  <pic:spPr>
+                    <a:xfrm>
+                      <a:off x="0" y="0"/>
+                      <a:ext cx="2790750" cy="2634921"/>
+                    </a:xfrm>
+                    <a:prstGeom prst="rect">
+                      <a:avLst/>
+                    </a:prstGeom>
+                  </pic:spPr>
+                </pic:pic>
+              </a:graphicData>
+            </a:graphic>
+          </wp:inline>
+        </w:drawing>
+      </w:r>
+    </w:p>
+    <w:p>
+      <w:pPr>
         <w:ind w:left="720"/>
         <w:rPr>
           <w:rFonts w:ascii="Times New Roman" w:hAnsi="Times New Roman"/>
@@ -7478,6 +7554,7 @@
           <w:sz w:val="28"/>
           <w:szCs w:val="28"/>
         </w:rPr>
+        <w:lastRenderedPageBreak/>
         <w:t xml:space="preserve">Remaining Revenue Opportunity = </w:t>
       </w:r>
       <w:r>
@@ -7823,6 +7900,24 @@
     </w:p>
     <w:p>
       <w:pPr>
+        <w:rPr>
+          <w:rFonts w:ascii="Times New Roman" w:hAnsi="Times New Roman"/>
+          <w:sz w:val="28"/>
+          <w:szCs w:val="28"/>
+        </w:rPr>
+      </w:pPr>
+    </w:p>
+    <w:p>
+      <w:pPr>
+        <w:rPr>
+          <w:rFonts w:ascii="Times New Roman" w:hAnsi="Times New Roman"/>
+          <w:sz w:val="28"/>
+          <w:szCs w:val="28"/>
+        </w:rPr>
+      </w:pPr>
+    </w:p>
+    <w:p>
+      <w:pPr>
         <w:jc w:val="center"/>
         <w:rPr>
           <w:rFonts w:ascii="Times New Roman" w:hAnsi="Times New Roman"/>
@@ -8237,7 +8332,25 @@
           <w:sz w:val="28"/>
           <w:szCs w:val="28"/>
         </w:rPr>
-        <w:t xml:space="preserve">Interactive dashboards using Plotly or Power BI </w:t>
+        <w:t xml:space="preserve">Interactive dashboards using </w:t>
+      </w:r>
+      <w:proofErr w:type="spellStart"/>
+      <w:r>
+        <w:rPr>
+          <w:rFonts w:ascii="Times New Roman" w:hAnsi="Times New Roman"/>
+          <w:sz w:val="28"/>
+          <w:szCs w:val="28"/>
+        </w:rPr>
+        <w:t>Plotly</w:t>
+      </w:r>
+      <w:proofErr w:type="spellEnd"/>
+      <w:r>
+        <w:rPr>
+          <w:rFonts w:ascii="Times New Roman" w:hAnsi="Times New Roman"/>
+          <w:sz w:val="28"/>
+          <w:szCs w:val="28"/>
+        </w:rPr>
+        <w:t xml:space="preserve"> or Power BI </w:t>
       </w:r>
     </w:p>
     <w:p>
@@ -8784,7 +8897,7 @@
       </w:pPr>
     </w:p>
     <w:sectPr>
-      <w:footerReference w:type="default" r:id="rId11"/>
+      <w:footerReference w:type="default" r:id="rId12"/>
       <w:pgSz w:w="12240" w:h="15840"/>
       <w:pgMar w:top="1440" w:right="1440" w:bottom="1440" w:left="1440" w:header="720" w:footer="720" w:gutter="0"/>
       <w:pgNumType w:start="1"/>

--- a/PYTHON SYNTHAX.docx
+++ b/PYTHON SYNTHAX.docx
@@ -629,25 +629,7 @@
           <w:sz w:val="28"/>
           <w:szCs w:val="28"/>
         </w:rPr>
-        <w:t xml:space="preserve">My heartfelt thanks go to my family for their encouragement and support throughout this journey. I also wish to express my sincere gratitude to Mr. Samuel A. Misojeun, my instructor at </w:t>
-      </w:r>
-      <w:proofErr w:type="spellStart"/>
-      <w:r>
-        <w:rPr>
-          <w:rFonts w:ascii="Times New Roman" w:hAnsi="Times New Roman"/>
-          <w:sz w:val="28"/>
-          <w:szCs w:val="28"/>
-        </w:rPr>
-        <w:t>ValueMax</w:t>
-      </w:r>
-      <w:proofErr w:type="spellEnd"/>
-      <w:r>
-        <w:rPr>
-          <w:rFonts w:ascii="Times New Roman" w:hAnsi="Times New Roman"/>
-          <w:sz w:val="28"/>
-          <w:szCs w:val="28"/>
-        </w:rPr>
-        <w:t xml:space="preserve"> Coders Hub for his invaluable guidance and support.</w:t>
+        <w:t>My heartfelt thanks go to my family for their encouragement and support throughout this journey. I also wish to express my sincere gratitude to Mr. Samuel A. Misojeun, my instructor at ValueMax Coders Hub for his invaluable guidance and support.</w:t>
       </w:r>
     </w:p>
     <w:p>
@@ -940,7 +922,17 @@
           <w:sz w:val="28"/>
           <w:szCs w:val="28"/>
         </w:rPr>
-        <w:t xml:space="preserve"> Inventory Management, Python, Data Visualization, Sales Analytics, Business Intelligence, Profit Analysis, Stock Monitoring.</w:t>
+        <w:t xml:space="preserve"> Inventory Management, Python, Data Visualization, Sales Analytics, Business Intelligence</w:t>
+      </w:r>
+      <w:r>
+        <w:rPr>
+          <w:rFonts w:ascii="Times New Roman" w:hAnsi="Times New Roman"/>
+          <w:i/>
+          <w:iCs/>
+          <w:sz w:val="28"/>
+          <w:szCs w:val="28"/>
+        </w:rPr>
+        <w:t>.</w:t>
       </w:r>
     </w:p>
     <w:p>
@@ -1860,7 +1852,94 @@
           <w:szCs w:val="28"/>
         </w:rPr>
         <w:tab/>
-      </w:r>
+        <w:t>Background of the Study</w:t>
+      </w:r>
+    </w:p>
+    <w:p>
+      <w:pPr>
+        <w:rPr>
+          <w:rFonts w:ascii="Times New Roman" w:hAnsi="Times New Roman"/>
+          <w:sz w:val="28"/>
+          <w:szCs w:val="28"/>
+        </w:rPr>
+      </w:pPr>
+      <w:r>
+        <w:rPr>
+          <w:rFonts w:ascii="Times New Roman" w:hAnsi="Times New Roman"/>
+          <w:sz w:val="28"/>
+          <w:szCs w:val="28"/>
+        </w:rPr>
+        <w:t>Inventory constitutes one of the largest investments in most commercial organizations. Effective inventory management ensures that products are available when customers demand them while minimizing storage costs and reducing excess stock.</w:t>
+      </w:r>
+    </w:p>
+    <w:p>
+      <w:pPr>
+        <w:rPr>
+          <w:rFonts w:ascii="Times New Roman" w:hAnsi="Times New Roman"/>
+          <w:sz w:val="28"/>
+          <w:szCs w:val="28"/>
+        </w:rPr>
+      </w:pPr>
+      <w:r>
+        <w:rPr>
+          <w:rFonts w:ascii="Times New Roman" w:hAnsi="Times New Roman"/>
+          <w:sz w:val="28"/>
+          <w:szCs w:val="28"/>
+        </w:rPr>
+        <w:t>Traditional inventory systems often depend on handwritten records or spreadsheet applications that are prone to data duplication, calculation errors, and delayed reporting. As businesses expand, manual methods become increasingly inefficient, resulting in inaccurate stock records, revenue losses, and poor decision-making.</w:t>
+      </w:r>
+    </w:p>
+    <w:p>
+      <w:pPr>
+        <w:rPr>
+          <w:rFonts w:ascii="Times New Roman" w:hAnsi="Times New Roman"/>
+          <w:sz w:val="28"/>
+          <w:szCs w:val="28"/>
+        </w:rPr>
+      </w:pPr>
+      <w:r>
+        <w:rPr>
+          <w:rFonts w:ascii="Times New Roman" w:hAnsi="Times New Roman"/>
+          <w:sz w:val="28"/>
+          <w:szCs w:val="28"/>
+        </w:rPr>
+        <w:t>Advancements in information technology have enabled the development of intelligent inventory systems capable of automating stock monitoring, sales recording, financial calculations, and performance reporting. These systems provide managers with accurate, real-time information that facilitates effective planning and resource allocation.</w:t>
+      </w:r>
+    </w:p>
+    <w:p>
+      <w:pPr>
+        <w:rPr>
+          <w:rFonts w:ascii="Times New Roman" w:hAnsi="Times New Roman"/>
+          <w:sz w:val="28"/>
+          <w:szCs w:val="28"/>
+        </w:rPr>
+      </w:pPr>
+      <w:r>
+        <w:rPr>
+          <w:rFonts w:ascii="Times New Roman" w:hAnsi="Times New Roman"/>
+          <w:sz w:val="28"/>
+          <w:szCs w:val="28"/>
+        </w:rPr>
+        <w:t>This project develops a Smart Inventory Management System capable of automatically tracking inventory, computing profits and income, issuing stock alerts, and presenting business performance through graphical dashboards.</w:t>
+      </w:r>
+    </w:p>
+    <w:p>
+      <w:pPr>
+        <w:rPr>
+          <w:rFonts w:ascii="Times New Roman" w:hAnsi="Times New Roman"/>
+          <w:sz w:val="28"/>
+          <w:szCs w:val="28"/>
+        </w:rPr>
+      </w:pPr>
+    </w:p>
+    <w:p>
+      <w:pPr>
+        <w:rPr>
+          <w:rFonts w:ascii="Times New Roman" w:hAnsi="Times New Roman"/>
+          <w:sz w:val="28"/>
+          <w:szCs w:val="28"/>
+        </w:rPr>
+      </w:pPr>
       <w:r>
         <w:rPr>
           <w:rFonts w:ascii="Times New Roman" w:hAnsi="Times New Roman"/>
@@ -1869,94 +1948,8 @@
           <w:sz w:val="28"/>
           <w:szCs w:val="28"/>
         </w:rPr>
-        <w:t>Background of the Study</w:t>
-      </w:r>
-    </w:p>
-    <w:p>
-      <w:pPr>
-        <w:rPr>
-          <w:rFonts w:ascii="Times New Roman" w:hAnsi="Times New Roman"/>
-          <w:sz w:val="28"/>
-          <w:szCs w:val="28"/>
-        </w:rPr>
-      </w:pPr>
-      <w:r>
-        <w:rPr>
-          <w:rFonts w:ascii="Times New Roman" w:hAnsi="Times New Roman"/>
-          <w:sz w:val="28"/>
-          <w:szCs w:val="28"/>
-        </w:rPr>
-        <w:t>Inventory constitutes one of the largest investments in most commercial organizations. Effective inventory management ensures that products are available when customers demand them while minimizing storage costs and reducing excess stock.</w:t>
-      </w:r>
-    </w:p>
-    <w:p>
-      <w:pPr>
-        <w:rPr>
-          <w:rFonts w:ascii="Times New Roman" w:hAnsi="Times New Roman"/>
-          <w:sz w:val="28"/>
-          <w:szCs w:val="28"/>
-        </w:rPr>
-      </w:pPr>
-      <w:r>
-        <w:rPr>
-          <w:rFonts w:ascii="Times New Roman" w:hAnsi="Times New Roman"/>
-          <w:sz w:val="28"/>
-          <w:szCs w:val="28"/>
-        </w:rPr>
-        <w:t>Traditional inventory systems often depend on handwritten records or spreadsheet applications that are prone to data duplication, calculation errors, and delayed reporting. As businesses expand, manual methods become increasingly inefficient, resulting in inaccurate stock records, revenue losses, and poor decision-making.</w:t>
-      </w:r>
-    </w:p>
-    <w:p>
-      <w:pPr>
-        <w:rPr>
-          <w:rFonts w:ascii="Times New Roman" w:hAnsi="Times New Roman"/>
-          <w:sz w:val="28"/>
-          <w:szCs w:val="28"/>
-        </w:rPr>
-      </w:pPr>
-      <w:r>
-        <w:rPr>
-          <w:rFonts w:ascii="Times New Roman" w:hAnsi="Times New Roman"/>
-          <w:sz w:val="28"/>
-          <w:szCs w:val="28"/>
-        </w:rPr>
-        <w:t>Advancements in information technology have enabled the development of intelligent inventory systems capable of automating stock monitoring, sales recording, financial calculations, and performance reporting. These systems provide managers with accurate, real-time information that facilitates effective planning and resource allocation.</w:t>
-      </w:r>
-    </w:p>
-    <w:p>
-      <w:pPr>
-        <w:rPr>
-          <w:rFonts w:ascii="Times New Roman" w:hAnsi="Times New Roman"/>
-          <w:sz w:val="28"/>
-          <w:szCs w:val="28"/>
-        </w:rPr>
-      </w:pPr>
-      <w:r>
-        <w:rPr>
-          <w:rFonts w:ascii="Times New Roman" w:hAnsi="Times New Roman"/>
-          <w:sz w:val="28"/>
-          <w:szCs w:val="28"/>
-        </w:rPr>
-        <w:t>This project develops a Smart Inventory Management System capable of automatically tracking inventory, computing profits and income, issuing stock alerts, and presenting business performance through graphical dashboards.</w:t>
-      </w:r>
-    </w:p>
-    <w:p>
-      <w:pPr>
-        <w:rPr>
-          <w:rFonts w:ascii="Times New Roman" w:hAnsi="Times New Roman"/>
-          <w:sz w:val="28"/>
-          <w:szCs w:val="28"/>
-        </w:rPr>
-      </w:pPr>
-    </w:p>
-    <w:p>
-      <w:pPr>
-        <w:rPr>
-          <w:rFonts w:ascii="Times New Roman" w:hAnsi="Times New Roman"/>
-          <w:sz w:val="28"/>
-          <w:szCs w:val="28"/>
-        </w:rPr>
-      </w:pPr>
+        <w:t xml:space="preserve">1.2 </w:t>
+      </w:r>
       <w:r>
         <w:rPr>
           <w:rFonts w:ascii="Times New Roman" w:hAnsi="Times New Roman"/>
@@ -1965,26 +1958,7 @@
           <w:sz w:val="28"/>
           <w:szCs w:val="28"/>
         </w:rPr>
-        <w:t xml:space="preserve">1.2 </w:t>
-      </w:r>
-      <w:r>
-        <w:rPr>
-          <w:rFonts w:ascii="Times New Roman" w:hAnsi="Times New Roman"/>
-          <w:b/>
-          <w:bCs/>
-          <w:sz w:val="28"/>
-          <w:szCs w:val="28"/>
-        </w:rPr>
         <w:tab/>
-      </w:r>
-      <w:r>
-        <w:rPr>
-          <w:rFonts w:ascii="Times New Roman" w:hAnsi="Times New Roman"/>
-          <w:b/>
-          <w:bCs/>
-          <w:sz w:val="28"/>
-          <w:szCs w:val="28"/>
-        </w:rPr>
         <w:t>Problem Statement</w:t>
       </w:r>
     </w:p>
@@ -2206,7 +2180,43 @@
           <w:szCs w:val="28"/>
         </w:rPr>
         <w:tab/>
-      </w:r>
+        <w:t xml:space="preserve"> Aim of the Study</w:t>
+      </w:r>
+    </w:p>
+    <w:p>
+      <w:pPr>
+        <w:rPr>
+          <w:rFonts w:ascii="Times New Roman" w:hAnsi="Times New Roman"/>
+          <w:sz w:val="28"/>
+          <w:szCs w:val="28"/>
+        </w:rPr>
+      </w:pPr>
+      <w:r>
+        <w:rPr>
+          <w:rFonts w:ascii="Times New Roman" w:hAnsi="Times New Roman"/>
+          <w:sz w:val="28"/>
+          <w:szCs w:val="28"/>
+        </w:rPr>
+        <w:t>To develop a Smart Inventory Management System that automates inventory control, sales analysis, financial reporting, and visualization using Python.</w:t>
+      </w:r>
+    </w:p>
+    <w:p>
+      <w:pPr>
+        <w:rPr>
+          <w:rFonts w:ascii="Times New Roman" w:hAnsi="Times New Roman"/>
+          <w:sz w:val="28"/>
+          <w:szCs w:val="28"/>
+        </w:rPr>
+      </w:pPr>
+    </w:p>
+    <w:p>
+      <w:pPr>
+        <w:rPr>
+          <w:rFonts w:ascii="Times New Roman" w:hAnsi="Times New Roman"/>
+          <w:sz w:val="28"/>
+          <w:szCs w:val="28"/>
+        </w:rPr>
+      </w:pPr>
       <w:r>
         <w:rPr>
           <w:rFonts w:ascii="Times New Roman" w:hAnsi="Times New Roman"/>
@@ -2215,43 +2225,8 @@
           <w:sz w:val="28"/>
           <w:szCs w:val="28"/>
         </w:rPr>
-        <w:t xml:space="preserve"> Aim of the Study</w:t>
-      </w:r>
-    </w:p>
-    <w:p>
-      <w:pPr>
-        <w:rPr>
-          <w:rFonts w:ascii="Times New Roman" w:hAnsi="Times New Roman"/>
-          <w:sz w:val="28"/>
-          <w:szCs w:val="28"/>
-        </w:rPr>
-      </w:pPr>
-      <w:r>
-        <w:rPr>
-          <w:rFonts w:ascii="Times New Roman" w:hAnsi="Times New Roman"/>
-          <w:sz w:val="28"/>
-          <w:szCs w:val="28"/>
-        </w:rPr>
-        <w:t>To develop a Smart Inventory Management System that automates inventory control, sales analysis, financial reporting, and visualization using Python.</w:t>
-      </w:r>
-    </w:p>
-    <w:p>
-      <w:pPr>
-        <w:rPr>
-          <w:rFonts w:ascii="Times New Roman" w:hAnsi="Times New Roman"/>
-          <w:sz w:val="28"/>
-          <w:szCs w:val="28"/>
-        </w:rPr>
-      </w:pPr>
-    </w:p>
-    <w:p>
-      <w:pPr>
-        <w:rPr>
-          <w:rFonts w:ascii="Times New Roman" w:hAnsi="Times New Roman"/>
-          <w:sz w:val="28"/>
-          <w:szCs w:val="28"/>
-        </w:rPr>
-      </w:pPr>
+        <w:t>1.4</w:t>
+      </w:r>
       <w:r>
         <w:rPr>
           <w:rFonts w:ascii="Times New Roman" w:hAnsi="Times New Roman"/>
@@ -2260,26 +2235,7 @@
           <w:sz w:val="28"/>
           <w:szCs w:val="28"/>
         </w:rPr>
-        <w:t>1.4</w:t>
-      </w:r>
-      <w:r>
-        <w:rPr>
-          <w:rFonts w:ascii="Times New Roman" w:hAnsi="Times New Roman"/>
-          <w:b/>
-          <w:bCs/>
-          <w:sz w:val="28"/>
-          <w:szCs w:val="28"/>
-        </w:rPr>
         <w:tab/>
-      </w:r>
-      <w:r>
-        <w:rPr>
-          <w:rFonts w:ascii="Times New Roman" w:hAnsi="Times New Roman"/>
-          <w:b/>
-          <w:bCs/>
-          <w:sz w:val="28"/>
-          <w:szCs w:val="28"/>
-        </w:rPr>
         <w:t xml:space="preserve"> Objectives</w:t>
       </w:r>
     </w:p>
@@ -2525,15 +2481,6 @@
           <w:szCs w:val="28"/>
         </w:rPr>
         <w:tab/>
-      </w:r>
-      <w:r>
-        <w:rPr>
-          <w:rFonts w:ascii="Times New Roman" w:hAnsi="Times New Roman"/>
-          <w:b/>
-          <w:bCs/>
-          <w:sz w:val="28"/>
-          <w:szCs w:val="28"/>
-        </w:rPr>
         <w:t>Significance of the Study</w:t>
       </w:r>
     </w:p>
@@ -2839,15 +2786,6 @@
           <w:szCs w:val="28"/>
         </w:rPr>
         <w:tab/>
-      </w:r>
-      <w:r>
-        <w:rPr>
-          <w:rFonts w:ascii="Times New Roman" w:hAnsi="Times New Roman"/>
-          <w:b/>
-          <w:bCs/>
-          <w:sz w:val="28"/>
-          <w:szCs w:val="28"/>
-        </w:rPr>
         <w:t>Scope</w:t>
       </w:r>
     </w:p>
@@ -3061,15 +2999,6 @@
           <w:szCs w:val="28"/>
         </w:rPr>
         <w:tab/>
-      </w:r>
-      <w:r>
-        <w:rPr>
-          <w:rFonts w:ascii="Times New Roman" w:hAnsi="Times New Roman"/>
-          <w:b/>
-          <w:bCs/>
-          <w:sz w:val="28"/>
-          <w:szCs w:val="28"/>
-        </w:rPr>
         <w:t>Limitations</w:t>
       </w:r>
     </w:p>
@@ -3401,7 +3330,60 @@
           <w:szCs w:val="28"/>
         </w:rPr>
         <w:tab/>
-      </w:r>
+        <w:t>Inventory Management</w:t>
+      </w:r>
+    </w:p>
+    <w:p>
+      <w:pPr>
+        <w:rPr>
+          <w:rFonts w:ascii="Times New Roman" w:hAnsi="Times New Roman"/>
+          <w:sz w:val="28"/>
+          <w:szCs w:val="28"/>
+        </w:rPr>
+      </w:pPr>
+      <w:r>
+        <w:rPr>
+          <w:rFonts w:ascii="Times New Roman" w:hAnsi="Times New Roman"/>
+          <w:sz w:val="28"/>
+          <w:szCs w:val="28"/>
+        </w:rPr>
+        <w:t>Inventory management refers to planning, controlling, storing, and tracking goods to satisfy customer demand while minimizing operational costs.</w:t>
+      </w:r>
+    </w:p>
+    <w:p>
+      <w:pPr>
+        <w:rPr>
+          <w:rFonts w:ascii="Times New Roman" w:hAnsi="Times New Roman"/>
+          <w:sz w:val="28"/>
+          <w:szCs w:val="28"/>
+        </w:rPr>
+      </w:pPr>
+      <w:r>
+        <w:rPr>
+          <w:rFonts w:ascii="Times New Roman" w:hAnsi="Times New Roman"/>
+          <w:sz w:val="28"/>
+          <w:szCs w:val="28"/>
+        </w:rPr>
+        <w:t>According to Chopra and Meindl (Supply Chain Management), inventory management balances customer service and inventory investment.</w:t>
+      </w:r>
+    </w:p>
+    <w:p>
+      <w:pPr>
+        <w:rPr>
+          <w:rFonts w:ascii="Times New Roman" w:hAnsi="Times New Roman"/>
+          <w:sz w:val="28"/>
+          <w:szCs w:val="28"/>
+        </w:rPr>
+      </w:pPr>
+    </w:p>
+    <w:p>
+      <w:pPr>
+        <w:rPr>
+          <w:rFonts w:ascii="Times New Roman" w:hAnsi="Times New Roman"/>
+          <w:sz w:val="28"/>
+          <w:szCs w:val="28"/>
+        </w:rPr>
+      </w:pPr>
       <w:r>
         <w:rPr>
           <w:rFonts w:ascii="Times New Roman" w:hAnsi="Times New Roman"/>
@@ -3410,60 +3392,8 @@
           <w:sz w:val="28"/>
           <w:szCs w:val="28"/>
         </w:rPr>
-        <w:t>Inventory Management</w:t>
-      </w:r>
-    </w:p>
-    <w:p>
-      <w:pPr>
-        <w:rPr>
-          <w:rFonts w:ascii="Times New Roman" w:hAnsi="Times New Roman"/>
-          <w:sz w:val="28"/>
-          <w:szCs w:val="28"/>
-        </w:rPr>
-      </w:pPr>
-      <w:r>
-        <w:rPr>
-          <w:rFonts w:ascii="Times New Roman" w:hAnsi="Times New Roman"/>
-          <w:sz w:val="28"/>
-          <w:szCs w:val="28"/>
-        </w:rPr>
-        <w:t>Inventory management refers to planning, controlling, storing, and tracking goods to satisfy customer demand while minimizing operational costs.</w:t>
-      </w:r>
-    </w:p>
-    <w:p>
-      <w:pPr>
-        <w:rPr>
-          <w:rFonts w:ascii="Times New Roman" w:hAnsi="Times New Roman"/>
-          <w:sz w:val="28"/>
-          <w:szCs w:val="28"/>
-        </w:rPr>
-      </w:pPr>
-      <w:r>
-        <w:rPr>
-          <w:rFonts w:ascii="Times New Roman" w:hAnsi="Times New Roman"/>
-          <w:sz w:val="28"/>
-          <w:szCs w:val="28"/>
-        </w:rPr>
-        <w:t>According to Chopra and Meindl (Supply Chain Management), inventory management balances customer service and inventory investment.</w:t>
-      </w:r>
-    </w:p>
-    <w:p>
-      <w:pPr>
-        <w:rPr>
-          <w:rFonts w:ascii="Times New Roman" w:hAnsi="Times New Roman"/>
-          <w:sz w:val="28"/>
-          <w:szCs w:val="28"/>
-        </w:rPr>
-      </w:pPr>
-    </w:p>
-    <w:p>
-      <w:pPr>
-        <w:rPr>
-          <w:rFonts w:ascii="Times New Roman" w:hAnsi="Times New Roman"/>
-          <w:sz w:val="28"/>
-          <w:szCs w:val="28"/>
-        </w:rPr>
-      </w:pPr>
+        <w:t>2.2</w:t>
+      </w:r>
       <w:r>
         <w:rPr>
           <w:rFonts w:ascii="Times New Roman" w:hAnsi="Times New Roman"/>
@@ -3472,26 +3402,7 @@
           <w:sz w:val="28"/>
           <w:szCs w:val="28"/>
         </w:rPr>
-        <w:t>2.2</w:t>
-      </w:r>
-      <w:r>
-        <w:rPr>
-          <w:rFonts w:ascii="Times New Roman" w:hAnsi="Times New Roman"/>
-          <w:b/>
-          <w:bCs/>
-          <w:sz w:val="28"/>
-          <w:szCs w:val="28"/>
-        </w:rPr>
         <w:tab/>
-      </w:r>
-      <w:r>
-        <w:rPr>
-          <w:rFonts w:ascii="Times New Roman" w:hAnsi="Times New Roman"/>
-          <w:b/>
-          <w:bCs/>
-          <w:sz w:val="28"/>
-          <w:szCs w:val="28"/>
-        </w:rPr>
         <w:t xml:space="preserve"> Traditional Inventory Systems</w:t>
       </w:r>
     </w:p>
@@ -3772,15 +3683,6 @@
           <w:szCs w:val="28"/>
         </w:rPr>
         <w:tab/>
-      </w:r>
-      <w:r>
-        <w:rPr>
-          <w:rFonts w:ascii="Times New Roman" w:hAnsi="Times New Roman"/>
-          <w:b/>
-          <w:bCs/>
-          <w:sz w:val="28"/>
-          <w:szCs w:val="28"/>
-        </w:rPr>
         <w:t xml:space="preserve"> Computerized Inventory Systems</w:t>
       </w:r>
     </w:p>
@@ -4022,15 +3924,6 @@
           <w:szCs w:val="28"/>
         </w:rPr>
         <w:tab/>
-      </w:r>
-      <w:r>
-        <w:rPr>
-          <w:rFonts w:ascii="Times New Roman" w:hAnsi="Times New Roman"/>
-          <w:b/>
-          <w:bCs/>
-          <w:sz w:val="28"/>
-          <w:szCs w:val="28"/>
-        </w:rPr>
         <w:t>Data Visualization</w:t>
       </w:r>
     </w:p>
@@ -4205,15 +4098,6 @@
           <w:szCs w:val="28"/>
         </w:rPr>
         <w:tab/>
-      </w:r>
-      <w:r>
-        <w:rPr>
-          <w:rFonts w:ascii="Times New Roman" w:hAnsi="Times New Roman"/>
-          <w:b/>
-          <w:bCs/>
-          <w:sz w:val="28"/>
-          <w:szCs w:val="28"/>
-        </w:rPr>
         <w:t>Business Intelligence</w:t>
       </w:r>
     </w:p>
@@ -4372,15 +4256,6 @@
           <w:szCs w:val="28"/>
         </w:rPr>
         <w:tab/>
-      </w:r>
-      <w:r>
-        <w:rPr>
-          <w:rFonts w:ascii="Times New Roman" w:hAnsi="Times New Roman"/>
-          <w:b/>
-          <w:bCs/>
-          <w:sz w:val="28"/>
-          <w:szCs w:val="28"/>
-        </w:rPr>
         <w:t xml:space="preserve"> Python for Inventory Management</w:t>
       </w:r>
     </w:p>
@@ -4622,15 +4497,6 @@
           <w:szCs w:val="28"/>
         </w:rPr>
         <w:tab/>
-      </w:r>
-      <w:r>
-        <w:rPr>
-          <w:rFonts w:ascii="Times New Roman" w:hAnsi="Times New Roman"/>
-          <w:b/>
-          <w:bCs/>
-          <w:sz w:val="28"/>
-          <w:szCs w:val="28"/>
-        </w:rPr>
         <w:t>Related Works</w:t>
       </w:r>
     </w:p>
@@ -4980,15 +4846,6 @@
           <w:szCs w:val="28"/>
         </w:rPr>
         <w:tab/>
-      </w:r>
-      <w:r>
-        <w:rPr>
-          <w:rFonts w:ascii="Times New Roman" w:hAnsi="Times New Roman"/>
-          <w:b/>
-          <w:bCs/>
-          <w:sz w:val="28"/>
-          <w:szCs w:val="28"/>
-        </w:rPr>
         <w:t>Research Method</w:t>
       </w:r>
     </w:p>
@@ -5159,15 +5016,6 @@
           <w:szCs w:val="28"/>
         </w:rPr>
         <w:tab/>
-      </w:r>
-      <w:r>
-        <w:rPr>
-          <w:rFonts w:ascii="Times New Roman" w:hAnsi="Times New Roman"/>
-          <w:b/>
-          <w:bCs/>
-          <w:sz w:val="28"/>
-          <w:szCs w:val="28"/>
-        </w:rPr>
         <w:t xml:space="preserve"> System Architecture</w:t>
       </w:r>
     </w:p>
@@ -5185,15 +5033,7 @@
           <w:sz w:val="28"/>
           <w:szCs w:val="28"/>
         </w:rPr>
-        <w:t>User</w:t>
-      </w:r>
-      <w:r>
-        <w:rPr>
-          <w:rFonts w:ascii="Times New Roman" w:hAnsi="Times New Roman"/>
-          <w:sz w:val="28"/>
-          <w:szCs w:val="28"/>
-        </w:rPr>
-        <w:t xml:space="preserve">  </w:t>
+        <w:t xml:space="preserve">User  </w:t>
       </w:r>
       <w:r>
         <w:rPr>
@@ -5209,23 +5049,7 @@
           <w:sz w:val="28"/>
           <w:szCs w:val="28"/>
         </w:rPr>
-        <w:t xml:space="preserve"> </w:t>
-      </w:r>
-      <w:r>
-        <w:rPr>
-          <w:rFonts w:ascii="Times New Roman" w:hAnsi="Times New Roman"/>
-          <w:sz w:val="28"/>
-          <w:szCs w:val="28"/>
-        </w:rPr>
-        <w:t>Inventory Database</w:t>
-      </w:r>
-      <w:r>
-        <w:rPr>
-          <w:rFonts w:ascii="Times New Roman" w:hAnsi="Times New Roman"/>
-          <w:sz w:val="28"/>
-          <w:szCs w:val="28"/>
-        </w:rPr>
-        <w:t xml:space="preserve"> </w:t>
+        <w:t xml:space="preserve"> Inventory Database </w:t>
       </w:r>
       <w:r>
         <w:rPr>
@@ -5241,23 +5065,7 @@
           <w:sz w:val="28"/>
           <w:szCs w:val="28"/>
         </w:rPr>
-        <w:t xml:space="preserve"> </w:t>
-      </w:r>
-      <w:r>
-        <w:rPr>
-          <w:rFonts w:ascii="Times New Roman" w:hAnsi="Times New Roman"/>
-          <w:sz w:val="28"/>
-          <w:szCs w:val="28"/>
-        </w:rPr>
-        <w:t>Python Processing Engine</w:t>
-      </w:r>
-      <w:r>
-        <w:rPr>
-          <w:rFonts w:ascii="Times New Roman" w:hAnsi="Times New Roman"/>
-          <w:sz w:val="28"/>
-          <w:szCs w:val="28"/>
-        </w:rPr>
-        <w:t xml:space="preserve"> </w:t>
+        <w:t xml:space="preserve"> Python Processing Engine </w:t>
       </w:r>
       <w:r>
         <w:rPr>
@@ -5273,23 +5081,7 @@
           <w:sz w:val="28"/>
           <w:szCs w:val="28"/>
         </w:rPr>
-        <w:t xml:space="preserve"> </w:t>
-      </w:r>
-      <w:r>
-        <w:rPr>
-          <w:rFonts w:ascii="Times New Roman" w:hAnsi="Times New Roman"/>
-          <w:sz w:val="28"/>
-          <w:szCs w:val="28"/>
-        </w:rPr>
-        <w:t>Sales Module</w:t>
-      </w:r>
-      <w:r>
-        <w:rPr>
-          <w:rFonts w:ascii="Times New Roman" w:hAnsi="Times New Roman"/>
-          <w:sz w:val="28"/>
-          <w:szCs w:val="28"/>
-        </w:rPr>
-        <w:t xml:space="preserve"> </w:t>
+        <w:t xml:space="preserve"> Sales Module </w:t>
       </w:r>
       <w:r>
         <w:rPr>
@@ -5305,23 +5097,7 @@
           <w:sz w:val="28"/>
           <w:szCs w:val="28"/>
         </w:rPr>
-        <w:t xml:space="preserve"> </w:t>
-      </w:r>
-      <w:r>
-        <w:rPr>
-          <w:rFonts w:ascii="Times New Roman" w:hAnsi="Times New Roman"/>
-          <w:sz w:val="28"/>
-          <w:szCs w:val="28"/>
-        </w:rPr>
-        <w:t>Profit Calculation</w:t>
-      </w:r>
-      <w:r>
-        <w:rPr>
-          <w:rFonts w:ascii="Times New Roman" w:hAnsi="Times New Roman"/>
-          <w:sz w:val="28"/>
-          <w:szCs w:val="28"/>
-        </w:rPr>
-        <w:t xml:space="preserve"> </w:t>
+        <w:t xml:space="preserve"> Profit Calculation </w:t>
       </w:r>
       <w:r>
         <w:rPr>
@@ -5337,23 +5113,7 @@
           <w:sz w:val="28"/>
           <w:szCs w:val="28"/>
         </w:rPr>
-        <w:t xml:space="preserve"> </w:t>
-      </w:r>
-      <w:r>
-        <w:rPr>
-          <w:rFonts w:ascii="Times New Roman" w:hAnsi="Times New Roman"/>
-          <w:sz w:val="28"/>
-          <w:szCs w:val="28"/>
-        </w:rPr>
-        <w:t>Income Calculation</w:t>
-      </w:r>
-      <w:r>
-        <w:rPr>
-          <w:rFonts w:ascii="Times New Roman" w:hAnsi="Times New Roman"/>
-          <w:sz w:val="28"/>
-          <w:szCs w:val="28"/>
-        </w:rPr>
-        <w:t xml:space="preserve"> </w:t>
+        <w:t xml:space="preserve"> Income Calculation </w:t>
       </w:r>
       <w:r>
         <w:rPr>
@@ -5369,23 +5129,7 @@
           <w:sz w:val="28"/>
           <w:szCs w:val="28"/>
         </w:rPr>
-        <w:t xml:space="preserve"> </w:t>
-      </w:r>
-      <w:r>
-        <w:rPr>
-          <w:rFonts w:ascii="Times New Roman" w:hAnsi="Times New Roman"/>
-          <w:sz w:val="28"/>
-          <w:szCs w:val="28"/>
-        </w:rPr>
-        <w:t>Low Stock Detection</w:t>
-      </w:r>
-      <w:r>
-        <w:rPr>
-          <w:rFonts w:ascii="Times New Roman" w:hAnsi="Times New Roman"/>
-          <w:sz w:val="28"/>
-          <w:szCs w:val="28"/>
-        </w:rPr>
-        <w:t xml:space="preserve"> </w:t>
+        <w:t xml:space="preserve"> Low Stock Detection </w:t>
       </w:r>
       <w:r>
         <w:rPr>
@@ -5401,23 +5145,7 @@
           <w:sz w:val="28"/>
           <w:szCs w:val="28"/>
         </w:rPr>
-        <w:t xml:space="preserve"> </w:t>
-      </w:r>
-      <w:r>
-        <w:rPr>
-          <w:rFonts w:ascii="Times New Roman" w:hAnsi="Times New Roman"/>
-          <w:sz w:val="28"/>
-          <w:szCs w:val="28"/>
-        </w:rPr>
-        <w:t>Dashboard Visualization</w:t>
-      </w:r>
-      <w:r>
-        <w:rPr>
-          <w:rFonts w:ascii="Times New Roman" w:hAnsi="Times New Roman"/>
-          <w:sz w:val="28"/>
-          <w:szCs w:val="28"/>
-        </w:rPr>
-        <w:t xml:space="preserve"> </w:t>
+        <w:t xml:space="preserve"> Dashboard Visualization </w:t>
       </w:r>
       <w:r>
         <w:rPr>
@@ -5433,15 +5161,7 @@
           <w:sz w:val="28"/>
           <w:szCs w:val="28"/>
         </w:rPr>
-        <w:t xml:space="preserve"> </w:t>
-      </w:r>
-      <w:r>
-        <w:rPr>
-          <w:rFonts w:ascii="Times New Roman" w:hAnsi="Times New Roman"/>
-          <w:sz w:val="28"/>
-          <w:szCs w:val="28"/>
-        </w:rPr>
-        <w:t>Reports</w:t>
+        <w:t xml:space="preserve"> Reports</w:t>
       </w:r>
     </w:p>
     <w:p>
@@ -5609,15 +5329,7 @@
                 <w:sz w:val="28"/>
                 <w:szCs w:val="28"/>
               </w:rPr>
-              <w:t>P</w:t>
-            </w:r>
-            <w:r>
-              <w:rPr>
-                <w:rFonts w:ascii="Times New Roman" w:hAnsi="Times New Roman"/>
-                <w:sz w:val="28"/>
-                <w:szCs w:val="28"/>
-              </w:rPr>
-              <w:t>andas</w:t>
+              <w:t>Pandas</w:t>
             </w:r>
           </w:p>
         </w:tc>
@@ -5806,9 +5518,46 @@
           <w:sz w:val="28"/>
           <w:szCs w:val="28"/>
         </w:rPr>
-        <w:t xml:space="preserve">3.4 </w:t>
-      </w:r>
-      <w:r>
+        <w:lastRenderedPageBreak/>
+        <w:drawing>
+          <wp:inline distT="0" distB="0" distL="0" distR="0" wp14:anchorId="180A4366" wp14:editId="5C38EB35">
+            <wp:extent cx="5943600" cy="549910"/>
+            <wp:effectExtent l="0" t="0" r="0" b="2540"/>
+            <wp:docPr id="1287046484" name="Picture 1"/>
+            <wp:cNvGraphicFramePr>
+              <a:graphicFrameLocks xmlns:a="http://schemas.openxmlformats.org/drawingml/2006/main" noChangeAspect="1"/>
+            </wp:cNvGraphicFramePr>
+            <a:graphic xmlns:a="http://schemas.openxmlformats.org/drawingml/2006/main">
+              <a:graphicData uri="http://schemas.openxmlformats.org/drawingml/2006/picture">
+                <pic:pic xmlns:pic="http://schemas.openxmlformats.org/drawingml/2006/picture">
+                  <pic:nvPicPr>
+                    <pic:cNvPr id="1287046484" name=""/>
+                    <pic:cNvPicPr/>
+                  </pic:nvPicPr>
+                  <pic:blipFill>
+                    <a:blip r:embed="rId8"/>
+                    <a:stretch>
+                      <a:fillRect/>
+                    </a:stretch>
+                  </pic:blipFill>
+                  <pic:spPr>
+                    <a:xfrm>
+                      <a:off x="0" y="0"/>
+                      <a:ext cx="5943600" cy="549910"/>
+                    </a:xfrm>
+                    <a:prstGeom prst="rect">
+                      <a:avLst/>
+                    </a:prstGeom>
+                  </pic:spPr>
+                </pic:pic>
+              </a:graphicData>
+            </a:graphic>
+          </wp:inline>
+        </w:drawing>
+      </w:r>
+    </w:p>
+    <w:p>
+      <w:pPr>
         <w:rPr>
           <w:rFonts w:ascii="Times New Roman" w:hAnsi="Times New Roman"/>
           <w:b/>
@@ -5816,6 +5565,36 @@
           <w:sz w:val="28"/>
           <w:szCs w:val="28"/>
         </w:rPr>
+      </w:pPr>
+    </w:p>
+    <w:p>
+      <w:pPr>
+        <w:rPr>
+          <w:rFonts w:ascii="Times New Roman" w:hAnsi="Times New Roman"/>
+          <w:b/>
+          <w:bCs/>
+          <w:sz w:val="28"/>
+          <w:szCs w:val="28"/>
+        </w:rPr>
+      </w:pPr>
+      <w:r>
+        <w:rPr>
+          <w:rFonts w:ascii="Times New Roman" w:hAnsi="Times New Roman"/>
+          <w:b/>
+          <w:bCs/>
+          <w:sz w:val="28"/>
+          <w:szCs w:val="28"/>
+        </w:rPr>
+        <w:t xml:space="preserve">3.4 </w:t>
+      </w:r>
+      <w:r>
+        <w:rPr>
+          <w:rFonts w:ascii="Times New Roman" w:hAnsi="Times New Roman"/>
+          <w:b/>
+          <w:bCs/>
+          <w:sz w:val="28"/>
+          <w:szCs w:val="28"/>
+        </w:rPr>
         <w:tab/>
         <w:t>Database Design</w:t>
       </w:r>
@@ -5834,7 +5613,6 @@
           <w:sz w:val="28"/>
           <w:szCs w:val="28"/>
         </w:rPr>
-        <w:lastRenderedPageBreak/>
         <w:t>The inventory table contains:</w:t>
       </w:r>
     </w:p>
@@ -6177,15 +5955,7 @@
                 <w:sz w:val="28"/>
                 <w:szCs w:val="28"/>
               </w:rPr>
-              <w:t>Profi</w:t>
-            </w:r>
-            <w:r>
-              <w:rPr>
-                <w:rFonts w:ascii="Times New Roman" w:hAnsi="Times New Roman"/>
-                <w:sz w:val="28"/>
-                <w:szCs w:val="28"/>
-              </w:rPr>
-              <w:t>t</w:t>
+              <w:t>Profit</w:t>
             </w:r>
           </w:p>
         </w:tc>
@@ -6474,6 +6244,7 @@
           <w:sz w:val="28"/>
           <w:szCs w:val="28"/>
         </w:rPr>
+        <w:lastRenderedPageBreak/>
         <w:t>Sales Module</w:t>
       </w:r>
     </w:p>
@@ -6554,7 +6325,6 @@
           <w:sz w:val="28"/>
           <w:szCs w:val="28"/>
         </w:rPr>
-        <w:lastRenderedPageBreak/>
         <w:t xml:space="preserve">Computing income </w:t>
       </w:r>
     </w:p>
@@ -6695,42 +6465,6 @@
         </w:rPr>
         <w:t>Selling Price × Quantity Sold</w:t>
       </w:r>
-    </w:p>
-    <w:p>
-      <w:pPr>
-        <w:rPr>
-          <w:rFonts w:ascii="Times New Roman" w:hAnsi="Times New Roman"/>
-          <w:sz w:val="28"/>
-          <w:szCs w:val="28"/>
-        </w:rPr>
-      </w:pPr>
-    </w:p>
-    <w:p>
-      <w:pPr>
-        <w:rPr>
-          <w:rFonts w:ascii="Times New Roman" w:hAnsi="Times New Roman"/>
-          <w:sz w:val="28"/>
-          <w:szCs w:val="28"/>
-        </w:rPr>
-      </w:pPr>
-    </w:p>
-    <w:p>
-      <w:pPr>
-        <w:rPr>
-          <w:rFonts w:ascii="Times New Roman" w:hAnsi="Times New Roman"/>
-          <w:sz w:val="28"/>
-          <w:szCs w:val="28"/>
-        </w:rPr>
-      </w:pPr>
-    </w:p>
-    <w:p>
-      <w:pPr>
-        <w:rPr>
-          <w:rFonts w:ascii="Times New Roman" w:hAnsi="Times New Roman"/>
-          <w:sz w:val="28"/>
-          <w:szCs w:val="28"/>
-        </w:rPr>
-      </w:pPr>
     </w:p>
     <w:p>
       <w:pPr>
@@ -6914,15 +6648,6 @@
           <w:szCs w:val="28"/>
         </w:rPr>
         <w:tab/>
-      </w:r>
-      <w:r>
-        <w:rPr>
-          <w:rFonts w:ascii="Times New Roman" w:hAnsi="Times New Roman"/>
-          <w:b/>
-          <w:bCs/>
-          <w:sz w:val="28"/>
-          <w:szCs w:val="28"/>
-        </w:rPr>
         <w:t>Dashboard Analysis</w:t>
       </w:r>
     </w:p>
@@ -6965,7 +6690,23 @@
           <w:sz w:val="28"/>
           <w:szCs w:val="28"/>
         </w:rPr>
-        <w:t xml:space="preserve"> For this set of data,</w:t>
+        <w:t xml:space="preserve"> For this set of data</w:t>
+      </w:r>
+      <w:r>
+        <w:rPr>
+          <w:rFonts w:ascii="Times New Roman" w:hAnsi="Times New Roman"/>
+          <w:sz w:val="28"/>
+          <w:szCs w:val="28"/>
+        </w:rPr>
+        <w:t xml:space="preserve"> gotten from a business store</w:t>
+      </w:r>
+      <w:r>
+        <w:rPr>
+          <w:rFonts w:ascii="Times New Roman" w:hAnsi="Times New Roman"/>
+          <w:sz w:val="28"/>
+          <w:szCs w:val="28"/>
+        </w:rPr>
+        <w:t>,</w:t>
       </w:r>
     </w:p>
     <w:p>
@@ -6985,7 +6726,7 @@
           <w14:ligatures w14:val="standardContextual"/>
         </w:rPr>
         <w:drawing>
-          <wp:inline distT="0" distB="0" distL="0" distR="0" wp14:anchorId="4984D9F2" wp14:editId="3DD99612">
+          <wp:inline distT="0" distB="0" distL="0" distR="0" wp14:anchorId="4984D9F2" wp14:editId="3DAFF80D">
             <wp:extent cx="5943600" cy="1416050"/>
             <wp:effectExtent l="0" t="0" r="0" b="0"/>
             <wp:docPr id="1222787261" name="Picture 4"/>
@@ -7000,7 +6741,7 @@
                     <pic:cNvPicPr/>
                   </pic:nvPicPr>
                   <pic:blipFill>
-                    <a:blip r:embed="rId8" cstate="print">
+                    <a:blip r:embed="rId9" cstate="print">
                       <a:extLst>
                         <a:ext uri="{28A0092B-C50C-407E-A947-70E740481C1C}">
                           <a14:useLocalDpi xmlns:a14="http://schemas.microsoft.com/office/drawing/2010/main" val="0"/>
@@ -7094,7 +6835,7 @@
                     <pic:cNvPicPr/>
                   </pic:nvPicPr>
                   <pic:blipFill>
-                    <a:blip r:embed="rId9">
+                    <a:blip r:embed="rId10">
                       <a:extLst>
                         <a:ext uri="{28A0092B-C50C-407E-A947-70E740481C1C}">
                           <a14:useLocalDpi xmlns:a14="http://schemas.microsoft.com/office/drawing/2010/main" val="0"/>
@@ -7238,17 +6979,7 @@
           <w:szCs w:val="28"/>
         </w:rPr>
         <w:lastRenderedPageBreak/>
-        <w:t xml:space="preserve"> </w:t>
-      </w:r>
-      <w:r>
-        <w:rPr>
-          <w:rFonts w:ascii="Times New Roman" w:hAnsi="Times New Roman"/>
-          <w:b/>
-          <w:bCs/>
-          <w:sz w:val="28"/>
-          <w:szCs w:val="28"/>
-        </w:rPr>
-        <w:t>Profit Analysis</w:t>
+        <w:t xml:space="preserve"> Profit Analysis</w:t>
       </w:r>
     </w:p>
     <w:p>
@@ -7283,7 +7014,7 @@
                     <pic:cNvPicPr/>
                   </pic:nvPicPr>
                   <pic:blipFill>
-                    <a:blip r:embed="rId10">
+                    <a:blip r:embed="rId11">
                       <a:extLst>
                         <a:ext uri="{28A0092B-C50C-407E-A947-70E740481C1C}">
                           <a14:useLocalDpi xmlns:a14="http://schemas.microsoft.com/office/drawing/2010/main" val="0"/>
@@ -7460,7 +7191,7 @@
                     <pic:cNvPicPr/>
                   </pic:nvPicPr>
                   <pic:blipFill>
-                    <a:blip r:embed="rId11">
+                    <a:blip r:embed="rId12">
                       <a:extLst>
                         <a:ext uri="{28A0092B-C50C-407E-A947-70E740481C1C}">
                           <a14:useLocalDpi xmlns:a14="http://schemas.microsoft.com/office/drawing/2010/main" val="0"/>
@@ -7595,22 +7326,11 @@
     </w:p>
     <w:p>
       <w:pPr>
-        <w:rPr>
-          <w:rFonts w:ascii="Times New Roman" w:hAnsi="Times New Roman"/>
-          <w:sz w:val="28"/>
-          <w:szCs w:val="28"/>
-        </w:rPr>
-      </w:pPr>
-    </w:p>
-    <w:p>
-      <w:pPr>
-        <w:rPr>
-          <w:rFonts w:ascii="Times New Roman" w:hAnsi="Times New Roman"/>
-          <w:sz w:val="28"/>
-          <w:szCs w:val="28"/>
-        </w:rPr>
-      </w:pPr>
-      <w:r>
+        <w:pStyle w:val="ListParagraph"/>
+        <w:numPr>
+          <w:ilvl w:val="0"/>
+          <w:numId w:val="26"/>
+        </w:numPr>
         <w:rPr>
           <w:rFonts w:ascii="Times New Roman" w:hAnsi="Times New Roman"/>
           <w:b/>
@@ -7618,8 +7338,7 @@
           <w:sz w:val="28"/>
           <w:szCs w:val="28"/>
         </w:rPr>
-        <w:t xml:space="preserve">4.2 </w:t>
-      </w:r>
+      </w:pPr>
       <w:r>
         <w:rPr>
           <w:rFonts w:ascii="Times New Roman" w:hAnsi="Times New Roman"/>
@@ -7628,9 +7347,12 @@
           <w:sz w:val="28"/>
           <w:szCs w:val="28"/>
         </w:rPr>
-        <w:tab/>
-      </w:r>
-      <w:r>
+        <w:t>Receipt Generation</w:t>
+      </w:r>
+    </w:p>
+    <w:p>
+      <w:pPr>
+        <w:pStyle w:val="ListParagraph"/>
         <w:rPr>
           <w:rFonts w:ascii="Times New Roman" w:hAnsi="Times New Roman"/>
           <w:b/>
@@ -7638,70 +7360,70 @@
           <w:sz w:val="28"/>
           <w:szCs w:val="28"/>
         </w:rPr>
-        <w:t>Low Stock Alert</w:t>
-      </w:r>
-    </w:p>
-    <w:p>
-      <w:pPr>
-        <w:rPr>
-          <w:rFonts w:ascii="Times New Roman" w:hAnsi="Times New Roman"/>
-          <w:sz w:val="28"/>
-          <w:szCs w:val="28"/>
-        </w:rPr>
-      </w:pPr>
-      <w:r>
-        <w:rPr>
-          <w:rFonts w:ascii="Times New Roman" w:hAnsi="Times New Roman"/>
-          <w:sz w:val="28"/>
-          <w:szCs w:val="28"/>
-        </w:rPr>
-        <w:t>The system automatically identifies products nearing depletion.</w:t>
-      </w:r>
-    </w:p>
-    <w:p>
-      <w:pPr>
-        <w:rPr>
-          <w:rFonts w:ascii="Times New Roman" w:hAnsi="Times New Roman"/>
-          <w:sz w:val="28"/>
-          <w:szCs w:val="28"/>
-        </w:rPr>
-      </w:pPr>
-      <w:r>
-        <w:rPr>
-          <w:rFonts w:ascii="Times New Roman" w:hAnsi="Times New Roman"/>
-          <w:sz w:val="28"/>
-          <w:szCs w:val="28"/>
-        </w:rPr>
-        <w:t>This feature assists businesses in avoiding stock-outs and maintaining continuous product availability.</w:t>
-      </w:r>
-    </w:p>
-    <w:p>
-      <w:pPr>
-        <w:rPr>
-          <w:rFonts w:ascii="Times New Roman" w:hAnsi="Times New Roman"/>
-          <w:sz w:val="28"/>
-          <w:szCs w:val="28"/>
-        </w:rPr>
-      </w:pPr>
-    </w:p>
-    <w:p>
-      <w:pPr>
-        <w:rPr>
-          <w:rFonts w:ascii="Times New Roman" w:hAnsi="Times New Roman"/>
-          <w:sz w:val="28"/>
-          <w:szCs w:val="28"/>
-        </w:rPr>
       </w:pPr>
       <w:r>
         <w:rPr>
           <w:rFonts w:ascii="Times New Roman" w:hAnsi="Times New Roman"/>
           <w:b/>
           <w:bCs/>
-          <w:sz w:val="28"/>
-          <w:szCs w:val="28"/>
-        </w:rPr>
-        <w:t xml:space="preserve">4.3 </w:t>
-      </w:r>
+          <w:noProof/>
+          <w:sz w:val="28"/>
+          <w:szCs w:val="28"/>
+        </w:rPr>
+        <w:drawing>
+          <wp:inline distT="0" distB="0" distL="0" distR="0" wp14:anchorId="7BBB8FB3" wp14:editId="59175EB0">
+            <wp:extent cx="5943600" cy="2404110"/>
+            <wp:effectExtent l="0" t="0" r="0" b="0"/>
+            <wp:docPr id="119350037" name="Picture 1"/>
+            <wp:cNvGraphicFramePr>
+              <a:graphicFrameLocks xmlns:a="http://schemas.openxmlformats.org/drawingml/2006/main" noChangeAspect="1"/>
+            </wp:cNvGraphicFramePr>
+            <a:graphic xmlns:a="http://schemas.openxmlformats.org/drawingml/2006/main">
+              <a:graphicData uri="http://schemas.openxmlformats.org/drawingml/2006/picture">
+                <pic:pic xmlns:pic="http://schemas.openxmlformats.org/drawingml/2006/picture">
+                  <pic:nvPicPr>
+                    <pic:cNvPr id="119350037" name=""/>
+                    <pic:cNvPicPr/>
+                  </pic:nvPicPr>
+                  <pic:blipFill>
+                    <a:blip r:embed="rId13"/>
+                    <a:stretch>
+                      <a:fillRect/>
+                    </a:stretch>
+                  </pic:blipFill>
+                  <pic:spPr>
+                    <a:xfrm>
+                      <a:off x="0" y="0"/>
+                      <a:ext cx="5943600" cy="2404110"/>
+                    </a:xfrm>
+                    <a:prstGeom prst="rect">
+                      <a:avLst/>
+                    </a:prstGeom>
+                  </pic:spPr>
+                </pic:pic>
+              </a:graphicData>
+            </a:graphic>
+          </wp:inline>
+        </w:drawing>
+      </w:r>
+    </w:p>
+    <w:p>
+      <w:pPr>
+        <w:rPr>
+          <w:rFonts w:ascii="Times New Roman" w:hAnsi="Times New Roman"/>
+          <w:sz w:val="28"/>
+          <w:szCs w:val="28"/>
+        </w:rPr>
+      </w:pPr>
+    </w:p>
+    <w:p>
+      <w:pPr>
+        <w:rPr>
+          <w:rFonts w:ascii="Times New Roman" w:hAnsi="Times New Roman"/>
+          <w:sz w:val="28"/>
+          <w:szCs w:val="28"/>
+        </w:rPr>
+      </w:pPr>
       <w:r>
         <w:rPr>
           <w:rFonts w:ascii="Times New Roman" w:hAnsi="Times New Roman"/>
@@ -7710,7 +7432,7 @@
           <w:sz w:val="28"/>
           <w:szCs w:val="28"/>
         </w:rPr>
-        <w:tab/>
+        <w:t xml:space="preserve">4.2 </w:t>
       </w:r>
       <w:r>
         <w:rPr>
@@ -7720,6 +7442,80 @@
           <w:sz w:val="28"/>
           <w:szCs w:val="28"/>
         </w:rPr>
+        <w:tab/>
+        <w:t>Low Stock Alert</w:t>
+      </w:r>
+    </w:p>
+    <w:p>
+      <w:pPr>
+        <w:rPr>
+          <w:rFonts w:ascii="Times New Roman" w:hAnsi="Times New Roman"/>
+          <w:sz w:val="28"/>
+          <w:szCs w:val="28"/>
+        </w:rPr>
+      </w:pPr>
+      <w:r>
+        <w:rPr>
+          <w:rFonts w:ascii="Times New Roman" w:hAnsi="Times New Roman"/>
+          <w:sz w:val="28"/>
+          <w:szCs w:val="28"/>
+        </w:rPr>
+        <w:t>The system automatically identifies products nearing depletion.</w:t>
+      </w:r>
+    </w:p>
+    <w:p>
+      <w:pPr>
+        <w:rPr>
+          <w:rFonts w:ascii="Times New Roman" w:hAnsi="Times New Roman"/>
+          <w:sz w:val="28"/>
+          <w:szCs w:val="28"/>
+        </w:rPr>
+      </w:pPr>
+      <w:r>
+        <w:rPr>
+          <w:rFonts w:ascii="Times New Roman" w:hAnsi="Times New Roman"/>
+          <w:sz w:val="28"/>
+          <w:szCs w:val="28"/>
+        </w:rPr>
+        <w:t>This feature assists businesses in avoiding stock-outs and maintaining continuous product availability.</w:t>
+      </w:r>
+    </w:p>
+    <w:p>
+      <w:pPr>
+        <w:rPr>
+          <w:rFonts w:ascii="Times New Roman" w:hAnsi="Times New Roman"/>
+          <w:sz w:val="28"/>
+          <w:szCs w:val="28"/>
+        </w:rPr>
+      </w:pPr>
+    </w:p>
+    <w:p>
+      <w:pPr>
+        <w:rPr>
+          <w:rFonts w:ascii="Times New Roman" w:hAnsi="Times New Roman"/>
+          <w:sz w:val="28"/>
+          <w:szCs w:val="28"/>
+        </w:rPr>
+      </w:pPr>
+      <w:r>
+        <w:rPr>
+          <w:rFonts w:ascii="Times New Roman" w:hAnsi="Times New Roman"/>
+          <w:b/>
+          <w:bCs/>
+          <w:sz w:val="28"/>
+          <w:szCs w:val="28"/>
+        </w:rPr>
+        <w:t xml:space="preserve">4.3 </w:t>
+      </w:r>
+      <w:r>
+        <w:rPr>
+          <w:rFonts w:ascii="Times New Roman" w:hAnsi="Times New Roman"/>
+          <w:b/>
+          <w:bCs/>
+          <w:sz w:val="28"/>
+          <w:szCs w:val="28"/>
+        </w:rPr>
+        <w:tab/>
         <w:t>Overall Performance</w:t>
       </w:r>
     </w:p>
@@ -7859,8 +7655,144 @@
           <w:sz w:val="28"/>
           <w:szCs w:val="28"/>
         </w:rPr>
+        <w:lastRenderedPageBreak/>
         <w:t>The graphical interface significantly improves managerial decision-making compared with traditional spreadsheet reports.</w:t>
       </w:r>
+    </w:p>
+    <w:p>
+      <w:pPr>
+        <w:rPr>
+          <w:rFonts w:ascii="Times New Roman" w:hAnsi="Times New Roman"/>
+          <w:sz w:val="28"/>
+          <w:szCs w:val="28"/>
+        </w:rPr>
+      </w:pPr>
+    </w:p>
+    <w:p>
+      <w:pPr>
+        <w:rPr>
+          <w:rFonts w:ascii="Times New Roman" w:hAnsi="Times New Roman"/>
+          <w:sz w:val="28"/>
+          <w:szCs w:val="28"/>
+        </w:rPr>
+      </w:pPr>
+    </w:p>
+    <w:p>
+      <w:pPr>
+        <w:rPr>
+          <w:rFonts w:ascii="Times New Roman" w:hAnsi="Times New Roman"/>
+          <w:sz w:val="28"/>
+          <w:szCs w:val="28"/>
+        </w:rPr>
+      </w:pPr>
+    </w:p>
+    <w:p>
+      <w:pPr>
+        <w:rPr>
+          <w:rFonts w:ascii="Times New Roman" w:hAnsi="Times New Roman"/>
+          <w:sz w:val="28"/>
+          <w:szCs w:val="28"/>
+        </w:rPr>
+      </w:pPr>
+    </w:p>
+    <w:p>
+      <w:pPr>
+        <w:rPr>
+          <w:rFonts w:ascii="Times New Roman" w:hAnsi="Times New Roman"/>
+          <w:sz w:val="28"/>
+          <w:szCs w:val="28"/>
+        </w:rPr>
+      </w:pPr>
+    </w:p>
+    <w:p>
+      <w:pPr>
+        <w:rPr>
+          <w:rFonts w:ascii="Times New Roman" w:hAnsi="Times New Roman"/>
+          <w:sz w:val="28"/>
+          <w:szCs w:val="28"/>
+        </w:rPr>
+      </w:pPr>
+    </w:p>
+    <w:p>
+      <w:pPr>
+        <w:rPr>
+          <w:rFonts w:ascii="Times New Roman" w:hAnsi="Times New Roman"/>
+          <w:sz w:val="28"/>
+          <w:szCs w:val="28"/>
+        </w:rPr>
+      </w:pPr>
+    </w:p>
+    <w:p>
+      <w:pPr>
+        <w:rPr>
+          <w:rFonts w:ascii="Times New Roman" w:hAnsi="Times New Roman"/>
+          <w:sz w:val="28"/>
+          <w:szCs w:val="28"/>
+        </w:rPr>
+      </w:pPr>
+    </w:p>
+    <w:p>
+      <w:pPr>
+        <w:rPr>
+          <w:rFonts w:ascii="Times New Roman" w:hAnsi="Times New Roman"/>
+          <w:sz w:val="28"/>
+          <w:szCs w:val="28"/>
+        </w:rPr>
+      </w:pPr>
+    </w:p>
+    <w:p>
+      <w:pPr>
+        <w:rPr>
+          <w:rFonts w:ascii="Times New Roman" w:hAnsi="Times New Roman"/>
+          <w:sz w:val="28"/>
+          <w:szCs w:val="28"/>
+        </w:rPr>
+      </w:pPr>
+    </w:p>
+    <w:p>
+      <w:pPr>
+        <w:rPr>
+          <w:rFonts w:ascii="Times New Roman" w:hAnsi="Times New Roman"/>
+          <w:sz w:val="28"/>
+          <w:szCs w:val="28"/>
+        </w:rPr>
+      </w:pPr>
+    </w:p>
+    <w:p>
+      <w:pPr>
+        <w:rPr>
+          <w:rFonts w:ascii="Times New Roman" w:hAnsi="Times New Roman"/>
+          <w:sz w:val="28"/>
+          <w:szCs w:val="28"/>
+        </w:rPr>
+      </w:pPr>
+    </w:p>
+    <w:p>
+      <w:pPr>
+        <w:rPr>
+          <w:rFonts w:ascii="Times New Roman" w:hAnsi="Times New Roman"/>
+          <w:sz w:val="28"/>
+          <w:szCs w:val="28"/>
+        </w:rPr>
+      </w:pPr>
+    </w:p>
+    <w:p>
+      <w:pPr>
+        <w:rPr>
+          <w:rFonts w:ascii="Times New Roman" w:hAnsi="Times New Roman"/>
+          <w:sz w:val="28"/>
+          <w:szCs w:val="28"/>
+        </w:rPr>
+      </w:pPr>
+    </w:p>
+    <w:p>
+      <w:pPr>
+        <w:rPr>
+          <w:rFonts w:ascii="Times New Roman" w:hAnsi="Times New Roman"/>
+          <w:sz w:val="28"/>
+          <w:szCs w:val="28"/>
+        </w:rPr>
+      </w:pPr>
     </w:p>
     <w:p>
       <w:pPr>
@@ -8007,23 +7939,7 @@
           <w:sz w:val="28"/>
           <w:szCs w:val="28"/>
         </w:rPr>
-        <w:t xml:space="preserve">The </w:t>
-      </w:r>
-      <w:r>
-        <w:rPr>
-          <w:rFonts w:ascii="Times New Roman" w:hAnsi="Times New Roman"/>
-          <w:sz w:val="28"/>
-          <w:szCs w:val="28"/>
-        </w:rPr>
-        <w:t>s</w:t>
-      </w:r>
-      <w:r>
-        <w:rPr>
-          <w:rFonts w:ascii="Times New Roman" w:hAnsi="Times New Roman"/>
-          <w:sz w:val="28"/>
-          <w:szCs w:val="28"/>
-        </w:rPr>
-        <w:t>ystem successfully demonstrates how Python can be used to automate inventory control, sales tracking, profit computation, income analysis, and business reporting.</w:t>
+        <w:t>The system successfully demonstrates how Python can be used to automate inventory control, sales tracking, profit computation, income analysis, and business reporting.</w:t>
       </w:r>
     </w:p>
     <w:p>
@@ -8096,15 +8012,6 @@
           <w:szCs w:val="28"/>
         </w:rPr>
         <w:tab/>
-      </w:r>
-      <w:r>
-        <w:rPr>
-          <w:rFonts w:ascii="Times New Roman" w:hAnsi="Times New Roman"/>
-          <w:b/>
-          <w:bCs/>
-          <w:sz w:val="28"/>
-          <w:szCs w:val="28"/>
-        </w:rPr>
         <w:t>Recommendations</w:t>
       </w:r>
     </w:p>
@@ -8332,25 +8239,7 @@
           <w:sz w:val="28"/>
           <w:szCs w:val="28"/>
         </w:rPr>
-        <w:t xml:space="preserve">Interactive dashboards using </w:t>
-      </w:r>
-      <w:proofErr w:type="spellStart"/>
-      <w:r>
-        <w:rPr>
-          <w:rFonts w:ascii="Times New Roman" w:hAnsi="Times New Roman"/>
-          <w:sz w:val="28"/>
-          <w:szCs w:val="28"/>
-        </w:rPr>
-        <w:t>Plotly</w:t>
-      </w:r>
-      <w:proofErr w:type="spellEnd"/>
-      <w:r>
-        <w:rPr>
-          <w:rFonts w:ascii="Times New Roman" w:hAnsi="Times New Roman"/>
-          <w:sz w:val="28"/>
-          <w:szCs w:val="28"/>
-        </w:rPr>
-        <w:t xml:space="preserve"> or Power BI </w:t>
+        <w:t xml:space="preserve">Interactive dashboards using Plotly or Power BI </w:t>
       </w:r>
     </w:p>
     <w:p>
@@ -8897,7 +8786,7 @@
       </w:pPr>
     </w:p>
     <w:sectPr>
-      <w:footerReference w:type="default" r:id="rId12"/>
+      <w:footerReference w:type="default" r:id="rId14"/>
       <w:pgSz w:w="12240" w:h="15840"/>
       <w:pgMar w:top="1440" w:right="1440" w:bottom="1440" w:left="1440" w:header="720" w:footer="720" w:gutter="0"/>
       <w:pgNumType w:start="1"/>
@@ -11564,6 +11453,119 @@
     </w:lvl>
   </w:abstractNum>
   <w:abstractNum w:abstractNumId="17" w15:restartNumberingAfterBreak="0">
+    <w:nsid w:val="5E9C461B"/>
+    <w:multiLevelType w:val="hybridMultilevel"/>
+    <w:tmpl w:val="8CEEE97C"/>
+    <w:lvl w:ilvl="0" w:tplc="04090001">
+      <w:start w:val="1"/>
+      <w:numFmt w:val="bullet"/>
+      <w:lvlText w:val=""/>
+      <w:lvlJc w:val="left"/>
+      <w:pPr>
+        <w:ind w:left="720" w:hanging="360"/>
+      </w:pPr>
+      <w:rPr>
+        <w:rFonts w:ascii="Symbol" w:hAnsi="Symbol" w:hint="default"/>
+      </w:rPr>
+    </w:lvl>
+    <w:lvl w:ilvl="1" w:tplc="04090003" w:tentative="1">
+      <w:start w:val="1"/>
+      <w:numFmt w:val="bullet"/>
+      <w:lvlText w:val="o"/>
+      <w:lvlJc w:val="left"/>
+      <w:pPr>
+        <w:ind w:left="1440" w:hanging="360"/>
+      </w:pPr>
+      <w:rPr>
+        <w:rFonts w:ascii="Courier New" w:hAnsi="Courier New" w:cs="Courier New" w:hint="default"/>
+      </w:rPr>
+    </w:lvl>
+    <w:lvl w:ilvl="2" w:tplc="04090005" w:tentative="1">
+      <w:start w:val="1"/>
+      <w:numFmt w:val="bullet"/>
+      <w:lvlText w:val=""/>
+      <w:lvlJc w:val="left"/>
+      <w:pPr>
+        <w:ind w:left="2160" w:hanging="360"/>
+      </w:pPr>
+      <w:rPr>
+        <w:rFonts w:ascii="Wingdings" w:hAnsi="Wingdings" w:hint="default"/>
+      </w:rPr>
+    </w:lvl>
+    <w:lvl w:ilvl="3" w:tplc="04090001" w:tentative="1">
+      <w:start w:val="1"/>
+      <w:numFmt w:val="bullet"/>
+      <w:lvlText w:val=""/>
+      <w:lvlJc w:val="left"/>
+      <w:pPr>
+        <w:ind w:left="2880" w:hanging="360"/>
+      </w:pPr>
+      <w:rPr>
+        <w:rFonts w:ascii="Symbol" w:hAnsi="Symbol" w:hint="default"/>
+      </w:rPr>
+    </w:lvl>
+    <w:lvl w:ilvl="4" w:tplc="04090003" w:tentative="1">
+      <w:start w:val="1"/>
+      <w:numFmt w:val="bullet"/>
+      <w:lvlText w:val="o"/>
+      <w:lvlJc w:val="left"/>
+      <w:pPr>
+        <w:ind w:left="3600" w:hanging="360"/>
+      </w:pPr>
+      <w:rPr>
+        <w:rFonts w:ascii="Courier New" w:hAnsi="Courier New" w:cs="Courier New" w:hint="default"/>
+      </w:rPr>
+    </w:lvl>
+    <w:lvl w:ilvl="5" w:tplc="04090005" w:tentative="1">
+      <w:start w:val="1"/>
+      <w:numFmt w:val="bullet"/>
+      <w:lvlText w:val=""/>
+      <w:lvlJc w:val="left"/>
+      <w:pPr>
+        <w:ind w:left="4320" w:hanging="360"/>
+      </w:pPr>
+      <w:rPr>
+        <w:rFonts w:ascii="Wingdings" w:hAnsi="Wingdings" w:hint="default"/>
+      </w:rPr>
+    </w:lvl>
+    <w:lvl w:ilvl="6" w:tplc="04090001" w:tentative="1">
+      <w:start w:val="1"/>
+      <w:numFmt w:val="bullet"/>
+      <w:lvlText w:val=""/>
+      <w:lvlJc w:val="left"/>
+      <w:pPr>
+        <w:ind w:left="5040" w:hanging="360"/>
+      </w:pPr>
+      <w:rPr>
+        <w:rFonts w:ascii="Symbol" w:hAnsi="Symbol" w:hint="default"/>
+      </w:rPr>
+    </w:lvl>
+    <w:lvl w:ilvl="7" w:tplc="04090003" w:tentative="1">
+      <w:start w:val="1"/>
+      <w:numFmt w:val="bullet"/>
+      <w:lvlText w:val="o"/>
+      <w:lvlJc w:val="left"/>
+      <w:pPr>
+        <w:ind w:left="5760" w:hanging="360"/>
+      </w:pPr>
+      <w:rPr>
+        <w:rFonts w:ascii="Courier New" w:hAnsi="Courier New" w:cs="Courier New" w:hint="default"/>
+      </w:rPr>
+    </w:lvl>
+    <w:lvl w:ilvl="8" w:tplc="04090005" w:tentative="1">
+      <w:start w:val="1"/>
+      <w:numFmt w:val="bullet"/>
+      <w:lvlText w:val=""/>
+      <w:lvlJc w:val="left"/>
+      <w:pPr>
+        <w:ind w:left="6480" w:hanging="360"/>
+      </w:pPr>
+      <w:rPr>
+        <w:rFonts w:ascii="Wingdings" w:hAnsi="Wingdings" w:hint="default"/>
+      </w:rPr>
+    </w:lvl>
+  </w:abstractNum>
+  <w:abstractNum w:abstractNumId="18" w15:restartNumberingAfterBreak="0">
     <w:nsid w:val="5F3B1944"/>
     <w:multiLevelType w:val="multilevel"/>
     <w:tmpl w:val="177444BC"/>
@@ -11712,7 +11714,7 @@
       </w:rPr>
     </w:lvl>
   </w:abstractNum>
-  <w:abstractNum w:abstractNumId="18" w15:restartNumberingAfterBreak="0">
+  <w:abstractNum w:abstractNumId="19" w15:restartNumberingAfterBreak="0">
     <w:nsid w:val="66C67610"/>
     <w:multiLevelType w:val="multilevel"/>
     <w:tmpl w:val="4B5EA5E2"/>
@@ -11861,7 +11863,7 @@
       </w:rPr>
     </w:lvl>
   </w:abstractNum>
-  <w:abstractNum w:abstractNumId="19" w15:restartNumberingAfterBreak="0">
+  <w:abstractNum w:abstractNumId="20" w15:restartNumberingAfterBreak="0">
     <w:nsid w:val="697E52FB"/>
     <w:multiLevelType w:val="multilevel"/>
     <w:tmpl w:val="41E2D248"/>
@@ -12010,7 +12012,7 @@
       </w:rPr>
     </w:lvl>
   </w:abstractNum>
-  <w:abstractNum w:abstractNumId="20" w15:restartNumberingAfterBreak="0">
+  <w:abstractNum w:abstractNumId="21" w15:restartNumberingAfterBreak="0">
     <w:nsid w:val="6EC25892"/>
     <w:multiLevelType w:val="multilevel"/>
     <w:tmpl w:val="4A2AAF8C"/>
@@ -12159,7 +12161,7 @@
       </w:rPr>
     </w:lvl>
   </w:abstractNum>
-  <w:abstractNum w:abstractNumId="21" w15:restartNumberingAfterBreak="0">
+  <w:abstractNum w:abstractNumId="22" w15:restartNumberingAfterBreak="0">
     <w:nsid w:val="723478E7"/>
     <w:multiLevelType w:val="multilevel"/>
     <w:tmpl w:val="509AB5F8"/>
@@ -12304,7 +12306,7 @@
       </w:rPr>
     </w:lvl>
   </w:abstractNum>
-  <w:abstractNum w:abstractNumId="22" w15:restartNumberingAfterBreak="0">
+  <w:abstractNum w:abstractNumId="23" w15:restartNumberingAfterBreak="0">
     <w:nsid w:val="78651F5D"/>
     <w:multiLevelType w:val="multilevel"/>
     <w:tmpl w:val="F1A02478"/>
@@ -12453,7 +12455,7 @@
       </w:rPr>
     </w:lvl>
   </w:abstractNum>
-  <w:abstractNum w:abstractNumId="23" w15:restartNumberingAfterBreak="0">
+  <w:abstractNum w:abstractNumId="24" w15:restartNumberingAfterBreak="0">
     <w:nsid w:val="7B542906"/>
     <w:multiLevelType w:val="multilevel"/>
     <w:tmpl w:val="01126796"/>
@@ -12602,7 +12604,7 @@
       </w:rPr>
     </w:lvl>
   </w:abstractNum>
-  <w:abstractNum w:abstractNumId="24" w15:restartNumberingAfterBreak="0">
+  <w:abstractNum w:abstractNumId="25" w15:restartNumberingAfterBreak="0">
     <w:nsid w:val="7C3A1659"/>
     <w:multiLevelType w:val="multilevel"/>
     <w:tmpl w:val="345E79A6"/>
@@ -12755,7 +12757,7 @@
     <w:abstractNumId w:val="6"/>
   </w:num>
   <w:num w:numId="2" w16cid:durableId="979533443">
-    <w:abstractNumId w:val="17"/>
+    <w:abstractNumId w:val="18"/>
   </w:num>
   <w:num w:numId="3" w16cid:durableId="1969118660">
     <w:abstractNumId w:val="9"/>
@@ -12776,7 +12778,7 @@
     <w:abstractNumId w:val="11"/>
   </w:num>
   <w:num w:numId="9" w16cid:durableId="566111707">
-    <w:abstractNumId w:val="24"/>
+    <w:abstractNumId w:val="25"/>
   </w:num>
   <w:num w:numId="10" w16cid:durableId="386883205">
     <w:abstractNumId w:val="13"/>
@@ -12785,16 +12787,16 @@
     <w:abstractNumId w:val="16"/>
   </w:num>
   <w:num w:numId="12" w16cid:durableId="439570520">
-    <w:abstractNumId w:val="20"/>
+    <w:abstractNumId w:val="21"/>
   </w:num>
   <w:num w:numId="13" w16cid:durableId="1310091156">
     <w:abstractNumId w:val="1"/>
   </w:num>
   <w:num w:numId="14" w16cid:durableId="1511872774">
-    <w:abstractNumId w:val="21"/>
+    <w:abstractNumId w:val="22"/>
   </w:num>
   <w:num w:numId="15" w16cid:durableId="1157301789">
-    <w:abstractNumId w:val="22"/>
+    <w:abstractNumId w:val="23"/>
   </w:num>
   <w:num w:numId="16" w16cid:durableId="107043277">
     <w:abstractNumId w:val="3"/>
@@ -12812,19 +12814,22 @@
     <w:abstractNumId w:val="15"/>
   </w:num>
   <w:num w:numId="21" w16cid:durableId="1311205135">
+    <w:abstractNumId w:val="20"/>
+  </w:num>
+  <w:num w:numId="22" w16cid:durableId="828056010">
     <w:abstractNumId w:val="19"/>
   </w:num>
-  <w:num w:numId="22" w16cid:durableId="828056010">
-    <w:abstractNumId w:val="18"/>
-  </w:num>
   <w:num w:numId="23" w16cid:durableId="872887440">
-    <w:abstractNumId w:val="23"/>
+    <w:abstractNumId w:val="24"/>
   </w:num>
   <w:num w:numId="24" w16cid:durableId="1901943265">
     <w:abstractNumId w:val="10"/>
   </w:num>
   <w:num w:numId="25" w16cid:durableId="568618650">
     <w:abstractNumId w:val="14"/>
+  </w:num>
+  <w:num w:numId="26" w16cid:durableId="1942368905">
+    <w:abstractNumId w:val="17"/>
   </w:num>
 </w:numbering>
 </file>
@@ -13444,6 +13449,7 @@
   <w:style w:type="character" w:default="1" w:styleId="DefaultParagraphFont">
     <w:name w:val="Default Paragraph Font"/>
     <w:uiPriority w:val="1"/>
+    <w:semiHidden/>
     <w:unhideWhenUsed/>
   </w:style>
   <w:style w:type="table" w:default="1" w:styleId="TableNormal">

--- a/PYTHON SYNTHAX.docx
+++ b/PYTHON SYNTHAX.docx
@@ -305,7 +305,7 @@
           <w:sz w:val="32"/>
           <w:szCs w:val="32"/>
         </w:rPr>
-        <w:t>8</w:t>
+        <w:t>13</w:t>
       </w:r>
       <w:r>
         <w:rPr>
@@ -330,16 +330,6 @@
         <w:jc w:val="center"/>
         <w:rPr>
           <w:rFonts w:ascii="Times New Roman" w:hAnsi="Times New Roman"/>
-          <w:sz w:val="36"/>
-          <w:szCs w:val="36"/>
-        </w:rPr>
-      </w:pPr>
-    </w:p>
-    <w:p>
-      <w:pPr>
-        <w:jc w:val="center"/>
-        <w:rPr>
-          <w:rFonts w:ascii="Times New Roman" w:hAnsi="Times New Roman"/>
           <w:b/>
           <w:bCs/>
           <w:sz w:val="32"/>
@@ -354,6 +344,7 @@
           <w:sz w:val="32"/>
           <w:szCs w:val="32"/>
         </w:rPr>
+        <w:lastRenderedPageBreak/>
         <w:t>DEDICATION</w:t>
       </w:r>
     </w:p>
@@ -392,6 +383,16 @@
         </w:rPr>
         <w:t>To God be the Glory.</w:t>
       </w:r>
+    </w:p>
+    <w:p>
+      <w:pPr>
+        <w:jc w:val="both"/>
+        <w:rPr>
+          <w:rFonts w:ascii="Times New Roman" w:hAnsi="Times New Roman"/>
+          <w:sz w:val="28"/>
+          <w:szCs w:val="28"/>
+        </w:rPr>
+      </w:pPr>
     </w:p>
     <w:p>
       <w:pPr>
@@ -629,7 +630,23 @@
           <w:sz w:val="28"/>
           <w:szCs w:val="28"/>
         </w:rPr>
-        <w:t>My heartfelt thanks go to my family for their encouragement and support throughout this journey. I also wish to express my sincere gratitude to Mr. Samuel A. Misojeun, my instructor at ValueMax Coders Hub for his invaluable guidance and support.</w:t>
+        <w:t>My heartfelt thanks go to my family</w:t>
+      </w:r>
+      <w:r>
+        <w:rPr>
+          <w:rFonts w:ascii="Times New Roman" w:hAnsi="Times New Roman"/>
+          <w:sz w:val="28"/>
+          <w:szCs w:val="28"/>
+        </w:rPr>
+        <w:t>, Deacon Oluwafemi Akinlade, Dr Yemisi Akinlade, Ayomipo Akinlade, Ayomipe Akinlade,</w:t>
+      </w:r>
+      <w:r>
+        <w:rPr>
+          <w:rFonts w:ascii="Times New Roman" w:hAnsi="Times New Roman"/>
+          <w:sz w:val="28"/>
+          <w:szCs w:val="28"/>
+        </w:rPr>
+        <w:t xml:space="preserve"> for their encouragement and support throughout this journey. I also wish to express my sincere gratitude to Mr. Samuel A. Misojeun, my instructor at ValueMax Coders Hub for his invaluable guidance and support.</w:t>
       </w:r>
     </w:p>
     <w:p>
@@ -806,7 +823,7 @@
           <w:sz w:val="28"/>
           <w:szCs w:val="28"/>
         </w:rPr>
-        <w:t xml:space="preserve">Inventory management remains one of the most critical aspects of business operations, particularly for small and medium-sized enterprises (SMEs). Many organizations continue to rely on manual inventory records, resulting in inaccurate stock counts, delayed replenishment decisions, financial losses, and poor customer satisfaction. This project presents the design and implementation of a </w:t>
+        <w:t xml:space="preserve">Inventory management remains one of the most critical aspects of business operations, particularly for </w:t>
       </w:r>
       <w:r>
         <w:rPr>
@@ -816,6 +833,24 @@
           <w:sz w:val="28"/>
           <w:szCs w:val="28"/>
         </w:rPr>
+        <w:t>Small and Medium-Sized Enterprises (SMEs)</w:t>
+      </w:r>
+      <w:r>
+        <w:rPr>
+          <w:rFonts w:ascii="Times New Roman" w:hAnsi="Times New Roman"/>
+          <w:sz w:val="28"/>
+          <w:szCs w:val="28"/>
+        </w:rPr>
+        <w:t xml:space="preserve">. Many organizations continue to rely on manual inventory systems, resulting in inaccurate stock records, delayed replenishment decisions, financial losses, and poor customer satisfaction. This project presents the design and implementation of a </w:t>
+      </w:r>
+      <w:r>
+        <w:rPr>
+          <w:rFonts w:ascii="Times New Roman" w:hAnsi="Times New Roman"/>
+          <w:b/>
+          <w:bCs/>
+          <w:sz w:val="28"/>
+          <w:szCs w:val="28"/>
+        </w:rPr>
         <w:t>Smart Inventory Management System</w:t>
       </w:r>
       <w:r>
@@ -824,7 +859,7 @@
           <w:sz w:val="28"/>
           <w:szCs w:val="28"/>
         </w:rPr>
-        <w:t xml:space="preserve"> developed using Python and Jupyter Notebook. The system integrates inventory monitoring, sales management, profit calculation, income tracking, automated low-stock alerts, and interactive data visualization into a single platform.</w:t>
+        <w:t xml:space="preserve"> developed using Python and Jupyter Notebook. The system integrates inventory monitoring, sales management, profit calculation, income tracking, automated low-stock alerts, and interactive data visualization into a single platform to improve business operations and decision-making.</w:t>
       </w:r>
     </w:p>
     <w:p>
@@ -842,7 +877,79 @@
           <w:sz w:val="28"/>
           <w:szCs w:val="28"/>
         </w:rPr>
-        <w:t>The application enables businesses to record products, monitor inventory levels, calculate sales revenue and profit automatically, and provide management with visual reports for informed decision-making. The dashboard displays inventory quantity, profit generated, and income actualization using charts, allowing users to quickly evaluate business performance.</w:t>
+        <w:t xml:space="preserve">The system was developed using the </w:t>
+      </w:r>
+      <w:r>
+        <w:rPr>
+          <w:rFonts w:ascii="Times New Roman" w:hAnsi="Times New Roman"/>
+          <w:b/>
+          <w:bCs/>
+          <w:sz w:val="28"/>
+          <w:szCs w:val="28"/>
+        </w:rPr>
+        <w:t>Object-Oriented Software Development Methodology (OODM)</w:t>
+      </w:r>
+      <w:r>
+        <w:rPr>
+          <w:rFonts w:ascii="Times New Roman" w:hAnsi="Times New Roman"/>
+          <w:sz w:val="28"/>
+          <w:szCs w:val="28"/>
+        </w:rPr>
+        <w:t xml:space="preserve">, which involved requirement analysis, system design, implementation, testing, and evaluation. The application was built using Python, with </w:t>
+      </w:r>
+      <w:r>
+        <w:rPr>
+          <w:rFonts w:ascii="Times New Roman" w:hAnsi="Times New Roman"/>
+          <w:b/>
+          <w:bCs/>
+          <w:sz w:val="28"/>
+          <w:szCs w:val="28"/>
+        </w:rPr>
+        <w:t>Pandas</w:t>
+      </w:r>
+      <w:r>
+        <w:rPr>
+          <w:rFonts w:ascii="Times New Roman" w:hAnsi="Times New Roman"/>
+          <w:sz w:val="28"/>
+          <w:szCs w:val="28"/>
+        </w:rPr>
+        <w:t xml:space="preserve"> for data management, the </w:t>
+      </w:r>
+      <w:r>
+        <w:rPr>
+          <w:rFonts w:ascii="Times New Roman" w:hAnsi="Times New Roman"/>
+          <w:b/>
+          <w:bCs/>
+          <w:sz w:val="28"/>
+          <w:szCs w:val="28"/>
+        </w:rPr>
+        <w:t>Random</w:t>
+      </w:r>
+      <w:r>
+        <w:rPr>
+          <w:rFonts w:ascii="Times New Roman" w:hAnsi="Times New Roman"/>
+          <w:sz w:val="28"/>
+          <w:szCs w:val="28"/>
+        </w:rPr>
+        <w:t xml:space="preserve"> module for generating unique receipt numbers, and </w:t>
+      </w:r>
+      <w:r>
+        <w:rPr>
+          <w:rFonts w:ascii="Times New Roman" w:hAnsi="Times New Roman"/>
+          <w:b/>
+          <w:bCs/>
+          <w:sz w:val="28"/>
+          <w:szCs w:val="28"/>
+        </w:rPr>
+        <w:t>Matplotlib</w:t>
+      </w:r>
+      <w:r>
+        <w:rPr>
+          <w:rFonts w:ascii="Times New Roman" w:hAnsi="Times New Roman"/>
+          <w:sz w:val="28"/>
+          <w:szCs w:val="28"/>
+        </w:rPr>
+        <w:t xml:space="preserve"> for data visualization. The system was organized into modules for inventory management, sales processing, profit and income computation, low-stock detection, receipt generation, and dashboard visualization.</w:t>
       </w:r>
     </w:p>
     <w:p>
@@ -860,7 +967,7 @@
           <w:sz w:val="28"/>
           <w:szCs w:val="28"/>
         </w:rPr>
-        <w:t>The system further incorporates an automated alert mechanism that identifies products approaching minimum stock levels, enabling proactive inventory replenishment. Data are organized in structured tables while visual analytics provide an intuitive understanding of business operations.</w:t>
+        <w:t xml:space="preserve">Testing results demonstrated that the system accurately managed inventory records, updated stock levels after sales, generated sales receipts, calculated profit and income automatically, identified low-stock items, and presented business performance through graphical reports and summary tables. The proposed system improves inventory accuracy, minimizes human error, enhances operational efficiency, and supports informed business decision-making through real-time analytics. </w:t>
       </w:r>
     </w:p>
     <w:p>
@@ -878,7 +985,7 @@
           <w:sz w:val="28"/>
           <w:szCs w:val="28"/>
         </w:rPr>
-        <w:t>The proposed system improves inventory accuracy, minimizes stock shortages, reduces human error, enhances operational efficiency, and supports strategic business decisions through real-time analytics. The implementation demonstrates that integrating inventory management with business intelligence tools significantly improves organizational productivity and profitability.</w:t>
+        <w:t>The implementation demonstrates that integrating inventory management with data visualization provides an effective and affordable solution for improving productivity and profitability, particularly for SMEs.</w:t>
       </w:r>
     </w:p>
     <w:p>
@@ -922,42 +1029,8 @@
           <w:sz w:val="28"/>
           <w:szCs w:val="28"/>
         </w:rPr>
-        <w:t xml:space="preserve"> Inventory Management, Python, Data Visualization, Sales Analytics, Business Intelligence</w:t>
-      </w:r>
-      <w:r>
-        <w:rPr>
-          <w:rFonts w:ascii="Times New Roman" w:hAnsi="Times New Roman"/>
-          <w:i/>
-          <w:iCs/>
-          <w:sz w:val="28"/>
-          <w:szCs w:val="28"/>
-        </w:rPr>
-        <w:t>.</w:t>
-      </w:r>
-    </w:p>
-    <w:p>
-      <w:pPr>
-        <w:jc w:val="both"/>
-        <w:rPr>
-          <w:rFonts w:ascii="Times New Roman" w:hAnsi="Times New Roman"/>
-          <w:i/>
-          <w:iCs/>
-          <w:sz w:val="28"/>
-          <w:szCs w:val="28"/>
-        </w:rPr>
-      </w:pPr>
-    </w:p>
-    <w:p>
-      <w:pPr>
-        <w:jc w:val="both"/>
-        <w:rPr>
-          <w:rFonts w:ascii="Times New Roman" w:hAnsi="Times New Roman"/>
-          <w:i/>
-          <w:iCs/>
-          <w:sz w:val="28"/>
-          <w:szCs w:val="28"/>
-        </w:rPr>
-      </w:pPr>
+        <w:t xml:space="preserve"> Inventory Management, Python, Data Visualization, Sales Analytics, Business Intelligence, Sales Management, Stock Monitoring.</w:t>
+      </w:r>
     </w:p>
     <w:p>
       <w:pPr>
@@ -1857,6 +1930,7 @@
     </w:p>
     <w:p>
       <w:pPr>
+        <w:jc w:val="both"/>
         <w:rPr>
           <w:rFonts w:ascii="Times New Roman" w:hAnsi="Times New Roman"/>
           <w:sz w:val="28"/>
@@ -1874,6 +1948,7 @@
     </w:p>
     <w:p>
       <w:pPr>
+        <w:jc w:val="both"/>
         <w:rPr>
           <w:rFonts w:ascii="Times New Roman" w:hAnsi="Times New Roman"/>
           <w:sz w:val="28"/>
@@ -1891,6 +1966,7 @@
     </w:p>
     <w:p>
       <w:pPr>
+        <w:jc w:val="both"/>
         <w:rPr>
           <w:rFonts w:ascii="Times New Roman" w:hAnsi="Times New Roman"/>
           <w:sz w:val="28"/>
@@ -1908,23 +1984,89 @@
     </w:p>
     <w:p>
       <w:pPr>
-        <w:rPr>
-          <w:rFonts w:ascii="Times New Roman" w:hAnsi="Times New Roman"/>
-          <w:sz w:val="28"/>
-          <w:szCs w:val="28"/>
-        </w:rPr>
-      </w:pPr>
-      <w:r>
-        <w:rPr>
-          <w:rFonts w:ascii="Times New Roman" w:hAnsi="Times New Roman"/>
-          <w:sz w:val="28"/>
-          <w:szCs w:val="28"/>
-        </w:rPr>
-        <w:t>This project develops a Smart Inventory Management System capable of automatically tracking inventory, computing profits and income, issuing stock alerts, and presenting business performance through graphical dashboards.</w:t>
-      </w:r>
-    </w:p>
-    <w:p>
-      <w:pPr>
+        <w:jc w:val="both"/>
+        <w:rPr>
+          <w:rFonts w:ascii="Times New Roman" w:hAnsi="Times New Roman"/>
+          <w:sz w:val="28"/>
+          <w:szCs w:val="28"/>
+        </w:rPr>
+      </w:pPr>
+      <w:r>
+        <w:rPr>
+          <w:rFonts w:ascii="Times New Roman" w:hAnsi="Times New Roman"/>
+          <w:sz w:val="28"/>
+          <w:szCs w:val="28"/>
+        </w:rPr>
+        <w:t xml:space="preserve">This project develops a </w:t>
+      </w:r>
+      <w:r>
+        <w:rPr>
+          <w:rFonts w:ascii="Times New Roman" w:hAnsi="Times New Roman"/>
+          <w:sz w:val="28"/>
+          <w:szCs w:val="28"/>
+        </w:rPr>
+        <w:t>s</w:t>
+      </w:r>
+      <w:r>
+        <w:rPr>
+          <w:rFonts w:ascii="Times New Roman" w:hAnsi="Times New Roman"/>
+          <w:sz w:val="28"/>
+          <w:szCs w:val="28"/>
+        </w:rPr>
+        <w:t xml:space="preserve">mart </w:t>
+      </w:r>
+      <w:r>
+        <w:rPr>
+          <w:rFonts w:ascii="Times New Roman" w:hAnsi="Times New Roman"/>
+          <w:sz w:val="28"/>
+          <w:szCs w:val="28"/>
+        </w:rPr>
+        <w:t>i</w:t>
+      </w:r>
+      <w:r>
+        <w:rPr>
+          <w:rFonts w:ascii="Times New Roman" w:hAnsi="Times New Roman"/>
+          <w:sz w:val="28"/>
+          <w:szCs w:val="28"/>
+        </w:rPr>
+        <w:t xml:space="preserve">nventory </w:t>
+      </w:r>
+      <w:r>
+        <w:rPr>
+          <w:rFonts w:ascii="Times New Roman" w:hAnsi="Times New Roman"/>
+          <w:sz w:val="28"/>
+          <w:szCs w:val="28"/>
+        </w:rPr>
+        <w:t>m</w:t>
+      </w:r>
+      <w:r>
+        <w:rPr>
+          <w:rFonts w:ascii="Times New Roman" w:hAnsi="Times New Roman"/>
+          <w:sz w:val="28"/>
+          <w:szCs w:val="28"/>
+        </w:rPr>
+        <w:t xml:space="preserve">anagement </w:t>
+      </w:r>
+      <w:r>
+        <w:rPr>
+          <w:rFonts w:ascii="Times New Roman" w:hAnsi="Times New Roman"/>
+          <w:sz w:val="28"/>
+          <w:szCs w:val="28"/>
+        </w:rPr>
+        <w:t>s</w:t>
+      </w:r>
+      <w:r>
+        <w:rPr>
+          <w:rFonts w:ascii="Times New Roman" w:hAnsi="Times New Roman"/>
+          <w:sz w:val="28"/>
+          <w:szCs w:val="28"/>
+        </w:rPr>
+        <w:t>ystem capable of automatically tracking inventory, computing profits and income, issuing stock alerts, and presenting business performance through graphical dashboards.</w:t>
+      </w:r>
+    </w:p>
+    <w:p>
+      <w:pPr>
+        <w:jc w:val="both"/>
         <w:rPr>
           <w:rFonts w:ascii="Times New Roman" w:hAnsi="Times New Roman"/>
           <w:sz w:val="28"/>
@@ -2197,7 +2339,87 @@
           <w:sz w:val="28"/>
           <w:szCs w:val="28"/>
         </w:rPr>
-        <w:t>To develop a Smart Inventory Management System that automates inventory control, sales analysis, financial reporting, and visualization using Python.</w:t>
+        <w:t>T</w:t>
+      </w:r>
+      <w:r>
+        <w:rPr>
+          <w:rFonts w:ascii="Times New Roman" w:hAnsi="Times New Roman"/>
+          <w:sz w:val="28"/>
+          <w:szCs w:val="28"/>
+        </w:rPr>
+        <w:t>he aim of this study is t</w:t>
+      </w:r>
+      <w:r>
+        <w:rPr>
+          <w:rFonts w:ascii="Times New Roman" w:hAnsi="Times New Roman"/>
+          <w:sz w:val="28"/>
+          <w:szCs w:val="28"/>
+        </w:rPr>
+        <w:t xml:space="preserve">o develop a </w:t>
+      </w:r>
+      <w:r>
+        <w:rPr>
+          <w:rFonts w:ascii="Times New Roman" w:hAnsi="Times New Roman"/>
+          <w:sz w:val="28"/>
+          <w:szCs w:val="28"/>
+        </w:rPr>
+        <w:t>s</w:t>
+      </w:r>
+      <w:r>
+        <w:rPr>
+          <w:rFonts w:ascii="Times New Roman" w:hAnsi="Times New Roman"/>
+          <w:sz w:val="28"/>
+          <w:szCs w:val="28"/>
+        </w:rPr>
+        <w:t xml:space="preserve">mart </w:t>
+      </w:r>
+      <w:r>
+        <w:rPr>
+          <w:rFonts w:ascii="Times New Roman" w:hAnsi="Times New Roman"/>
+          <w:sz w:val="28"/>
+          <w:szCs w:val="28"/>
+        </w:rPr>
+        <w:t>i</w:t>
+      </w:r>
+      <w:r>
+        <w:rPr>
+          <w:rFonts w:ascii="Times New Roman" w:hAnsi="Times New Roman"/>
+          <w:sz w:val="28"/>
+          <w:szCs w:val="28"/>
+        </w:rPr>
+        <w:t xml:space="preserve">nventory </w:t>
+      </w:r>
+      <w:r>
+        <w:rPr>
+          <w:rFonts w:ascii="Times New Roman" w:hAnsi="Times New Roman"/>
+          <w:sz w:val="28"/>
+          <w:szCs w:val="28"/>
+        </w:rPr>
+        <w:t>m</w:t>
+      </w:r>
+      <w:r>
+        <w:rPr>
+          <w:rFonts w:ascii="Times New Roman" w:hAnsi="Times New Roman"/>
+          <w:sz w:val="28"/>
+          <w:szCs w:val="28"/>
+        </w:rPr>
+        <w:t xml:space="preserve">anagement </w:t>
+      </w:r>
+      <w:r>
+        <w:rPr>
+          <w:rFonts w:ascii="Times New Roman" w:hAnsi="Times New Roman"/>
+          <w:sz w:val="28"/>
+          <w:szCs w:val="28"/>
+        </w:rPr>
+        <w:t>s</w:t>
+      </w:r>
+      <w:r>
+        <w:rPr>
+          <w:rFonts w:ascii="Times New Roman" w:hAnsi="Times New Roman"/>
+          <w:sz w:val="28"/>
+          <w:szCs w:val="28"/>
+        </w:rPr>
+        <w:t>ystem that automates inventory control, sales analysis, financial reporting, and visualization using Python.</w:t>
       </w:r>
     </w:p>
     <w:p>
@@ -2274,7 +2496,15 @@
           <w:sz w:val="28"/>
           <w:szCs w:val="28"/>
         </w:rPr>
-        <w:t xml:space="preserve">Develop an inventory database. </w:t>
+        <w:t>To d</w:t>
+      </w:r>
+      <w:r>
+        <w:rPr>
+          <w:rFonts w:ascii="Times New Roman" w:hAnsi="Times New Roman"/>
+          <w:sz w:val="28"/>
+          <w:szCs w:val="28"/>
+        </w:rPr>
+        <w:t xml:space="preserve">evelop an inventory database. </w:t>
       </w:r>
     </w:p>
     <w:p>
@@ -2295,7 +2525,15 @@
           <w:sz w:val="28"/>
           <w:szCs w:val="28"/>
         </w:rPr>
-        <w:t xml:space="preserve">Record product information. </w:t>
+        <w:t>To r</w:t>
+      </w:r>
+      <w:r>
+        <w:rPr>
+          <w:rFonts w:ascii="Times New Roman" w:hAnsi="Times New Roman"/>
+          <w:sz w:val="28"/>
+          <w:szCs w:val="28"/>
+        </w:rPr>
+        <w:t xml:space="preserve">ecord product information. </w:t>
       </w:r>
     </w:p>
     <w:p>
@@ -2316,7 +2554,31 @@
           <w:sz w:val="28"/>
           <w:szCs w:val="28"/>
         </w:rPr>
-        <w:t xml:space="preserve">Monitor available stock. </w:t>
+        <w:t>To</w:t>
+      </w:r>
+      <w:r>
+        <w:rPr>
+          <w:rFonts w:ascii="Times New Roman" w:hAnsi="Times New Roman"/>
+          <w:sz w:val="28"/>
+          <w:szCs w:val="28"/>
+        </w:rPr>
+        <w:t xml:space="preserve"> </w:t>
+      </w:r>
+      <w:r>
+        <w:rPr>
+          <w:rFonts w:ascii="Times New Roman" w:hAnsi="Times New Roman"/>
+          <w:sz w:val="28"/>
+          <w:szCs w:val="28"/>
+        </w:rPr>
+        <w:t>m</w:t>
+      </w:r>
+      <w:r>
+        <w:rPr>
+          <w:rFonts w:ascii="Times New Roman" w:hAnsi="Times New Roman"/>
+          <w:sz w:val="28"/>
+          <w:szCs w:val="28"/>
+        </w:rPr>
+        <w:t xml:space="preserve">onitor available stock. </w:t>
       </w:r>
     </w:p>
     <w:p>
@@ -2337,7 +2599,31 @@
           <w:sz w:val="28"/>
           <w:szCs w:val="28"/>
         </w:rPr>
-        <w:t xml:space="preserve">Calculate sales automatically. </w:t>
+        <w:t>To</w:t>
+      </w:r>
+      <w:r>
+        <w:rPr>
+          <w:rFonts w:ascii="Times New Roman" w:hAnsi="Times New Roman"/>
+          <w:sz w:val="28"/>
+          <w:szCs w:val="28"/>
+        </w:rPr>
+        <w:t xml:space="preserve"> </w:t>
+      </w:r>
+      <w:r>
+        <w:rPr>
+          <w:rFonts w:ascii="Times New Roman" w:hAnsi="Times New Roman"/>
+          <w:sz w:val="28"/>
+          <w:szCs w:val="28"/>
+        </w:rPr>
+        <w:t>c</w:t>
+      </w:r>
+      <w:r>
+        <w:rPr>
+          <w:rFonts w:ascii="Times New Roman" w:hAnsi="Times New Roman"/>
+          <w:sz w:val="28"/>
+          <w:szCs w:val="28"/>
+        </w:rPr>
+        <w:t xml:space="preserve">alculate sales automatically. </w:t>
       </w:r>
     </w:p>
     <w:p>
@@ -2358,7 +2644,7 @@
           <w:sz w:val="28"/>
           <w:szCs w:val="28"/>
         </w:rPr>
-        <w:t xml:space="preserve">Compute income generated. </w:t>
+        <w:t>To generate receipts for individual sales.</w:t>
       </w:r>
     </w:p>
     <w:p>
@@ -2379,7 +2665,31 @@
           <w:sz w:val="28"/>
           <w:szCs w:val="28"/>
         </w:rPr>
-        <w:t xml:space="preserve">Calculate profit earned. </w:t>
+        <w:t>To</w:t>
+      </w:r>
+      <w:r>
+        <w:rPr>
+          <w:rFonts w:ascii="Times New Roman" w:hAnsi="Times New Roman"/>
+          <w:sz w:val="28"/>
+          <w:szCs w:val="28"/>
+        </w:rPr>
+        <w:t xml:space="preserve"> </w:t>
+      </w:r>
+      <w:r>
+        <w:rPr>
+          <w:rFonts w:ascii="Times New Roman" w:hAnsi="Times New Roman"/>
+          <w:sz w:val="28"/>
+          <w:szCs w:val="28"/>
+        </w:rPr>
+        <w:t>c</w:t>
+      </w:r>
+      <w:r>
+        <w:rPr>
+          <w:rFonts w:ascii="Times New Roman" w:hAnsi="Times New Roman"/>
+          <w:sz w:val="28"/>
+          <w:szCs w:val="28"/>
+        </w:rPr>
+        <w:t xml:space="preserve">ompute income generated. </w:t>
       </w:r>
     </w:p>
     <w:p>
@@ -2400,7 +2710,31 @@
           <w:sz w:val="28"/>
           <w:szCs w:val="28"/>
         </w:rPr>
-        <w:t xml:space="preserve">Detect products with low inventory. </w:t>
+        <w:t>To</w:t>
+      </w:r>
+      <w:r>
+        <w:rPr>
+          <w:rFonts w:ascii="Times New Roman" w:hAnsi="Times New Roman"/>
+          <w:sz w:val="28"/>
+          <w:szCs w:val="28"/>
+        </w:rPr>
+        <w:t xml:space="preserve"> </w:t>
+      </w:r>
+      <w:r>
+        <w:rPr>
+          <w:rFonts w:ascii="Times New Roman" w:hAnsi="Times New Roman"/>
+          <w:sz w:val="28"/>
+          <w:szCs w:val="28"/>
+        </w:rPr>
+        <w:t>c</w:t>
+      </w:r>
+      <w:r>
+        <w:rPr>
+          <w:rFonts w:ascii="Times New Roman" w:hAnsi="Times New Roman"/>
+          <w:sz w:val="28"/>
+          <w:szCs w:val="28"/>
+        </w:rPr>
+        <w:t xml:space="preserve">alculate profit earned. </w:t>
       </w:r>
     </w:p>
     <w:p>
@@ -2421,7 +2755,31 @@
           <w:sz w:val="28"/>
           <w:szCs w:val="28"/>
         </w:rPr>
-        <w:t xml:space="preserve">Generate graphical reports. </w:t>
+        <w:t>To</w:t>
+      </w:r>
+      <w:r>
+        <w:rPr>
+          <w:rFonts w:ascii="Times New Roman" w:hAnsi="Times New Roman"/>
+          <w:sz w:val="28"/>
+          <w:szCs w:val="28"/>
+        </w:rPr>
+        <w:t xml:space="preserve"> </w:t>
+      </w:r>
+      <w:r>
+        <w:rPr>
+          <w:rFonts w:ascii="Times New Roman" w:hAnsi="Times New Roman"/>
+          <w:sz w:val="28"/>
+          <w:szCs w:val="28"/>
+        </w:rPr>
+        <w:t>d</w:t>
+      </w:r>
+      <w:r>
+        <w:rPr>
+          <w:rFonts w:ascii="Times New Roman" w:hAnsi="Times New Roman"/>
+          <w:sz w:val="28"/>
+          <w:szCs w:val="28"/>
+        </w:rPr>
+        <w:t xml:space="preserve">etect products with low inventory. </w:t>
       </w:r>
     </w:p>
     <w:p>
@@ -2442,7 +2800,76 @@
           <w:sz w:val="28"/>
           <w:szCs w:val="28"/>
         </w:rPr>
-        <w:t xml:space="preserve">Improve business decision-making. </w:t>
+        <w:t>To</w:t>
+      </w:r>
+      <w:r>
+        <w:rPr>
+          <w:rFonts w:ascii="Times New Roman" w:hAnsi="Times New Roman"/>
+          <w:sz w:val="28"/>
+          <w:szCs w:val="28"/>
+        </w:rPr>
+        <w:t xml:space="preserve"> </w:t>
+      </w:r>
+      <w:r>
+        <w:rPr>
+          <w:rFonts w:ascii="Times New Roman" w:hAnsi="Times New Roman"/>
+          <w:sz w:val="28"/>
+          <w:szCs w:val="28"/>
+        </w:rPr>
+        <w:t>g</w:t>
+      </w:r>
+      <w:r>
+        <w:rPr>
+          <w:rFonts w:ascii="Times New Roman" w:hAnsi="Times New Roman"/>
+          <w:sz w:val="28"/>
+          <w:szCs w:val="28"/>
+        </w:rPr>
+        <w:t xml:space="preserve">enerate graphical reports. </w:t>
+      </w:r>
+    </w:p>
+    <w:p>
+      <w:pPr>
+        <w:numPr>
+          <w:ilvl w:val="0"/>
+          <w:numId w:val="2"/>
+        </w:numPr>
+        <w:rPr>
+          <w:rFonts w:ascii="Times New Roman" w:hAnsi="Times New Roman"/>
+          <w:sz w:val="28"/>
+          <w:szCs w:val="28"/>
+        </w:rPr>
+      </w:pPr>
+      <w:r>
+        <w:rPr>
+          <w:rFonts w:ascii="Times New Roman" w:hAnsi="Times New Roman"/>
+          <w:sz w:val="28"/>
+          <w:szCs w:val="28"/>
+        </w:rPr>
+        <w:t>To</w:t>
+      </w:r>
+      <w:r>
+        <w:rPr>
+          <w:rFonts w:ascii="Times New Roman" w:hAnsi="Times New Roman"/>
+          <w:sz w:val="28"/>
+          <w:szCs w:val="28"/>
+        </w:rPr>
+        <w:t xml:space="preserve"> </w:t>
+      </w:r>
+      <w:r>
+        <w:rPr>
+          <w:rFonts w:ascii="Times New Roman" w:hAnsi="Times New Roman"/>
+          <w:sz w:val="28"/>
+          <w:szCs w:val="28"/>
+        </w:rPr>
+        <w:t>i</w:t>
+      </w:r>
+      <w:r>
+        <w:rPr>
+          <w:rFonts w:ascii="Times New Roman" w:hAnsi="Times New Roman"/>
+          <w:sz w:val="28"/>
+          <w:szCs w:val="28"/>
+        </w:rPr>
+        <w:t xml:space="preserve">mprove business decision-making. </w:t>
       </w:r>
     </w:p>
     <w:p>
@@ -2498,6 +2925,7 @@
           <w:sz w:val="28"/>
           <w:szCs w:val="28"/>
         </w:rPr>
+        <w:lastRenderedPageBreak/>
         <w:t>The system benefits:</w:t>
       </w:r>
     </w:p>
@@ -2540,7 +2968,6 @@
           <w:sz w:val="28"/>
           <w:szCs w:val="28"/>
         </w:rPr>
-        <w:lastRenderedPageBreak/>
         <w:t xml:space="preserve">Warehouses </w:t>
       </w:r>
     </w:p>
@@ -2604,7 +3031,23 @@
           <w:sz w:val="28"/>
           <w:szCs w:val="28"/>
         </w:rPr>
-        <w:t xml:space="preserve">Small and Medium Enterprises (SMEs) </w:t>
+        <w:t>Small and Medium</w:t>
+      </w:r>
+      <w:r>
+        <w:rPr>
+          <w:rFonts w:ascii="Times New Roman" w:hAnsi="Times New Roman"/>
+          <w:sz w:val="28"/>
+          <w:szCs w:val="28"/>
+        </w:rPr>
+        <w:t>-sized</w:t>
+      </w:r>
+      <w:r>
+        <w:rPr>
+          <w:rFonts w:ascii="Times New Roman" w:hAnsi="Times New Roman"/>
+          <w:sz w:val="28"/>
+          <w:szCs w:val="28"/>
+        </w:rPr>
+        <w:t xml:space="preserve"> Enterprises (SMEs) </w:t>
       </w:r>
     </w:p>
     <w:p>
@@ -2866,7 +3309,7 @@
           <w:sz w:val="28"/>
           <w:szCs w:val="28"/>
         </w:rPr>
-        <w:t xml:space="preserve">Inventory tracking </w:t>
+        <w:t>Receipt generation</w:t>
       </w:r>
     </w:p>
     <w:p>
@@ -2887,7 +3330,7 @@
           <w:sz w:val="28"/>
           <w:szCs w:val="28"/>
         </w:rPr>
-        <w:t xml:space="preserve">Profit computation </w:t>
+        <w:t xml:space="preserve">Inventory tracking </w:t>
       </w:r>
     </w:p>
     <w:p>
@@ -2908,7 +3351,7 @@
           <w:sz w:val="28"/>
           <w:szCs w:val="28"/>
         </w:rPr>
-        <w:t xml:space="preserve">Income analysis </w:t>
+        <w:t xml:space="preserve">Profit computation </w:t>
       </w:r>
     </w:p>
     <w:p>
@@ -2929,7 +3372,7 @@
           <w:sz w:val="28"/>
           <w:szCs w:val="28"/>
         </w:rPr>
-        <w:t xml:space="preserve">Low-stock alerts </w:t>
+        <w:t xml:space="preserve">Income analysis </w:t>
       </w:r>
     </w:p>
     <w:p>
@@ -2950,6 +3393,28 @@
           <w:sz w:val="28"/>
           <w:szCs w:val="28"/>
         </w:rPr>
+        <w:t xml:space="preserve">Low-stock alerts </w:t>
+      </w:r>
+    </w:p>
+    <w:p>
+      <w:pPr>
+        <w:numPr>
+          <w:ilvl w:val="0"/>
+          <w:numId w:val="5"/>
+        </w:numPr>
+        <w:rPr>
+          <w:rFonts w:ascii="Times New Roman" w:hAnsi="Times New Roman"/>
+          <w:sz w:val="28"/>
+          <w:szCs w:val="28"/>
+        </w:rPr>
+      </w:pPr>
+      <w:r>
+        <w:rPr>
+          <w:rFonts w:ascii="Times New Roman" w:hAnsi="Times New Roman"/>
+          <w:sz w:val="28"/>
+          <w:szCs w:val="28"/>
+        </w:rPr>
+        <w:lastRenderedPageBreak/>
         <w:t xml:space="preserve">Dashboard visualization </w:t>
       </w:r>
     </w:p>
@@ -2961,24 +3426,6 @@
           <w:szCs w:val="28"/>
         </w:rPr>
       </w:pPr>
-    </w:p>
-    <w:p>
-      <w:pPr>
-        <w:rPr>
-          <w:rFonts w:ascii="Times New Roman" w:hAnsi="Times New Roman"/>
-          <w:sz w:val="28"/>
-          <w:szCs w:val="28"/>
-        </w:rPr>
-      </w:pPr>
-    </w:p>
-    <w:p>
-      <w:pPr>
-        <w:rPr>
-          <w:rFonts w:ascii="Times New Roman" w:hAnsi="Times New Roman"/>
-          <w:sz w:val="28"/>
-          <w:szCs w:val="28"/>
-        </w:rPr>
-      </w:pPr>
       <w:r>
         <w:rPr>
           <w:rFonts w:ascii="Times New Roman" w:hAnsi="Times New Roman"/>
@@ -2987,7 +3434,6 @@
           <w:sz w:val="28"/>
           <w:szCs w:val="28"/>
         </w:rPr>
-        <w:lastRenderedPageBreak/>
         <w:t xml:space="preserve">1.7 </w:t>
       </w:r>
       <w:r>
@@ -3241,24 +3687,6 @@
     </w:p>
     <w:p>
       <w:pPr>
-        <w:rPr>
-          <w:rFonts w:ascii="Times New Roman" w:hAnsi="Times New Roman"/>
-          <w:sz w:val="28"/>
-          <w:szCs w:val="28"/>
-        </w:rPr>
-      </w:pPr>
-    </w:p>
-    <w:p>
-      <w:pPr>
-        <w:rPr>
-          <w:rFonts w:ascii="Times New Roman" w:hAnsi="Times New Roman"/>
-          <w:sz w:val="28"/>
-          <w:szCs w:val="28"/>
-        </w:rPr>
-      </w:pPr>
-    </w:p>
-    <w:p>
-      <w:pPr>
         <w:jc w:val="center"/>
         <w:rPr>
           <w:rFonts w:ascii="Times New Roman" w:hAnsi="Times New Roman"/>
@@ -3276,6 +3704,7 @@
           <w:sz w:val="32"/>
           <w:szCs w:val="32"/>
         </w:rPr>
+        <w:lastRenderedPageBreak/>
         <w:t>CHAPTER TWO</w:t>
       </w:r>
     </w:p>
@@ -3303,6 +3732,7 @@
     </w:p>
     <w:p>
       <w:pPr>
+        <w:jc w:val="both"/>
         <w:rPr>
           <w:rFonts w:ascii="Times New Roman" w:hAnsi="Times New Roman"/>
           <w:b/>
@@ -3330,61 +3760,102 @@
           <w:szCs w:val="28"/>
         </w:rPr>
         <w:tab/>
-        <w:t>Inventory Management</w:t>
-      </w:r>
-    </w:p>
-    <w:p>
-      <w:pPr>
-        <w:rPr>
-          <w:rFonts w:ascii="Times New Roman" w:hAnsi="Times New Roman"/>
-          <w:sz w:val="28"/>
-          <w:szCs w:val="28"/>
-        </w:rPr>
-      </w:pPr>
-      <w:r>
-        <w:rPr>
-          <w:rFonts w:ascii="Times New Roman" w:hAnsi="Times New Roman"/>
-          <w:sz w:val="28"/>
-          <w:szCs w:val="28"/>
-        </w:rPr>
-        <w:t>Inventory management refers to planning, controlling, storing, and tracking goods to satisfy customer demand while minimizing operational costs.</w:t>
-      </w:r>
-    </w:p>
-    <w:p>
-      <w:pPr>
-        <w:rPr>
-          <w:rFonts w:ascii="Times New Roman" w:hAnsi="Times New Roman"/>
-          <w:sz w:val="28"/>
-          <w:szCs w:val="28"/>
-        </w:rPr>
-      </w:pPr>
-      <w:r>
-        <w:rPr>
-          <w:rFonts w:ascii="Times New Roman" w:hAnsi="Times New Roman"/>
-          <w:sz w:val="28"/>
-          <w:szCs w:val="28"/>
-        </w:rPr>
-        <w:t>According to Chopra and Meindl (Supply Chain Management), inventory management balances customer service and inventory investment.</w:t>
-      </w:r>
-    </w:p>
-    <w:p>
-      <w:pPr>
-        <w:rPr>
-          <w:rFonts w:ascii="Times New Roman" w:hAnsi="Times New Roman"/>
-          <w:sz w:val="28"/>
-          <w:szCs w:val="28"/>
-        </w:rPr>
-      </w:pPr>
-    </w:p>
-    <w:p>
-      <w:pPr>
-        <w:rPr>
-          <w:rFonts w:ascii="Times New Roman" w:hAnsi="Times New Roman"/>
-          <w:sz w:val="28"/>
-          <w:szCs w:val="28"/>
-        </w:rPr>
-      </w:pPr>
-      <w:r>
+        <w:t>Introduction</w:t>
+      </w:r>
+    </w:p>
+    <w:p>
+      <w:pPr>
+        <w:jc w:val="both"/>
+        <w:rPr>
+          <w:rFonts w:ascii="Times New Roman" w:hAnsi="Times New Roman"/>
+          <w:sz w:val="28"/>
+          <w:szCs w:val="28"/>
+        </w:rPr>
+      </w:pPr>
+      <w:r>
+        <w:rPr>
+          <w:rFonts w:ascii="Times New Roman" w:hAnsi="Times New Roman"/>
+          <w:sz w:val="28"/>
+          <w:szCs w:val="28"/>
+        </w:rPr>
+        <w:t>Inventory management is a fundamental component of supply chain and operations management, ensuring that organizations maintain the right quantity of goods to meet customer demand while minimizing costs and maximizing profitability. With the rapid advancement of information technology, modern inventory systems have evolved from manual record-keeping to intelligent computerized solutions that integrate automation, real-time monitoring, data analysis, and visualization to support effective decision-making. This chapter reviews existing literature on inventory management, supply chain management, operations management, Python programming, data analysis, and visualization tools that form the theoretical foundation of the proposed</w:t>
+      </w:r>
+      <w:r>
+        <w:rPr>
+          <w:rFonts w:ascii="Times New Roman" w:hAnsi="Times New Roman"/>
+          <w:sz w:val="28"/>
+          <w:szCs w:val="28"/>
+        </w:rPr>
+        <w:t xml:space="preserve"> i</w:t>
+      </w:r>
+      <w:r>
+        <w:rPr>
+          <w:rFonts w:ascii="Times New Roman" w:hAnsi="Times New Roman"/>
+          <w:sz w:val="28"/>
+          <w:szCs w:val="28"/>
+        </w:rPr>
+        <w:t xml:space="preserve">nventory </w:t>
+      </w:r>
+      <w:r>
+        <w:rPr>
+          <w:rFonts w:ascii="Times New Roman" w:hAnsi="Times New Roman"/>
+          <w:sz w:val="28"/>
+          <w:szCs w:val="28"/>
+        </w:rPr>
+        <w:t>m</w:t>
+      </w:r>
+      <w:r>
+        <w:rPr>
+          <w:rFonts w:ascii="Times New Roman" w:hAnsi="Times New Roman"/>
+          <w:sz w:val="28"/>
+          <w:szCs w:val="28"/>
+        </w:rPr>
+        <w:t xml:space="preserve">anagement </w:t>
+      </w:r>
+      <w:r>
+        <w:rPr>
+          <w:rFonts w:ascii="Times New Roman" w:hAnsi="Times New Roman"/>
+          <w:sz w:val="28"/>
+          <w:szCs w:val="28"/>
+        </w:rPr>
+        <w:t>s</w:t>
+      </w:r>
+      <w:r>
+        <w:rPr>
+          <w:rFonts w:ascii="Times New Roman" w:hAnsi="Times New Roman"/>
+          <w:sz w:val="28"/>
+          <w:szCs w:val="28"/>
+        </w:rPr>
+        <w:t>ystem.</w:t>
+      </w:r>
+    </w:p>
+    <w:p>
+      <w:pPr>
+        <w:jc w:val="both"/>
+        <w:rPr>
+          <w:rFonts w:ascii="Times New Roman" w:hAnsi="Times New Roman"/>
+          <w:b/>
+          <w:color w:val="000000" w:themeColor="text1"/>
+          <w:sz w:val="28"/>
+          <w:szCs w:val="28"/>
+          <w14:shadow w14:blurRad="12700" w14:dist="38100" w14:dir="2700000" w14:sx="100000" w14:sy="100000" w14:kx="0" w14:ky="0" w14:algn="tl">
+            <w14:schemeClr w14:val="bg1">
+              <w14:lumMod w14:val="50000"/>
+            </w14:schemeClr>
+          </w14:shadow>
+          <w14:textOutline w14:w="9525" w14:cap="flat" w14:cmpd="sng" w14:algn="ctr">
+            <w14:solidFill>
+              <w14:schemeClr w14:val="bg1"/>
+            </w14:solidFill>
+            <w14:prstDash w14:val="solid"/>
+            <w14:round/>
+          </w14:textOutline>
+        </w:rPr>
+      </w:pPr>
+    </w:p>
+    <w:p>
+      <w:pPr>
+        <w:jc w:val="both"/>
         <w:rPr>
           <w:rFonts w:ascii="Times New Roman" w:hAnsi="Times New Roman"/>
           <w:b/>
@@ -3392,7 +3863,177 @@
           <w:sz w:val="28"/>
           <w:szCs w:val="28"/>
         </w:rPr>
-        <w:t>2.2</w:t>
+      </w:pPr>
+      <w:r>
+        <w:rPr>
+          <w:rFonts w:ascii="Times New Roman" w:hAnsi="Times New Roman"/>
+          <w:b/>
+          <w:bCs/>
+          <w:sz w:val="28"/>
+          <w:szCs w:val="28"/>
+        </w:rPr>
+        <w:t>2.</w:t>
+      </w:r>
+      <w:r>
+        <w:rPr>
+          <w:rFonts w:ascii="Times New Roman" w:hAnsi="Times New Roman"/>
+          <w:b/>
+          <w:bCs/>
+          <w:sz w:val="28"/>
+          <w:szCs w:val="28"/>
+        </w:rPr>
+        <w:t>2</w:t>
+      </w:r>
+      <w:r>
+        <w:rPr>
+          <w:rFonts w:ascii="Times New Roman" w:hAnsi="Times New Roman"/>
+          <w:b/>
+          <w:bCs/>
+          <w:sz w:val="28"/>
+          <w:szCs w:val="28"/>
+        </w:rPr>
+        <w:t xml:space="preserve"> </w:t>
+      </w:r>
+      <w:r>
+        <w:rPr>
+          <w:rFonts w:ascii="Times New Roman" w:hAnsi="Times New Roman"/>
+          <w:b/>
+          <w:bCs/>
+          <w:sz w:val="28"/>
+          <w:szCs w:val="28"/>
+        </w:rPr>
+        <w:tab/>
+        <w:t>Review of Related Literature</w:t>
+      </w:r>
+    </w:p>
+    <w:p>
+      <w:pPr>
+        <w:jc w:val="both"/>
+        <w:rPr>
+          <w:rFonts w:ascii="Times New Roman" w:hAnsi="Times New Roman"/>
+          <w:sz w:val="28"/>
+          <w:szCs w:val="28"/>
+        </w:rPr>
+      </w:pPr>
+      <w:r>
+        <w:rPr>
+          <w:rFonts w:ascii="Times New Roman" w:hAnsi="Times New Roman"/>
+          <w:sz w:val="28"/>
+          <w:szCs w:val="28"/>
+        </w:rPr>
+        <w:t>Chopra and Meindl (2019) emphasized that effective inventory management is a critical component of supply chain management, as it balances product availability with the costs of holding inventory. They further explained that accurate inventory planning and timely replenishment improve customer satisfaction, reduce operational costs, and enhance overall organizational performance.</w:t>
+      </w:r>
+    </w:p>
+    <w:p>
+      <w:pPr>
+        <w:jc w:val="both"/>
+        <w:rPr>
+          <w:rFonts w:ascii="Times New Roman" w:hAnsi="Times New Roman"/>
+          <w:sz w:val="28"/>
+          <w:szCs w:val="28"/>
+        </w:rPr>
+      </w:pPr>
+      <w:r>
+        <w:rPr>
+          <w:rFonts w:ascii="Times New Roman" w:hAnsi="Times New Roman"/>
+          <w:sz w:val="28"/>
+          <w:szCs w:val="28"/>
+        </w:rPr>
+        <w:t>Heizer, Render, and Munson (2020) described inventory management as an essential function of operations management that ensures the efficient flow of goods and services within an organization. They argued that adopting computerized inventory systems enables businesses to minimize stock shortages, reduce excess inventory, and improve operational efficiency through better planning and control.</w:t>
+      </w:r>
+    </w:p>
+    <w:p>
+      <w:pPr>
+        <w:jc w:val="both"/>
+        <w:rPr>
+          <w:rFonts w:ascii="Times New Roman" w:hAnsi="Times New Roman"/>
+          <w:sz w:val="28"/>
+          <w:szCs w:val="28"/>
+        </w:rPr>
+      </w:pPr>
+      <w:r>
+        <w:rPr>
+          <w:rFonts w:ascii="Times New Roman" w:hAnsi="Times New Roman"/>
+          <w:sz w:val="28"/>
+          <w:szCs w:val="28"/>
+        </w:rPr>
+        <w:t>Hunter (2007) introduced Matplotlib as a comprehensive Python library for creating high-quality two-dimensional graphical visualizations for scientific and business applications. The study highlighted that effective data visualization enhances the interpretation of numerical information, making it easier for users to identify trends, patterns, and business performance indicators.</w:t>
+      </w:r>
+    </w:p>
+    <w:p>
+      <w:pPr>
+        <w:jc w:val="both"/>
+        <w:rPr>
+          <w:rFonts w:ascii="Times New Roman" w:hAnsi="Times New Roman"/>
+          <w:sz w:val="28"/>
+          <w:szCs w:val="28"/>
+        </w:rPr>
+      </w:pPr>
+      <w:r>
+        <w:rPr>
+          <w:rFonts w:ascii="Times New Roman" w:hAnsi="Times New Roman"/>
+          <w:sz w:val="28"/>
+          <w:szCs w:val="28"/>
+        </w:rPr>
+        <w:lastRenderedPageBreak/>
+        <w:t>McKinney (2022) explained that Python, together with the Pandas library, provides powerful tools for organizing, manipulating, and analyzing structured datasets efficiently. The author demonstrated that these tools simplify data processing tasks and enable developers to build reliable data-driven applications for business analysis and decision-making.</w:t>
+      </w:r>
+    </w:p>
+    <w:p>
+      <w:pPr>
+        <w:jc w:val="both"/>
+        <w:rPr>
+          <w:rFonts w:ascii="Times New Roman" w:hAnsi="Times New Roman"/>
+          <w:sz w:val="28"/>
+          <w:szCs w:val="28"/>
+        </w:rPr>
+      </w:pPr>
+      <w:r>
+        <w:rPr>
+          <w:rFonts w:ascii="Times New Roman" w:hAnsi="Times New Roman"/>
+          <w:sz w:val="28"/>
+          <w:szCs w:val="28"/>
+        </w:rPr>
+        <w:t>Van Rossum and Drake (2009) presented Python as a high-level, object-oriented programming language designed for readability, flexibility, and rapid software development. They emphasized that Python's extensive standard library and modular programming capabilities make it suitable for developing scalable applications such as inventory management and business information systems.</w:t>
+      </w:r>
+    </w:p>
+    <w:p>
+      <w:pPr>
+        <w:jc w:val="both"/>
+        <w:rPr>
+          <w:rFonts w:ascii="Times New Roman" w:hAnsi="Times New Roman"/>
+          <w:sz w:val="28"/>
+          <w:szCs w:val="28"/>
+        </w:rPr>
+      </w:pPr>
+    </w:p>
+    <w:p>
+      <w:pPr>
+        <w:rPr>
+          <w:rFonts w:ascii="Times New Roman" w:hAnsi="Times New Roman"/>
+          <w:sz w:val="28"/>
+          <w:szCs w:val="28"/>
+        </w:rPr>
+      </w:pPr>
+      <w:r>
+        <w:rPr>
+          <w:rFonts w:ascii="Times New Roman" w:hAnsi="Times New Roman"/>
+          <w:b/>
+          <w:bCs/>
+          <w:sz w:val="28"/>
+          <w:szCs w:val="28"/>
+        </w:rPr>
+        <w:t>2.</w:t>
+      </w:r>
+      <w:r>
+        <w:rPr>
+          <w:rFonts w:ascii="Times New Roman" w:hAnsi="Times New Roman"/>
+          <w:b/>
+          <w:bCs/>
+          <w:sz w:val="28"/>
+          <w:szCs w:val="28"/>
+        </w:rPr>
+        <w:t>3</w:t>
       </w:r>
       <w:r>
         <w:rPr>
@@ -3672,7 +4313,17 @@
           <w:szCs w:val="28"/>
         </w:rPr>
         <w:lastRenderedPageBreak/>
-        <w:t>2.3</w:t>
+        <w:t>2.</w:t>
+      </w:r>
+      <w:r>
+        <w:rPr>
+          <w:rFonts w:ascii="Times New Roman" w:hAnsi="Times New Roman"/>
+          <w:b/>
+          <w:bCs/>
+          <w:sz w:val="28"/>
+          <w:szCs w:val="28"/>
+        </w:rPr>
+        <w:t>4</w:t>
       </w:r>
       <w:r>
         <w:rPr>
@@ -3913,7 +4564,27 @@
           <w:sz w:val="28"/>
           <w:szCs w:val="28"/>
         </w:rPr>
-        <w:t xml:space="preserve">2.4 </w:t>
+        <w:t>2.</w:t>
+      </w:r>
+      <w:r>
+        <w:rPr>
+          <w:rFonts w:ascii="Times New Roman" w:hAnsi="Times New Roman"/>
+          <w:b/>
+          <w:bCs/>
+          <w:sz w:val="28"/>
+          <w:szCs w:val="28"/>
+        </w:rPr>
+        <w:t>5</w:t>
+      </w:r>
+      <w:r>
+        <w:rPr>
+          <w:rFonts w:ascii="Times New Roman" w:hAnsi="Times New Roman"/>
+          <w:b/>
+          <w:bCs/>
+          <w:sz w:val="28"/>
+          <w:szCs w:val="28"/>
+        </w:rPr>
+        <w:t xml:space="preserve"> </w:t>
       </w:r>
       <w:r>
         <w:rPr>
@@ -4087,7 +4758,27 @@
           <w:sz w:val="28"/>
           <w:szCs w:val="28"/>
         </w:rPr>
-        <w:t xml:space="preserve">2.5 </w:t>
+        <w:t>2.</w:t>
+      </w:r>
+      <w:r>
+        <w:rPr>
+          <w:rFonts w:ascii="Times New Roman" w:hAnsi="Times New Roman"/>
+          <w:b/>
+          <w:bCs/>
+          <w:sz w:val="28"/>
+          <w:szCs w:val="28"/>
+        </w:rPr>
+        <w:t>6</w:t>
+      </w:r>
+      <w:r>
+        <w:rPr>
+          <w:rFonts w:ascii="Times New Roman" w:hAnsi="Times New Roman"/>
+          <w:b/>
+          <w:bCs/>
+          <w:sz w:val="28"/>
+          <w:szCs w:val="28"/>
+        </w:rPr>
+        <w:t xml:space="preserve"> </w:t>
       </w:r>
       <w:r>
         <w:rPr>
@@ -4245,7 +4936,17 @@
           <w:sz w:val="28"/>
           <w:szCs w:val="28"/>
         </w:rPr>
-        <w:t>2.6</w:t>
+        <w:t>2.</w:t>
+      </w:r>
+      <w:r>
+        <w:rPr>
+          <w:rFonts w:ascii="Times New Roman" w:hAnsi="Times New Roman"/>
+          <w:b/>
+          <w:bCs/>
+          <w:sz w:val="28"/>
+          <w:szCs w:val="28"/>
+        </w:rPr>
+        <w:t>7</w:t>
       </w:r>
       <w:r>
         <w:rPr>
@@ -4437,7 +5138,15 @@
           <w:sz w:val="28"/>
           <w:szCs w:val="28"/>
         </w:rPr>
-        <w:t xml:space="preserve">NumPy </w:t>
+        <w:t>Random</w:t>
+      </w:r>
+      <w:r>
+        <w:rPr>
+          <w:rFonts w:ascii="Times New Roman" w:hAnsi="Times New Roman"/>
+          <w:sz w:val="28"/>
+          <w:szCs w:val="28"/>
+        </w:rPr>
+        <w:t xml:space="preserve"> </w:t>
       </w:r>
     </w:p>
     <w:p>
@@ -4486,7 +5195,27 @@
           <w:sz w:val="28"/>
           <w:szCs w:val="28"/>
         </w:rPr>
-        <w:t xml:space="preserve">2.7 </w:t>
+        <w:t>2.</w:t>
+      </w:r>
+      <w:r>
+        <w:rPr>
+          <w:rFonts w:ascii="Times New Roman" w:hAnsi="Times New Roman"/>
+          <w:b/>
+          <w:bCs/>
+          <w:sz w:val="28"/>
+          <w:szCs w:val="28"/>
+        </w:rPr>
+        <w:t>8</w:t>
+      </w:r>
+      <w:r>
+        <w:rPr>
+          <w:rFonts w:ascii="Times New Roman" w:hAnsi="Times New Roman"/>
+          <w:b/>
+          <w:bCs/>
+          <w:sz w:val="28"/>
+          <w:szCs w:val="28"/>
+        </w:rPr>
+        <w:t xml:space="preserve"> </w:t>
       </w:r>
       <w:r>
         <w:rPr>
@@ -4557,7 +5286,31 @@
           <w:sz w:val="28"/>
           <w:szCs w:val="28"/>
         </w:rPr>
-        <w:t xml:space="preserve">RFID tracking </w:t>
+        <w:t>Radio Frequency Identification (</w:t>
+      </w:r>
+      <w:r>
+        <w:rPr>
+          <w:rFonts w:ascii="Times New Roman" w:hAnsi="Times New Roman"/>
+          <w:sz w:val="28"/>
+          <w:szCs w:val="28"/>
+        </w:rPr>
+        <w:t>RFID</w:t>
+      </w:r>
+      <w:r>
+        <w:rPr>
+          <w:rFonts w:ascii="Times New Roman" w:hAnsi="Times New Roman"/>
+          <w:sz w:val="28"/>
+          <w:szCs w:val="28"/>
+        </w:rPr>
+        <w:t>)</w:t>
+      </w:r>
+      <w:r>
+        <w:rPr>
+          <w:rFonts w:ascii="Times New Roman" w:hAnsi="Times New Roman"/>
+          <w:sz w:val="28"/>
+          <w:szCs w:val="28"/>
+        </w:rPr>
+        <w:t xml:space="preserve"> tracking </w:t>
       </w:r>
     </w:p>
     <w:p>
@@ -4599,7 +5352,31 @@
           <w:sz w:val="28"/>
           <w:szCs w:val="28"/>
         </w:rPr>
-        <w:t xml:space="preserve">ERP systems </w:t>
+        <w:t>Enterprise Resource Planning (</w:t>
+      </w:r>
+      <w:r>
+        <w:rPr>
+          <w:rFonts w:ascii="Times New Roman" w:hAnsi="Times New Roman"/>
+          <w:sz w:val="28"/>
+          <w:szCs w:val="28"/>
+        </w:rPr>
+        <w:t>ERP</w:t>
+      </w:r>
+      <w:r>
+        <w:rPr>
+          <w:rFonts w:ascii="Times New Roman" w:hAnsi="Times New Roman"/>
+          <w:sz w:val="28"/>
+          <w:szCs w:val="28"/>
+        </w:rPr>
+        <w:t>)</w:t>
+      </w:r>
+      <w:r>
+        <w:rPr>
+          <w:rFonts w:ascii="Times New Roman" w:hAnsi="Times New Roman"/>
+          <w:sz w:val="28"/>
+          <w:szCs w:val="28"/>
+        </w:rPr>
+        <w:t xml:space="preserve"> systems </w:t>
       </w:r>
     </w:p>
     <w:p>
@@ -4991,6 +5768,16 @@
     </w:p>
     <w:p>
       <w:pPr>
+        <w:ind w:left="720"/>
+        <w:rPr>
+          <w:rFonts w:ascii="Times New Roman" w:hAnsi="Times New Roman"/>
+          <w:sz w:val="28"/>
+          <w:szCs w:val="28"/>
+        </w:rPr>
+      </w:pPr>
+    </w:p>
+    <w:p>
+      <w:pPr>
         <w:rPr>
           <w:rFonts w:ascii="Times New Roman" w:hAnsi="Times New Roman"/>
           <w:sz w:val="28"/>
@@ -5097,7 +5884,39 @@
           <w:sz w:val="28"/>
           <w:szCs w:val="28"/>
         </w:rPr>
-        <w:t xml:space="preserve"> Profit Calculation </w:t>
+        <w:t xml:space="preserve"> </w:t>
+      </w:r>
+      <w:r>
+        <w:rPr>
+          <w:rFonts w:ascii="Times New Roman" w:hAnsi="Times New Roman"/>
+          <w:sz w:val="28"/>
+          <w:szCs w:val="28"/>
+        </w:rPr>
+        <w:t xml:space="preserve">Receipt Generation </w:t>
+      </w:r>
+      <w:r>
+        <w:rPr>
+          <w:rFonts w:ascii="Times New Roman" w:hAnsi="Times New Roman"/>
+          <w:sz w:val="28"/>
+          <w:szCs w:val="28"/>
+        </w:rPr>
+        <w:sym w:font="Wingdings" w:char="F0E0"/>
+      </w:r>
+      <w:r>
+        <w:rPr>
+          <w:rFonts w:ascii="Times New Roman" w:hAnsi="Times New Roman"/>
+          <w:sz w:val="28"/>
+          <w:szCs w:val="28"/>
+        </w:rPr>
+        <w:t xml:space="preserve"> </w:t>
+      </w:r>
+      <w:r>
+        <w:rPr>
+          <w:rFonts w:ascii="Times New Roman" w:hAnsi="Times New Roman"/>
+          <w:sz w:val="28"/>
+          <w:szCs w:val="28"/>
+        </w:rPr>
+        <w:t xml:space="preserve">Profit Calculation </w:t>
       </w:r>
       <w:r>
         <w:rPr>
@@ -5376,7 +6195,7 @@
                 <w:sz w:val="28"/>
                 <w:szCs w:val="28"/>
               </w:rPr>
-              <w:t>NumPy</w:t>
+              <w:t>Random</w:t>
             </w:r>
           </w:p>
         </w:tc>
@@ -5399,7 +6218,23 @@
                 <w:sz w:val="28"/>
                 <w:szCs w:val="28"/>
               </w:rPr>
-              <w:t>Mathematical Computation</w:t>
+              <w:t xml:space="preserve">Receipt </w:t>
+            </w:r>
+            <w:r>
+              <w:rPr>
+                <w:rFonts w:ascii="Times New Roman" w:hAnsi="Times New Roman"/>
+                <w:sz w:val="28"/>
+                <w:szCs w:val="28"/>
+              </w:rPr>
+              <w:t>Genera</w:t>
+            </w:r>
+            <w:r>
+              <w:rPr>
+                <w:rFonts w:ascii="Times New Roman" w:hAnsi="Times New Roman"/>
+                <w:sz w:val="28"/>
+                <w:szCs w:val="28"/>
+              </w:rPr>
+              <w:t>tion</w:t>
             </w:r>
           </w:p>
         </w:tc>
@@ -5515,6 +6350,7 @@
           <w:rFonts w:ascii="Times New Roman" w:hAnsi="Times New Roman"/>
           <w:b/>
           <w:bCs/>
+          <w:noProof/>
           <w:sz w:val="28"/>
           <w:szCs w:val="28"/>
         </w:rPr>
@@ -6195,32 +7031,65 @@
           <w:sz w:val="28"/>
           <w:szCs w:val="28"/>
         </w:rPr>
-        <w:t xml:space="preserve">Deleting products </w:t>
-      </w:r>
-    </w:p>
-    <w:p>
-      <w:pPr>
-        <w:numPr>
-          <w:ilvl w:val="0"/>
-          <w:numId w:val="18"/>
-        </w:numPr>
-        <w:rPr>
-          <w:rFonts w:ascii="Times New Roman" w:hAnsi="Times New Roman"/>
-          <w:sz w:val="28"/>
-          <w:szCs w:val="28"/>
-        </w:rPr>
-      </w:pPr>
-      <w:r>
-        <w:rPr>
-          <w:rFonts w:ascii="Times New Roman" w:hAnsi="Times New Roman"/>
-          <w:sz w:val="28"/>
-          <w:szCs w:val="28"/>
-        </w:rPr>
         <w:t xml:space="preserve">Viewing inventory </w:t>
       </w:r>
     </w:p>
     <w:p>
       <w:pPr>
+        <w:ind w:left="720"/>
+        <w:rPr>
+          <w:rFonts w:ascii="Times New Roman" w:hAnsi="Times New Roman"/>
+          <w:sz w:val="28"/>
+          <w:szCs w:val="28"/>
+        </w:rPr>
+      </w:pPr>
+      <w:r>
+        <w:rPr>
+          <w:rFonts w:ascii="Times New Roman" w:hAnsi="Times New Roman"/>
+          <w:noProof/>
+          <w:sz w:val="28"/>
+          <w:szCs w:val="28"/>
+        </w:rPr>
+        <w:lastRenderedPageBreak/>
+        <w:drawing>
+          <wp:inline distT="0" distB="0" distL="0" distR="0" wp14:anchorId="63D32D86" wp14:editId="4F110CE5">
+            <wp:extent cx="5943600" cy="1579245"/>
+            <wp:effectExtent l="0" t="0" r="0" b="1905"/>
+            <wp:docPr id="302298281" name="Picture 1"/>
+            <wp:cNvGraphicFramePr>
+              <a:graphicFrameLocks xmlns:a="http://schemas.openxmlformats.org/drawingml/2006/main" noChangeAspect="1"/>
+            </wp:cNvGraphicFramePr>
+            <a:graphic xmlns:a="http://schemas.openxmlformats.org/drawingml/2006/main">
+              <a:graphicData uri="http://schemas.openxmlformats.org/drawingml/2006/picture">
+                <pic:pic xmlns:pic="http://schemas.openxmlformats.org/drawingml/2006/picture">
+                  <pic:nvPicPr>
+                    <pic:cNvPr id="302298281" name=""/>
+                    <pic:cNvPicPr/>
+                  </pic:nvPicPr>
+                  <pic:blipFill>
+                    <a:blip r:embed="rId9"/>
+                    <a:stretch>
+                      <a:fillRect/>
+                    </a:stretch>
+                  </pic:blipFill>
+                  <pic:spPr>
+                    <a:xfrm>
+                      <a:off x="0" y="0"/>
+                      <a:ext cx="5943600" cy="1579245"/>
+                    </a:xfrm>
+                    <a:prstGeom prst="rect">
+                      <a:avLst/>
+                    </a:prstGeom>
+                  </pic:spPr>
+                </pic:pic>
+              </a:graphicData>
+            </a:graphic>
+          </wp:inline>
+        </w:drawing>
+      </w:r>
+    </w:p>
+    <w:p>
+      <w:pPr>
         <w:rPr>
           <w:rFonts w:ascii="Times New Roman" w:hAnsi="Times New Roman"/>
           <w:sz w:val="28"/>
@@ -6244,7 +7113,6 @@
           <w:sz w:val="28"/>
           <w:szCs w:val="28"/>
         </w:rPr>
-        <w:lastRenderedPageBreak/>
         <w:t>Sales Module</w:t>
       </w:r>
     </w:p>
@@ -6304,7 +7172,7 @@
           <w:sz w:val="28"/>
           <w:szCs w:val="28"/>
         </w:rPr>
-        <w:t xml:space="preserve">Updating inventory </w:t>
+        <w:t>Generating receipts</w:t>
       </w:r>
     </w:p>
     <w:p>
@@ -6325,6 +7193,27 @@
           <w:sz w:val="28"/>
           <w:szCs w:val="28"/>
         </w:rPr>
+        <w:t xml:space="preserve">Updating inventory </w:t>
+      </w:r>
+    </w:p>
+    <w:p>
+      <w:pPr>
+        <w:numPr>
+          <w:ilvl w:val="0"/>
+          <w:numId w:val="19"/>
+        </w:numPr>
+        <w:rPr>
+          <w:rFonts w:ascii="Times New Roman" w:hAnsi="Times New Roman"/>
+          <w:sz w:val="28"/>
+          <w:szCs w:val="28"/>
+        </w:rPr>
+      </w:pPr>
+      <w:r>
+        <w:rPr>
+          <w:rFonts w:ascii="Times New Roman" w:hAnsi="Times New Roman"/>
+          <w:sz w:val="28"/>
+          <w:szCs w:val="28"/>
+        </w:rPr>
         <w:t xml:space="preserve">Computing income </w:t>
       </w:r>
     </w:p>
@@ -6341,6 +7230,122 @@
           <w:rFonts w:ascii="Times New Roman" w:hAnsi="Times New Roman"/>
           <w:b/>
           <w:bCs/>
+          <w:noProof/>
+          <w:sz w:val="28"/>
+          <w:szCs w:val="28"/>
+        </w:rPr>
+        <w:drawing>
+          <wp:inline distT="0" distB="0" distL="0" distR="0" wp14:anchorId="5D1AAEA6" wp14:editId="6119C5F6">
+            <wp:extent cx="5943600" cy="2404110"/>
+            <wp:effectExtent l="0" t="0" r="0" b="0"/>
+            <wp:docPr id="22482158" name="Picture 1"/>
+            <wp:cNvGraphicFramePr>
+              <a:graphicFrameLocks xmlns:a="http://schemas.openxmlformats.org/drawingml/2006/main" noChangeAspect="1"/>
+            </wp:cNvGraphicFramePr>
+            <a:graphic xmlns:a="http://schemas.openxmlformats.org/drawingml/2006/main">
+              <a:graphicData uri="http://schemas.openxmlformats.org/drawingml/2006/picture">
+                <pic:pic xmlns:pic="http://schemas.openxmlformats.org/drawingml/2006/picture">
+                  <pic:nvPicPr>
+                    <pic:cNvPr id="119350037" name=""/>
+                    <pic:cNvPicPr/>
+                  </pic:nvPicPr>
+                  <pic:blipFill>
+                    <a:blip r:embed="rId10"/>
+                    <a:stretch>
+                      <a:fillRect/>
+                    </a:stretch>
+                  </pic:blipFill>
+                  <pic:spPr>
+                    <a:xfrm>
+                      <a:off x="0" y="0"/>
+                      <a:ext cx="5943600" cy="2404110"/>
+                    </a:xfrm>
+                    <a:prstGeom prst="rect">
+                      <a:avLst/>
+                    </a:prstGeom>
+                  </pic:spPr>
+                </pic:pic>
+              </a:graphicData>
+            </a:graphic>
+          </wp:inline>
+        </w:drawing>
+      </w:r>
+    </w:p>
+    <w:p>
+      <w:pPr>
+        <w:rPr>
+          <w:rFonts w:ascii="Times New Roman" w:hAnsi="Times New Roman"/>
+          <w:sz w:val="28"/>
+          <w:szCs w:val="28"/>
+        </w:rPr>
+      </w:pPr>
+      <w:r>
+        <w:rPr>
+          <w:rFonts w:ascii="Times New Roman" w:hAnsi="Times New Roman"/>
+          <w:noProof/>
+          <w:sz w:val="28"/>
+          <w:szCs w:val="28"/>
+        </w:rPr>
+        <w:lastRenderedPageBreak/>
+        <w:drawing>
+          <wp:inline distT="0" distB="0" distL="0" distR="0" wp14:anchorId="0255D7C4" wp14:editId="324334F3">
+            <wp:extent cx="5416828" cy="2330570"/>
+            <wp:effectExtent l="0" t="0" r="0" b="0"/>
+            <wp:docPr id="1630422432" name="Picture 1"/>
+            <wp:cNvGraphicFramePr>
+              <a:graphicFrameLocks xmlns:a="http://schemas.openxmlformats.org/drawingml/2006/main" noChangeAspect="1"/>
+            </wp:cNvGraphicFramePr>
+            <a:graphic xmlns:a="http://schemas.openxmlformats.org/drawingml/2006/main">
+              <a:graphicData uri="http://schemas.openxmlformats.org/drawingml/2006/picture">
+                <pic:pic xmlns:pic="http://schemas.openxmlformats.org/drawingml/2006/picture">
+                  <pic:nvPicPr>
+                    <pic:cNvPr id="1630422432" name=""/>
+                    <pic:cNvPicPr/>
+                  </pic:nvPicPr>
+                  <pic:blipFill>
+                    <a:blip r:embed="rId11"/>
+                    <a:stretch>
+                      <a:fillRect/>
+                    </a:stretch>
+                  </pic:blipFill>
+                  <pic:spPr>
+                    <a:xfrm>
+                      <a:off x="0" y="0"/>
+                      <a:ext cx="5416828" cy="2330570"/>
+                    </a:xfrm>
+                    <a:prstGeom prst="rect">
+                      <a:avLst/>
+                    </a:prstGeom>
+                  </pic:spPr>
+                </pic:pic>
+              </a:graphicData>
+            </a:graphic>
+          </wp:inline>
+        </w:drawing>
+      </w:r>
+    </w:p>
+    <w:p>
+      <w:pPr>
+        <w:rPr>
+          <w:rFonts w:ascii="Times New Roman" w:hAnsi="Times New Roman"/>
+          <w:sz w:val="28"/>
+          <w:szCs w:val="28"/>
+        </w:rPr>
+      </w:pPr>
+    </w:p>
+    <w:p>
+      <w:pPr>
+        <w:rPr>
+          <w:rFonts w:ascii="Times New Roman" w:hAnsi="Times New Roman"/>
+          <w:sz w:val="28"/>
+          <w:szCs w:val="28"/>
+        </w:rPr>
+      </w:pPr>
+      <w:r>
+        <w:rPr>
+          <w:rFonts w:ascii="Times New Roman" w:hAnsi="Times New Roman"/>
+          <w:b/>
+          <w:bCs/>
           <w:sz w:val="28"/>
           <w:szCs w:val="28"/>
         </w:rPr>
@@ -6474,249 +7479,6 @@
           <w:szCs w:val="28"/>
         </w:rPr>
       </w:pPr>
-    </w:p>
-    <w:p>
-      <w:pPr>
-        <w:rPr>
-          <w:rFonts w:ascii="Times New Roman" w:hAnsi="Times New Roman"/>
-          <w:sz w:val="28"/>
-          <w:szCs w:val="28"/>
-        </w:rPr>
-      </w:pPr>
-    </w:p>
-    <w:p>
-      <w:pPr>
-        <w:rPr>
-          <w:rFonts w:ascii="Times New Roman" w:hAnsi="Times New Roman"/>
-          <w:sz w:val="28"/>
-          <w:szCs w:val="28"/>
-        </w:rPr>
-      </w:pPr>
-    </w:p>
-    <w:p>
-      <w:pPr>
-        <w:rPr>
-          <w:rFonts w:ascii="Times New Roman" w:hAnsi="Times New Roman"/>
-          <w:sz w:val="28"/>
-          <w:szCs w:val="28"/>
-        </w:rPr>
-      </w:pPr>
-    </w:p>
-    <w:p>
-      <w:pPr>
-        <w:rPr>
-          <w:rFonts w:ascii="Times New Roman" w:hAnsi="Times New Roman"/>
-          <w:sz w:val="28"/>
-          <w:szCs w:val="28"/>
-        </w:rPr>
-      </w:pPr>
-    </w:p>
-    <w:p>
-      <w:pPr>
-        <w:rPr>
-          <w:rFonts w:ascii="Times New Roman" w:hAnsi="Times New Roman"/>
-          <w:sz w:val="28"/>
-          <w:szCs w:val="28"/>
-        </w:rPr>
-      </w:pPr>
-    </w:p>
-    <w:p>
-      <w:pPr>
-        <w:rPr>
-          <w:rFonts w:ascii="Times New Roman" w:hAnsi="Times New Roman"/>
-          <w:sz w:val="28"/>
-          <w:szCs w:val="28"/>
-        </w:rPr>
-      </w:pPr>
-    </w:p>
-    <w:p>
-      <w:pPr>
-        <w:rPr>
-          <w:rFonts w:ascii="Times New Roman" w:hAnsi="Times New Roman"/>
-          <w:sz w:val="28"/>
-          <w:szCs w:val="28"/>
-        </w:rPr>
-      </w:pPr>
-    </w:p>
-    <w:p>
-      <w:pPr>
-        <w:rPr>
-          <w:rFonts w:ascii="Times New Roman" w:hAnsi="Times New Roman"/>
-          <w:sz w:val="28"/>
-          <w:szCs w:val="28"/>
-        </w:rPr>
-      </w:pPr>
-    </w:p>
-    <w:p>
-      <w:pPr>
-        <w:rPr>
-          <w:rFonts w:ascii="Times New Roman" w:hAnsi="Times New Roman"/>
-          <w:sz w:val="28"/>
-          <w:szCs w:val="28"/>
-        </w:rPr>
-      </w:pPr>
-    </w:p>
-    <w:p>
-      <w:pPr>
-        <w:rPr>
-          <w:rFonts w:ascii="Times New Roman" w:hAnsi="Times New Roman"/>
-          <w:sz w:val="28"/>
-          <w:szCs w:val="28"/>
-        </w:rPr>
-      </w:pPr>
-    </w:p>
-    <w:p>
-      <w:pPr>
-        <w:rPr>
-          <w:rFonts w:ascii="Times New Roman" w:hAnsi="Times New Roman"/>
-          <w:sz w:val="28"/>
-          <w:szCs w:val="28"/>
-        </w:rPr>
-      </w:pPr>
-    </w:p>
-    <w:p>
-      <w:pPr>
-        <w:jc w:val="center"/>
-        <w:rPr>
-          <w:rFonts w:ascii="Times New Roman" w:hAnsi="Times New Roman"/>
-          <w:b/>
-          <w:bCs/>
-          <w:sz w:val="32"/>
-          <w:szCs w:val="32"/>
-        </w:rPr>
-      </w:pPr>
-      <w:r>
-        <w:rPr>
-          <w:rFonts w:ascii="Times New Roman" w:hAnsi="Times New Roman"/>
-          <w:b/>
-          <w:bCs/>
-          <w:sz w:val="32"/>
-          <w:szCs w:val="32"/>
-        </w:rPr>
-        <w:lastRenderedPageBreak/>
-        <w:t>CHAPTER FOUR</w:t>
-      </w:r>
-    </w:p>
-    <w:p>
-      <w:pPr>
-        <w:jc w:val="center"/>
-        <w:rPr>
-          <w:rFonts w:ascii="Times New Roman" w:hAnsi="Times New Roman"/>
-          <w:b/>
-          <w:bCs/>
-          <w:sz w:val="32"/>
-          <w:szCs w:val="32"/>
-        </w:rPr>
-      </w:pPr>
-      <w:r>
-        <w:rPr>
-          <w:rFonts w:ascii="Times New Roman" w:hAnsi="Times New Roman"/>
-          <w:b/>
-          <w:bCs/>
-          <w:sz w:val="32"/>
-          <w:szCs w:val="32"/>
-        </w:rPr>
-        <w:t>RESULTS AND DISCUSSION</w:t>
-      </w:r>
-    </w:p>
-    <w:p>
-      <w:pPr>
-        <w:rPr>
-          <w:rFonts w:ascii="Times New Roman" w:hAnsi="Times New Roman"/>
-          <w:b/>
-          <w:bCs/>
-          <w:sz w:val="28"/>
-          <w:szCs w:val="28"/>
-        </w:rPr>
-      </w:pPr>
-      <w:r>
-        <w:rPr>
-          <w:rFonts w:ascii="Times New Roman" w:hAnsi="Times New Roman"/>
-          <w:b/>
-          <w:bCs/>
-          <w:sz w:val="28"/>
-          <w:szCs w:val="28"/>
-        </w:rPr>
-        <w:t xml:space="preserve">4.1 </w:t>
-      </w:r>
-      <w:r>
-        <w:rPr>
-          <w:rFonts w:ascii="Times New Roman" w:hAnsi="Times New Roman"/>
-          <w:b/>
-          <w:bCs/>
-          <w:sz w:val="28"/>
-          <w:szCs w:val="28"/>
-        </w:rPr>
-        <w:tab/>
-        <w:t>Dashboard Analysis</w:t>
-      </w:r>
-    </w:p>
-    <w:p>
-      <w:pPr>
-        <w:rPr>
-          <w:rFonts w:ascii="Times New Roman" w:hAnsi="Times New Roman"/>
-          <w:sz w:val="28"/>
-          <w:szCs w:val="28"/>
-        </w:rPr>
-      </w:pPr>
-      <w:r>
-        <w:rPr>
-          <w:rFonts w:ascii="Times New Roman" w:hAnsi="Times New Roman"/>
-          <w:sz w:val="28"/>
-          <w:szCs w:val="28"/>
-        </w:rPr>
-        <w:t>The dashboard generated by the system presents three key business indicators.</w:t>
-      </w:r>
-    </w:p>
-    <w:p>
-      <w:pPr>
-        <w:rPr>
-          <w:rFonts w:ascii="Times New Roman" w:hAnsi="Times New Roman"/>
-          <w:sz w:val="28"/>
-          <w:szCs w:val="28"/>
-        </w:rPr>
-      </w:pPr>
-      <w:r>
-        <w:rPr>
-          <w:rFonts w:ascii="Times New Roman" w:hAnsi="Times New Roman"/>
-          <w:sz w:val="28"/>
-          <w:szCs w:val="28"/>
-        </w:rPr>
-        <w:t>For example:</w:t>
-      </w:r>
-      <w:r>
-        <w:rPr>
-          <w:rFonts w:ascii="Times New Roman" w:hAnsi="Times New Roman"/>
-          <w:sz w:val="28"/>
-          <w:szCs w:val="28"/>
-        </w:rPr>
-        <w:t xml:space="preserve"> For this set of data</w:t>
-      </w:r>
-      <w:r>
-        <w:rPr>
-          <w:rFonts w:ascii="Times New Roman" w:hAnsi="Times New Roman"/>
-          <w:sz w:val="28"/>
-          <w:szCs w:val="28"/>
-        </w:rPr>
-        <w:t xml:space="preserve"> gotten from a business store</w:t>
-      </w:r>
-      <w:r>
-        <w:rPr>
-          <w:rFonts w:ascii="Times New Roman" w:hAnsi="Times New Roman"/>
-          <w:sz w:val="28"/>
-          <w:szCs w:val="28"/>
-        </w:rPr>
-        <w:t>,</w:t>
-      </w:r>
-    </w:p>
-    <w:p>
-      <w:pPr>
-        <w:rPr>
-          <w:rFonts w:ascii="Times New Roman" w:hAnsi="Times New Roman"/>
-          <w:sz w:val="28"/>
-          <w:szCs w:val="28"/>
-        </w:rPr>
-      </w:pPr>
       <w:r>
         <w:rPr>
           <w:rFonts w:ascii="Times New Roman" w:hAnsi="Times New Roman"/>
@@ -6726,10 +7488,10 @@
           <w14:ligatures w14:val="standardContextual"/>
         </w:rPr>
         <w:drawing>
-          <wp:inline distT="0" distB="0" distL="0" distR="0" wp14:anchorId="4984D9F2" wp14:editId="3DAFF80D">
+          <wp:inline distT="0" distB="0" distL="0" distR="0" wp14:anchorId="383E04C1" wp14:editId="64000C76">
             <wp:extent cx="5943600" cy="1416050"/>
             <wp:effectExtent l="0" t="0" r="0" b="0"/>
-            <wp:docPr id="1222787261" name="Picture 4"/>
+            <wp:docPr id="629124628" name="Picture 4"/>
             <wp:cNvGraphicFramePr>
               <a:graphicFrameLocks xmlns:a="http://schemas.openxmlformats.org/drawingml/2006/main" noChangeAspect="1"/>
             </wp:cNvGraphicFramePr>
@@ -6741,7 +7503,7 @@
                     <pic:cNvPicPr/>
                   </pic:nvPicPr>
                   <pic:blipFill>
-                    <a:blip r:embed="rId9" cstate="print">
+                    <a:blip r:embed="rId12" cstate="print">
                       <a:extLst>
                         <a:ext uri="{28A0092B-C50C-407E-A947-70E740481C1C}">
                           <a14:useLocalDpi xmlns:a14="http://schemas.microsoft.com/office/drawing/2010/main" val="0"/>
@@ -6779,6 +7541,236 @@
     </w:p>
     <w:p>
       <w:pPr>
+        <w:rPr>
+          <w:rFonts w:ascii="Times New Roman" w:hAnsi="Times New Roman"/>
+          <w:sz w:val="28"/>
+          <w:szCs w:val="28"/>
+        </w:rPr>
+      </w:pPr>
+    </w:p>
+    <w:p>
+      <w:pPr>
+        <w:rPr>
+          <w:rFonts w:ascii="Times New Roman" w:hAnsi="Times New Roman"/>
+          <w:sz w:val="28"/>
+          <w:szCs w:val="28"/>
+        </w:rPr>
+      </w:pPr>
+    </w:p>
+    <w:p>
+      <w:pPr>
+        <w:rPr>
+          <w:rFonts w:ascii="Times New Roman" w:hAnsi="Times New Roman"/>
+          <w:sz w:val="28"/>
+          <w:szCs w:val="28"/>
+        </w:rPr>
+      </w:pPr>
+    </w:p>
+    <w:p>
+      <w:pPr>
+        <w:jc w:val="center"/>
+        <w:rPr>
+          <w:rFonts w:ascii="Times New Roman" w:hAnsi="Times New Roman"/>
+          <w:b/>
+          <w:bCs/>
+          <w:sz w:val="32"/>
+          <w:szCs w:val="32"/>
+        </w:rPr>
+      </w:pPr>
+      <w:r>
+        <w:rPr>
+          <w:rFonts w:ascii="Times New Roman" w:hAnsi="Times New Roman"/>
+          <w:b/>
+          <w:bCs/>
+          <w:sz w:val="32"/>
+          <w:szCs w:val="32"/>
+        </w:rPr>
+        <w:lastRenderedPageBreak/>
+        <w:t>CHAPTER FOUR</w:t>
+      </w:r>
+    </w:p>
+    <w:p>
+      <w:pPr>
+        <w:jc w:val="center"/>
+        <w:rPr>
+          <w:rFonts w:ascii="Times New Roman" w:hAnsi="Times New Roman"/>
+          <w:b/>
+          <w:bCs/>
+          <w:sz w:val="32"/>
+          <w:szCs w:val="32"/>
+        </w:rPr>
+      </w:pPr>
+      <w:r>
+        <w:rPr>
+          <w:rFonts w:ascii="Times New Roman" w:hAnsi="Times New Roman"/>
+          <w:b/>
+          <w:bCs/>
+          <w:sz w:val="32"/>
+          <w:szCs w:val="32"/>
+        </w:rPr>
+        <w:t>RESULTS AND DISCUSSION</w:t>
+      </w:r>
+    </w:p>
+    <w:p>
+      <w:pPr>
+        <w:rPr>
+          <w:rFonts w:ascii="Times New Roman" w:hAnsi="Times New Roman"/>
+          <w:b/>
+          <w:bCs/>
+          <w:sz w:val="28"/>
+          <w:szCs w:val="28"/>
+        </w:rPr>
+      </w:pPr>
+      <w:r>
+        <w:rPr>
+          <w:rFonts w:ascii="Times New Roman" w:hAnsi="Times New Roman"/>
+          <w:b/>
+          <w:bCs/>
+          <w:sz w:val="28"/>
+          <w:szCs w:val="28"/>
+        </w:rPr>
+        <w:t xml:space="preserve">4.1 </w:t>
+      </w:r>
+      <w:r>
+        <w:rPr>
+          <w:rFonts w:ascii="Times New Roman" w:hAnsi="Times New Roman"/>
+          <w:b/>
+          <w:bCs/>
+          <w:sz w:val="28"/>
+          <w:szCs w:val="28"/>
+        </w:rPr>
+        <w:tab/>
+        <w:t>Dashboard Analysis</w:t>
+      </w:r>
+    </w:p>
+    <w:p>
+      <w:pPr>
+        <w:rPr>
+          <w:rFonts w:ascii="Times New Roman" w:hAnsi="Times New Roman"/>
+          <w:sz w:val="28"/>
+          <w:szCs w:val="28"/>
+        </w:rPr>
+      </w:pPr>
+      <w:r>
+        <w:rPr>
+          <w:rFonts w:ascii="Times New Roman" w:hAnsi="Times New Roman"/>
+          <w:sz w:val="28"/>
+          <w:szCs w:val="28"/>
+        </w:rPr>
+        <w:t>The dashboard generated by the system presents three key business indicators.</w:t>
+      </w:r>
+    </w:p>
+    <w:p>
+      <w:pPr>
+        <w:rPr>
+          <w:rFonts w:ascii="Times New Roman" w:hAnsi="Times New Roman"/>
+          <w:sz w:val="28"/>
+          <w:szCs w:val="28"/>
+        </w:rPr>
+      </w:pPr>
+      <w:r>
+        <w:rPr>
+          <w:rFonts w:ascii="Times New Roman" w:hAnsi="Times New Roman"/>
+          <w:sz w:val="28"/>
+          <w:szCs w:val="28"/>
+        </w:rPr>
+        <w:t>For example:</w:t>
+      </w:r>
+      <w:r>
+        <w:rPr>
+          <w:rFonts w:ascii="Times New Roman" w:hAnsi="Times New Roman"/>
+          <w:sz w:val="28"/>
+          <w:szCs w:val="28"/>
+        </w:rPr>
+        <w:t xml:space="preserve"> For this set of data</w:t>
+      </w:r>
+      <w:r>
+        <w:rPr>
+          <w:rFonts w:ascii="Times New Roman" w:hAnsi="Times New Roman"/>
+          <w:sz w:val="28"/>
+          <w:szCs w:val="28"/>
+        </w:rPr>
+        <w:t xml:space="preserve"> gotten from a business store</w:t>
+      </w:r>
+      <w:r>
+        <w:rPr>
+          <w:rFonts w:ascii="Times New Roman" w:hAnsi="Times New Roman"/>
+          <w:sz w:val="28"/>
+          <w:szCs w:val="28"/>
+        </w:rPr>
+        <w:t>,</w:t>
+      </w:r>
+    </w:p>
+    <w:p>
+      <w:pPr>
+        <w:rPr>
+          <w:rFonts w:ascii="Times New Roman" w:hAnsi="Times New Roman"/>
+          <w:sz w:val="28"/>
+          <w:szCs w:val="28"/>
+        </w:rPr>
+      </w:pPr>
+      <w:r>
+        <w:rPr>
+          <w:rFonts w:ascii="Times New Roman" w:hAnsi="Times New Roman"/>
+          <w:noProof/>
+          <w:sz w:val="28"/>
+          <w:szCs w:val="28"/>
+          <w14:ligatures w14:val="standardContextual"/>
+        </w:rPr>
+        <w:drawing>
+          <wp:inline distT="0" distB="0" distL="0" distR="0" wp14:anchorId="4984D9F2" wp14:editId="173B9641">
+            <wp:extent cx="5943600" cy="1416050"/>
+            <wp:effectExtent l="0" t="0" r="0" b="0"/>
+            <wp:docPr id="1222787261" name="Picture 4"/>
+            <wp:cNvGraphicFramePr>
+              <a:graphicFrameLocks xmlns:a="http://schemas.openxmlformats.org/drawingml/2006/main" noChangeAspect="1"/>
+            </wp:cNvGraphicFramePr>
+            <a:graphic xmlns:a="http://schemas.openxmlformats.org/drawingml/2006/main">
+              <a:graphicData uri="http://schemas.openxmlformats.org/drawingml/2006/picture">
+                <pic:pic xmlns:pic="http://schemas.openxmlformats.org/drawingml/2006/picture">
+                  <pic:nvPicPr>
+                    <pic:cNvPr id="1222787261" name="Picture 1222787261"/>
+                    <pic:cNvPicPr/>
+                  </pic:nvPicPr>
+                  <pic:blipFill>
+                    <a:blip r:embed="rId12" cstate="print">
+                      <a:extLst>
+                        <a:ext uri="{28A0092B-C50C-407E-A947-70E740481C1C}">
+                          <a14:useLocalDpi xmlns:a14="http://schemas.microsoft.com/office/drawing/2010/main" val="0"/>
+                        </a:ext>
+                      </a:extLst>
+                    </a:blip>
+                    <a:stretch>
+                      <a:fillRect/>
+                    </a:stretch>
+                  </pic:blipFill>
+                  <pic:spPr>
+                    <a:xfrm>
+                      <a:off x="0" y="0"/>
+                      <a:ext cx="5943600" cy="1416050"/>
+                    </a:xfrm>
+                    <a:prstGeom prst="rect">
+                      <a:avLst/>
+                    </a:prstGeom>
+                  </pic:spPr>
+                </pic:pic>
+              </a:graphicData>
+            </a:graphic>
+          </wp:inline>
+        </w:drawing>
+      </w:r>
+    </w:p>
+    <w:p>
+      <w:pPr>
+        <w:rPr>
+          <w:rFonts w:ascii="Times New Roman" w:hAnsi="Times New Roman"/>
+          <w:sz w:val="28"/>
+          <w:szCs w:val="28"/>
+        </w:rPr>
+      </w:pPr>
+    </w:p>
+    <w:p>
+      <w:pPr>
         <w:pStyle w:val="ListParagraph"/>
         <w:numPr>
           <w:ilvl w:val="1"/>
@@ -6835,7 +7827,7 @@
                     <pic:cNvPicPr/>
                   </pic:nvPicPr>
                   <pic:blipFill>
-                    <a:blip r:embed="rId10">
+                    <a:blip r:embed="rId13">
                       <a:extLst>
                         <a:ext uri="{28A0092B-C50C-407E-A947-70E740481C1C}">
                           <a14:useLocalDpi xmlns:a14="http://schemas.microsoft.com/office/drawing/2010/main" val="0"/>
@@ -7014,7 +8006,7 @@
                     <pic:cNvPicPr/>
                   </pic:nvPicPr>
                   <pic:blipFill>
-                    <a:blip r:embed="rId11">
+                    <a:blip r:embed="rId14">
                       <a:extLst>
                         <a:ext uri="{28A0092B-C50C-407E-A947-70E740481C1C}">
                           <a14:useLocalDpi xmlns:a14="http://schemas.microsoft.com/office/drawing/2010/main" val="0"/>
@@ -7191,7 +8183,7 @@
                     <pic:cNvPicPr/>
                   </pic:nvPicPr>
                   <pic:blipFill>
-                    <a:blip r:embed="rId12">
+                    <a:blip r:embed="rId15">
                       <a:extLst>
                         <a:ext uri="{28A0092B-C50C-407E-A947-70E740481C1C}">
                           <a14:useLocalDpi xmlns:a14="http://schemas.microsoft.com/office/drawing/2010/main" val="0"/>
@@ -7326,10 +8318,19 @@
     </w:p>
     <w:p>
       <w:pPr>
+        <w:rPr>
+          <w:rFonts w:ascii="Times New Roman" w:hAnsi="Times New Roman"/>
+          <w:sz w:val="28"/>
+          <w:szCs w:val="28"/>
+        </w:rPr>
+      </w:pPr>
+    </w:p>
+    <w:p>
+      <w:pPr>
         <w:pStyle w:val="ListParagraph"/>
         <w:numPr>
-          <w:ilvl w:val="0"/>
-          <w:numId w:val="26"/>
+          <w:ilvl w:val="1"/>
+          <w:numId w:val="28"/>
         </w:numPr>
         <w:rPr>
           <w:rFonts w:ascii="Times New Roman" w:hAnsi="Times New Roman"/>
@@ -7347,7 +8348,45 @@
           <w:sz w:val="28"/>
           <w:szCs w:val="28"/>
         </w:rPr>
+        <w:t xml:space="preserve"> </w:t>
+      </w:r>
+      <w:r>
+        <w:rPr>
+          <w:rFonts w:ascii="Times New Roman" w:hAnsi="Times New Roman"/>
+          <w:b/>
+          <w:bCs/>
+          <w:sz w:val="28"/>
+          <w:szCs w:val="28"/>
+        </w:rPr>
+        <w:tab/>
+      </w:r>
+      <w:r>
+        <w:rPr>
+          <w:rFonts w:ascii="Times New Roman" w:hAnsi="Times New Roman"/>
+          <w:b/>
+          <w:bCs/>
+          <w:sz w:val="28"/>
+          <w:szCs w:val="28"/>
+        </w:rPr>
         <w:t>Receipt Generation</w:t>
+      </w:r>
+    </w:p>
+    <w:p>
+      <w:pPr>
+        <w:ind w:left="360"/>
+        <w:rPr>
+          <w:rFonts w:ascii="Times New Roman" w:hAnsi="Times New Roman"/>
+          <w:sz w:val="28"/>
+          <w:szCs w:val="28"/>
+        </w:rPr>
+      </w:pPr>
+      <w:r>
+        <w:rPr>
+          <w:rFonts w:ascii="Times New Roman" w:hAnsi="Times New Roman"/>
+          <w:sz w:val="28"/>
+          <w:szCs w:val="28"/>
+        </w:rPr>
+        <w:t>The system allows for the production of receipts for each set of sales made.</w:t>
       </w:r>
     </w:p>
     <w:p>
@@ -7386,7 +8425,7 @@
                     <pic:cNvPicPr/>
                   </pic:nvPicPr>
                   <pic:blipFill>
-                    <a:blip r:embed="rId13"/>
+                    <a:blip r:embed="rId10"/>
                     <a:stretch>
                       <a:fillRect/>
                     </a:stretch>
@@ -7432,7 +8471,27 @@
           <w:sz w:val="28"/>
           <w:szCs w:val="28"/>
         </w:rPr>
-        <w:t xml:space="preserve">4.2 </w:t>
+        <w:t>4.</w:t>
+      </w:r>
+      <w:r>
+        <w:rPr>
+          <w:rFonts w:ascii="Times New Roman" w:hAnsi="Times New Roman"/>
+          <w:b/>
+          <w:bCs/>
+          <w:sz w:val="28"/>
+          <w:szCs w:val="28"/>
+        </w:rPr>
+        <w:t>3</w:t>
+      </w:r>
+      <w:r>
+        <w:rPr>
+          <w:rFonts w:ascii="Times New Roman" w:hAnsi="Times New Roman"/>
+          <w:b/>
+          <w:bCs/>
+          <w:sz w:val="28"/>
+          <w:szCs w:val="28"/>
+        </w:rPr>
+        <w:t xml:space="preserve"> </w:t>
       </w:r>
       <w:r>
         <w:rPr>
@@ -7474,6 +8533,58 @@
       <w:r>
         <w:rPr>
           <w:rFonts w:ascii="Times New Roman" w:hAnsi="Times New Roman"/>
+          <w:noProof/>
+          <w:sz w:val="28"/>
+          <w:szCs w:val="28"/>
+        </w:rPr>
+        <w:drawing>
+          <wp:inline distT="0" distB="0" distL="0" distR="0" wp14:anchorId="0AC13EB6" wp14:editId="24240400">
+            <wp:extent cx="5943600" cy="1265555"/>
+            <wp:effectExtent l="0" t="0" r="0" b="0"/>
+            <wp:docPr id="672805658" name="Picture 1"/>
+            <wp:cNvGraphicFramePr>
+              <a:graphicFrameLocks xmlns:a="http://schemas.openxmlformats.org/drawingml/2006/main" noChangeAspect="1"/>
+            </wp:cNvGraphicFramePr>
+            <a:graphic xmlns:a="http://schemas.openxmlformats.org/drawingml/2006/main">
+              <a:graphicData uri="http://schemas.openxmlformats.org/drawingml/2006/picture">
+                <pic:pic xmlns:pic="http://schemas.openxmlformats.org/drawingml/2006/picture">
+                  <pic:nvPicPr>
+                    <pic:cNvPr id="672805658" name=""/>
+                    <pic:cNvPicPr/>
+                  </pic:nvPicPr>
+                  <pic:blipFill>
+                    <a:blip r:embed="rId16"/>
+                    <a:stretch>
+                      <a:fillRect/>
+                    </a:stretch>
+                  </pic:blipFill>
+                  <pic:spPr>
+                    <a:xfrm>
+                      <a:off x="0" y="0"/>
+                      <a:ext cx="5943600" cy="1265555"/>
+                    </a:xfrm>
+                    <a:prstGeom prst="rect">
+                      <a:avLst/>
+                    </a:prstGeom>
+                  </pic:spPr>
+                </pic:pic>
+              </a:graphicData>
+            </a:graphic>
+          </wp:inline>
+        </w:drawing>
+      </w:r>
+    </w:p>
+    <w:p>
+      <w:pPr>
+        <w:rPr>
+          <w:rFonts w:ascii="Times New Roman" w:hAnsi="Times New Roman"/>
+          <w:sz w:val="28"/>
+          <w:szCs w:val="28"/>
+        </w:rPr>
+      </w:pPr>
+      <w:r>
+        <w:rPr>
+          <w:rFonts w:ascii="Times New Roman" w:hAnsi="Times New Roman"/>
           <w:sz w:val="28"/>
           <w:szCs w:val="28"/>
         </w:rPr>
@@ -7505,7 +8616,27 @@
           <w:sz w:val="28"/>
           <w:szCs w:val="28"/>
         </w:rPr>
-        <w:t xml:space="preserve">4.3 </w:t>
+        <w:t>4.</w:t>
+      </w:r>
+      <w:r>
+        <w:rPr>
+          <w:rFonts w:ascii="Times New Roman" w:hAnsi="Times New Roman"/>
+          <w:b/>
+          <w:bCs/>
+          <w:sz w:val="28"/>
+          <w:szCs w:val="28"/>
+        </w:rPr>
+        <w:t>4</w:t>
+      </w:r>
+      <w:r>
+        <w:rPr>
+          <w:rFonts w:ascii="Times New Roman" w:hAnsi="Times New Roman"/>
+          <w:b/>
+          <w:bCs/>
+          <w:sz w:val="28"/>
+          <w:szCs w:val="28"/>
+        </w:rPr>
+        <w:t xml:space="preserve"> </w:t>
       </w:r>
       <w:r>
         <w:rPr>
@@ -7533,6 +8664,7 @@
           <w:sz w:val="28"/>
           <w:szCs w:val="28"/>
         </w:rPr>
+        <w:lastRenderedPageBreak/>
         <w:t>The dashboard provides management with:</w:t>
       </w:r>
     </w:p>
@@ -7655,63 +8787,8 @@
           <w:sz w:val="28"/>
           <w:szCs w:val="28"/>
         </w:rPr>
-        <w:lastRenderedPageBreak/>
         <w:t>The graphical interface significantly improves managerial decision-making compared with traditional spreadsheet reports.</w:t>
       </w:r>
-    </w:p>
-    <w:p>
-      <w:pPr>
-        <w:rPr>
-          <w:rFonts w:ascii="Times New Roman" w:hAnsi="Times New Roman"/>
-          <w:sz w:val="28"/>
-          <w:szCs w:val="28"/>
-        </w:rPr>
-      </w:pPr>
-    </w:p>
-    <w:p>
-      <w:pPr>
-        <w:rPr>
-          <w:rFonts w:ascii="Times New Roman" w:hAnsi="Times New Roman"/>
-          <w:sz w:val="28"/>
-          <w:szCs w:val="28"/>
-        </w:rPr>
-      </w:pPr>
-    </w:p>
-    <w:p>
-      <w:pPr>
-        <w:rPr>
-          <w:rFonts w:ascii="Times New Roman" w:hAnsi="Times New Roman"/>
-          <w:sz w:val="28"/>
-          <w:szCs w:val="28"/>
-        </w:rPr>
-      </w:pPr>
-    </w:p>
-    <w:p>
-      <w:pPr>
-        <w:rPr>
-          <w:rFonts w:ascii="Times New Roman" w:hAnsi="Times New Roman"/>
-          <w:sz w:val="28"/>
-          <w:szCs w:val="28"/>
-        </w:rPr>
-      </w:pPr>
-    </w:p>
-    <w:p>
-      <w:pPr>
-        <w:rPr>
-          <w:rFonts w:ascii="Times New Roman" w:hAnsi="Times New Roman"/>
-          <w:sz w:val="28"/>
-          <w:szCs w:val="28"/>
-        </w:rPr>
-      </w:pPr>
-    </w:p>
-    <w:p>
-      <w:pPr>
-        <w:rPr>
-          <w:rFonts w:ascii="Times New Roman" w:hAnsi="Times New Roman"/>
-          <w:sz w:val="28"/>
-          <w:szCs w:val="28"/>
-        </w:rPr>
-      </w:pPr>
     </w:p>
     <w:p>
       <w:pPr>
@@ -7939,7 +9016,23 @@
           <w:sz w:val="28"/>
           <w:szCs w:val="28"/>
         </w:rPr>
-        <w:t>The system successfully demonstrates how Python can be used to automate inventory control, sales tracking, profit computation, income analysis, and business reporting.</w:t>
+        <w:t>The system successfully demonstrates how Python can be used to automate inventory control, sales tracking,</w:t>
+      </w:r>
+      <w:r>
+        <w:rPr>
+          <w:rFonts w:ascii="Times New Roman" w:hAnsi="Times New Roman"/>
+          <w:sz w:val="28"/>
+          <w:szCs w:val="28"/>
+        </w:rPr>
+        <w:t xml:space="preserve"> receipt generation,</w:t>
+      </w:r>
+      <w:r>
+        <w:rPr>
+          <w:rFonts w:ascii="Times New Roman" w:hAnsi="Times New Roman"/>
+          <w:sz w:val="28"/>
+          <w:szCs w:val="28"/>
+        </w:rPr>
+        <w:t xml:space="preserve"> profit computation, income analysis, and business reporting.</w:t>
       </w:r>
     </w:p>
     <w:p>
@@ -8250,15 +9343,6 @@
           <w:szCs w:val="28"/>
         </w:rPr>
       </w:pPr>
-    </w:p>
-    <w:p>
-      <w:pPr>
-        <w:rPr>
-          <w:rFonts w:ascii="Times New Roman" w:hAnsi="Times New Roman"/>
-          <w:sz w:val="28"/>
-          <w:szCs w:val="28"/>
-        </w:rPr>
-      </w:pPr>
       <w:r>
         <w:rPr>
           <w:rFonts w:ascii="Times New Roman" w:hAnsi="Times New Roman"/>
@@ -8267,6 +9351,7 @@
           <w:sz w:val="28"/>
           <w:szCs w:val="28"/>
         </w:rPr>
+        <w:lastRenderedPageBreak/>
         <w:t>Contributions to Knowledge</w:t>
       </w:r>
     </w:p>
@@ -8520,6 +9605,15 @@
     </w:p>
     <w:p>
       <w:pPr>
+        <w:rPr>
+          <w:rFonts w:ascii="Times New Roman" w:hAnsi="Times New Roman"/>
+          <w:sz w:val="28"/>
+          <w:szCs w:val="28"/>
+        </w:rPr>
+      </w:pPr>
+    </w:p>
+    <w:p>
+      <w:pPr>
         <w:jc w:val="center"/>
         <w:rPr>
           <w:rFonts w:ascii="Times New Roman" w:hAnsi="Times New Roman"/>
@@ -8623,7 +9717,7 @@
           <w:sz w:val="28"/>
           <w:szCs w:val="28"/>
         </w:rPr>
-        <w:t xml:space="preserve">McKinney, W. (2022). </w:t>
+        <w:t xml:space="preserve">Hunter, J. D. (2007). Matplotlib: A 2D Graphics Environment. </w:t>
       </w:r>
       <w:r>
         <w:rPr>
@@ -8633,32 +9727,32 @@
           <w:sz w:val="28"/>
           <w:szCs w:val="28"/>
         </w:rPr>
-        <w:t>Python for Data Analysis</w:t>
-      </w:r>
-      <w:r>
-        <w:rPr>
-          <w:rFonts w:ascii="Times New Roman" w:hAnsi="Times New Roman"/>
-          <w:sz w:val="28"/>
-          <w:szCs w:val="28"/>
-        </w:rPr>
-        <w:t xml:space="preserve"> (3rd ed.). O'Reilly Media.</w:t>
-      </w:r>
-    </w:p>
-    <w:p>
-      <w:pPr>
-        <w:rPr>
-          <w:rFonts w:ascii="Times New Roman" w:hAnsi="Times New Roman"/>
-          <w:sz w:val="28"/>
-          <w:szCs w:val="28"/>
-        </w:rPr>
-      </w:pPr>
-      <w:r>
-        <w:rPr>
-          <w:rFonts w:ascii="Times New Roman" w:hAnsi="Times New Roman"/>
-          <w:sz w:val="28"/>
-          <w:szCs w:val="28"/>
-        </w:rPr>
-        <w:t xml:space="preserve">Wes McKinney. (2022). </w:t>
+        <w:t>Computing in Science &amp; Engineering, 9</w:t>
+      </w:r>
+      <w:r>
+        <w:rPr>
+          <w:rFonts w:ascii="Times New Roman" w:hAnsi="Times New Roman"/>
+          <w:sz w:val="28"/>
+          <w:szCs w:val="28"/>
+        </w:rPr>
+        <w:t>(3), 90–95.</w:t>
+      </w:r>
+    </w:p>
+    <w:p>
+      <w:pPr>
+        <w:rPr>
+          <w:rFonts w:ascii="Times New Roman" w:hAnsi="Times New Roman"/>
+          <w:sz w:val="28"/>
+          <w:szCs w:val="28"/>
+        </w:rPr>
+      </w:pPr>
+      <w:r>
+        <w:rPr>
+          <w:rFonts w:ascii="Times New Roman" w:hAnsi="Times New Roman"/>
+          <w:sz w:val="28"/>
+          <w:szCs w:val="28"/>
+        </w:rPr>
+        <w:t xml:space="preserve">McKinney, W. (2022). </w:t>
       </w:r>
       <w:r>
         <w:rPr>
@@ -8676,7 +9770,7 @@
           <w:sz w:val="28"/>
           <w:szCs w:val="28"/>
         </w:rPr>
-        <w:t>. O'Reilly.</w:t>
+        <w:t xml:space="preserve"> (3rd ed.). O'Reilly Media.</w:t>
       </w:r>
     </w:p>
     <w:p>
@@ -8722,41 +9816,6 @@
           <w:szCs w:val="28"/>
         </w:rPr>
       </w:pPr>
-      <w:r>
-        <w:rPr>
-          <w:rFonts w:ascii="Times New Roman" w:hAnsi="Times New Roman"/>
-          <w:sz w:val="28"/>
-          <w:szCs w:val="28"/>
-        </w:rPr>
-        <w:t xml:space="preserve">Hunter, J. D. (2007). Matplotlib: A 2D Graphics Environment. </w:t>
-      </w:r>
-      <w:r>
-        <w:rPr>
-          <w:rFonts w:ascii="Times New Roman" w:hAnsi="Times New Roman"/>
-          <w:i/>
-          <w:iCs/>
-          <w:sz w:val="28"/>
-          <w:szCs w:val="28"/>
-        </w:rPr>
-        <w:t>Computing in Science &amp; Engineering, 9</w:t>
-      </w:r>
-      <w:r>
-        <w:rPr>
-          <w:rFonts w:ascii="Times New Roman" w:hAnsi="Times New Roman"/>
-          <w:sz w:val="28"/>
-          <w:szCs w:val="28"/>
-        </w:rPr>
-        <w:t>(3), 90–95.</w:t>
-      </w:r>
-    </w:p>
-    <w:p>
-      <w:pPr>
-        <w:rPr>
-          <w:rFonts w:ascii="Times New Roman" w:hAnsi="Times New Roman"/>
-          <w:sz w:val="28"/>
-          <w:szCs w:val="28"/>
-        </w:rPr>
-      </w:pPr>
     </w:p>
     <w:p>
       <w:pPr>
@@ -8786,7 +9845,7 @@
       </w:pPr>
     </w:p>
     <w:sectPr>
-      <w:footerReference w:type="default" r:id="rId14"/>
+      <w:footerReference w:type="default" r:id="rId17"/>
       <w:pgSz w:w="12240" w:h="15840"/>
       <w:pgMar w:top="1440" w:right="1440" w:bottom="1440" w:left="1440" w:header="720" w:footer="720" w:gutter="0"/>
       <w:pgNumType w:start="1"/>
@@ -9254,6 +10313,119 @@
     </w:lvl>
   </w:abstractNum>
   <w:abstractNum w:abstractNumId="2" w15:restartNumberingAfterBreak="0">
+    <w:nsid w:val="1A5D0790"/>
+    <w:multiLevelType w:val="multilevel"/>
+    <w:tmpl w:val="98DA8040"/>
+    <w:lvl w:ilvl="0">
+      <w:start w:val="1"/>
+      <w:numFmt w:val="decimal"/>
+      <w:lvlText w:val="%1."/>
+      <w:lvlJc w:val="left"/>
+      <w:pPr>
+        <w:tabs>
+          <w:tab w:val="num" w:pos="720"/>
+        </w:tabs>
+        <w:ind w:left="720" w:hanging="360"/>
+      </w:pPr>
+    </w:lvl>
+    <w:lvl w:ilvl="1" w:tentative="1">
+      <w:start w:val="1"/>
+      <w:numFmt w:val="decimal"/>
+      <w:lvlText w:val="%2."/>
+      <w:lvlJc w:val="left"/>
+      <w:pPr>
+        <w:tabs>
+          <w:tab w:val="num" w:pos="1440"/>
+        </w:tabs>
+        <w:ind w:left="1440" w:hanging="360"/>
+      </w:pPr>
+    </w:lvl>
+    <w:lvl w:ilvl="2" w:tentative="1">
+      <w:start w:val="1"/>
+      <w:numFmt w:val="decimal"/>
+      <w:lvlText w:val="%3."/>
+      <w:lvlJc w:val="left"/>
+      <w:pPr>
+        <w:tabs>
+          <w:tab w:val="num" w:pos="2160"/>
+        </w:tabs>
+        <w:ind w:left="2160" w:hanging="360"/>
+      </w:pPr>
+    </w:lvl>
+    <w:lvl w:ilvl="3" w:tentative="1">
+      <w:start w:val="1"/>
+      <w:numFmt w:val="decimal"/>
+      <w:lvlText w:val="%4."/>
+      <w:lvlJc w:val="left"/>
+      <w:pPr>
+        <w:tabs>
+          <w:tab w:val="num" w:pos="2880"/>
+        </w:tabs>
+        <w:ind w:left="2880" w:hanging="360"/>
+      </w:pPr>
+    </w:lvl>
+    <w:lvl w:ilvl="4" w:tentative="1">
+      <w:start w:val="1"/>
+      <w:numFmt w:val="decimal"/>
+      <w:lvlText w:val="%5."/>
+      <w:lvlJc w:val="left"/>
+      <w:pPr>
+        <w:tabs>
+          <w:tab w:val="num" w:pos="3600"/>
+        </w:tabs>
+        <w:ind w:left="3600" w:hanging="360"/>
+      </w:pPr>
+    </w:lvl>
+    <w:lvl w:ilvl="5" w:tentative="1">
+      <w:start w:val="1"/>
+      <w:numFmt w:val="decimal"/>
+      <w:lvlText w:val="%6."/>
+      <w:lvlJc w:val="left"/>
+      <w:pPr>
+        <w:tabs>
+          <w:tab w:val="num" w:pos="4320"/>
+        </w:tabs>
+        <w:ind w:left="4320" w:hanging="360"/>
+      </w:pPr>
+    </w:lvl>
+    <w:lvl w:ilvl="6" w:tentative="1">
+      <w:start w:val="1"/>
+      <w:numFmt w:val="decimal"/>
+      <w:lvlText w:val="%7."/>
+      <w:lvlJc w:val="left"/>
+      <w:pPr>
+        <w:tabs>
+          <w:tab w:val="num" w:pos="5040"/>
+        </w:tabs>
+        <w:ind w:left="5040" w:hanging="360"/>
+      </w:pPr>
+    </w:lvl>
+    <w:lvl w:ilvl="7" w:tentative="1">
+      <w:start w:val="1"/>
+      <w:numFmt w:val="decimal"/>
+      <w:lvlText w:val="%8."/>
+      <w:lvlJc w:val="left"/>
+      <w:pPr>
+        <w:tabs>
+          <w:tab w:val="num" w:pos="5760"/>
+        </w:tabs>
+        <w:ind w:left="5760" w:hanging="360"/>
+      </w:pPr>
+    </w:lvl>
+    <w:lvl w:ilvl="8" w:tentative="1">
+      <w:start w:val="1"/>
+      <w:numFmt w:val="decimal"/>
+      <w:lvlText w:val="%9."/>
+      <w:lvlJc w:val="left"/>
+      <w:pPr>
+        <w:tabs>
+          <w:tab w:val="num" w:pos="6480"/>
+        </w:tabs>
+        <w:ind w:left="6480" w:hanging="360"/>
+      </w:pPr>
+    </w:lvl>
+  </w:abstractNum>
+  <w:abstractNum w:abstractNumId="3" w15:restartNumberingAfterBreak="0">
     <w:nsid w:val="247550E1"/>
     <w:multiLevelType w:val="multilevel"/>
     <w:tmpl w:val="02CEFD90"/>
@@ -9402,7 +10574,7 @@
       </w:rPr>
     </w:lvl>
   </w:abstractNum>
-  <w:abstractNum w:abstractNumId="3" w15:restartNumberingAfterBreak="0">
+  <w:abstractNum w:abstractNumId="4" w15:restartNumberingAfterBreak="0">
     <w:nsid w:val="295016DC"/>
     <w:multiLevelType w:val="multilevel"/>
     <w:tmpl w:val="568CD056"/>
@@ -9551,7 +10723,7 @@
       </w:rPr>
     </w:lvl>
   </w:abstractNum>
-  <w:abstractNum w:abstractNumId="4" w15:restartNumberingAfterBreak="0">
+  <w:abstractNum w:abstractNumId="5" w15:restartNumberingAfterBreak="0">
     <w:nsid w:val="311A7209"/>
     <w:multiLevelType w:val="multilevel"/>
     <w:tmpl w:val="03041BD6"/>
@@ -9700,7 +10872,7 @@
       </w:rPr>
     </w:lvl>
   </w:abstractNum>
-  <w:abstractNum w:abstractNumId="5" w15:restartNumberingAfterBreak="0">
+  <w:abstractNum w:abstractNumId="6" w15:restartNumberingAfterBreak="0">
     <w:nsid w:val="33C54744"/>
     <w:multiLevelType w:val="multilevel"/>
     <w:tmpl w:val="8A822A24"/>
@@ -9813,7 +10985,7 @@
       </w:pPr>
     </w:lvl>
   </w:abstractNum>
-  <w:abstractNum w:abstractNumId="6" w15:restartNumberingAfterBreak="0">
+  <w:abstractNum w:abstractNumId="7" w15:restartNumberingAfterBreak="0">
     <w:nsid w:val="35DA1C30"/>
     <w:multiLevelType w:val="multilevel"/>
     <w:tmpl w:val="0980CFFA"/>
@@ -9962,7 +11134,7 @@
       </w:rPr>
     </w:lvl>
   </w:abstractNum>
-  <w:abstractNum w:abstractNumId="7" w15:restartNumberingAfterBreak="0">
+  <w:abstractNum w:abstractNumId="8" w15:restartNumberingAfterBreak="0">
     <w:nsid w:val="3CCE7B92"/>
     <w:multiLevelType w:val="multilevel"/>
     <w:tmpl w:val="A0E89372"/>
@@ -10111,7 +11283,7 @@
       </w:rPr>
     </w:lvl>
   </w:abstractNum>
-  <w:abstractNum w:abstractNumId="8" w15:restartNumberingAfterBreak="0">
+  <w:abstractNum w:abstractNumId="9" w15:restartNumberingAfterBreak="0">
     <w:nsid w:val="4062303F"/>
     <w:multiLevelType w:val="multilevel"/>
     <w:tmpl w:val="4A8E9178"/>
@@ -10260,7 +11432,7 @@
       </w:rPr>
     </w:lvl>
   </w:abstractNum>
-  <w:abstractNum w:abstractNumId="9" w15:restartNumberingAfterBreak="0">
+  <w:abstractNum w:abstractNumId="10" w15:restartNumberingAfterBreak="0">
     <w:nsid w:val="42950832"/>
     <w:multiLevelType w:val="multilevel"/>
     <w:tmpl w:val="511C1D64"/>
@@ -10409,7 +11581,7 @@
       </w:rPr>
     </w:lvl>
   </w:abstractNum>
-  <w:abstractNum w:abstractNumId="10" w15:restartNumberingAfterBreak="0">
+  <w:abstractNum w:abstractNumId="11" w15:restartNumberingAfterBreak="0">
     <w:nsid w:val="4A706967"/>
     <w:multiLevelType w:val="multilevel"/>
     <w:tmpl w:val="EAB0020C"/>
@@ -10558,7 +11730,7 @@
       </w:rPr>
     </w:lvl>
   </w:abstractNum>
-  <w:abstractNum w:abstractNumId="11" w15:restartNumberingAfterBreak="0">
+  <w:abstractNum w:abstractNumId="12" w15:restartNumberingAfterBreak="0">
     <w:nsid w:val="4BB05889"/>
     <w:multiLevelType w:val="multilevel"/>
     <w:tmpl w:val="8FE27478"/>
@@ -10707,7 +11879,7 @@
       </w:rPr>
     </w:lvl>
   </w:abstractNum>
-  <w:abstractNum w:abstractNumId="12" w15:restartNumberingAfterBreak="0">
+  <w:abstractNum w:abstractNumId="13" w15:restartNumberingAfterBreak="0">
     <w:nsid w:val="53455534"/>
     <w:multiLevelType w:val="multilevel"/>
     <w:tmpl w:val="FF70222A"/>
@@ -10856,7 +12028,7 @@
       </w:rPr>
     </w:lvl>
   </w:abstractNum>
-  <w:abstractNum w:abstractNumId="13" w15:restartNumberingAfterBreak="0">
+  <w:abstractNum w:abstractNumId="14" w15:restartNumberingAfterBreak="0">
     <w:nsid w:val="53F05475"/>
     <w:multiLevelType w:val="multilevel"/>
     <w:tmpl w:val="BD609060"/>
@@ -11005,7 +12177,7 @@
       </w:rPr>
     </w:lvl>
   </w:abstractNum>
-  <w:abstractNum w:abstractNumId="14" w15:restartNumberingAfterBreak="0">
+  <w:abstractNum w:abstractNumId="15" w15:restartNumberingAfterBreak="0">
     <w:nsid w:val="56721F99"/>
     <w:multiLevelType w:val="multilevel"/>
     <w:tmpl w:val="ECBCA458"/>
@@ -11154,7 +12326,7 @@
       </w:rPr>
     </w:lvl>
   </w:abstractNum>
-  <w:abstractNum w:abstractNumId="15" w15:restartNumberingAfterBreak="0">
+  <w:abstractNum w:abstractNumId="16" w15:restartNumberingAfterBreak="0">
     <w:nsid w:val="5D2F0DF4"/>
     <w:multiLevelType w:val="multilevel"/>
     <w:tmpl w:val="E0A8127A"/>
@@ -11303,7 +12475,7 @@
       </w:rPr>
     </w:lvl>
   </w:abstractNum>
-  <w:abstractNum w:abstractNumId="16" w15:restartNumberingAfterBreak="0">
+  <w:abstractNum w:abstractNumId="17" w15:restartNumberingAfterBreak="0">
     <w:nsid w:val="5DBB0F63"/>
     <w:multiLevelType w:val="multilevel"/>
     <w:tmpl w:val="E23CC072"/>
@@ -11452,7 +12624,7 @@
       </w:rPr>
     </w:lvl>
   </w:abstractNum>
-  <w:abstractNum w:abstractNumId="17" w15:restartNumberingAfterBreak="0">
+  <w:abstractNum w:abstractNumId="18" w15:restartNumberingAfterBreak="0">
     <w:nsid w:val="5E9C461B"/>
     <w:multiLevelType w:val="hybridMultilevel"/>
     <w:tmpl w:val="8CEEE97C"/>
@@ -11565,7 +12737,7 @@
       </w:rPr>
     </w:lvl>
   </w:abstractNum>
-  <w:abstractNum w:abstractNumId="18" w15:restartNumberingAfterBreak="0">
+  <w:abstractNum w:abstractNumId="19" w15:restartNumberingAfterBreak="0">
     <w:nsid w:val="5F3B1944"/>
     <w:multiLevelType w:val="multilevel"/>
     <w:tmpl w:val="177444BC"/>
@@ -11714,7 +12886,7 @@
       </w:rPr>
     </w:lvl>
   </w:abstractNum>
-  <w:abstractNum w:abstractNumId="19" w15:restartNumberingAfterBreak="0">
+  <w:abstractNum w:abstractNumId="20" w15:restartNumberingAfterBreak="0">
     <w:nsid w:val="66C67610"/>
     <w:multiLevelType w:val="multilevel"/>
     <w:tmpl w:val="4B5EA5E2"/>
@@ -11863,7 +13035,7 @@
       </w:rPr>
     </w:lvl>
   </w:abstractNum>
-  <w:abstractNum w:abstractNumId="20" w15:restartNumberingAfterBreak="0">
+  <w:abstractNum w:abstractNumId="21" w15:restartNumberingAfterBreak="0">
     <w:nsid w:val="697E52FB"/>
     <w:multiLevelType w:val="multilevel"/>
     <w:tmpl w:val="41E2D248"/>
@@ -12012,7 +13184,120 @@
       </w:rPr>
     </w:lvl>
   </w:abstractNum>
-  <w:abstractNum w:abstractNumId="21" w15:restartNumberingAfterBreak="0">
+  <w:abstractNum w:abstractNumId="22" w15:restartNumberingAfterBreak="0">
+    <w:nsid w:val="6BA42FC4"/>
+    <w:multiLevelType w:val="multilevel"/>
+    <w:tmpl w:val="6C9C0F9E"/>
+    <w:lvl w:ilvl="0">
+      <w:start w:val="4"/>
+      <w:numFmt w:val="decimal"/>
+      <w:lvlText w:val="%1"/>
+      <w:lvlJc w:val="left"/>
+      <w:pPr>
+        <w:ind w:left="360" w:hanging="360"/>
+      </w:pPr>
+      <w:rPr>
+        <w:rFonts w:hint="default"/>
+      </w:rPr>
+    </w:lvl>
+    <w:lvl w:ilvl="1">
+      <w:start w:val="2"/>
+      <w:numFmt w:val="decimal"/>
+      <w:lvlText w:val="%1.%2"/>
+      <w:lvlJc w:val="left"/>
+      <w:pPr>
+        <w:ind w:left="360" w:hanging="360"/>
+      </w:pPr>
+      <w:rPr>
+        <w:rFonts w:hint="default"/>
+      </w:rPr>
+    </w:lvl>
+    <w:lvl w:ilvl="2">
+      <w:start w:val="1"/>
+      <w:numFmt w:val="decimal"/>
+      <w:lvlText w:val="%1.%2.%3"/>
+      <w:lvlJc w:val="left"/>
+      <w:pPr>
+        <w:ind w:left="720" w:hanging="720"/>
+      </w:pPr>
+      <w:rPr>
+        <w:rFonts w:hint="default"/>
+      </w:rPr>
+    </w:lvl>
+    <w:lvl w:ilvl="3">
+      <w:start w:val="1"/>
+      <w:numFmt w:val="decimal"/>
+      <w:lvlText w:val="%1.%2.%3.%4"/>
+      <w:lvlJc w:val="left"/>
+      <w:pPr>
+        <w:ind w:left="1080" w:hanging="1080"/>
+      </w:pPr>
+      <w:rPr>
+        <w:rFonts w:hint="default"/>
+      </w:rPr>
+    </w:lvl>
+    <w:lvl w:ilvl="4">
+      <w:start w:val="1"/>
+      <w:numFmt w:val="decimal"/>
+      <w:lvlText w:val="%1.%2.%3.%4.%5"/>
+      <w:lvlJc w:val="left"/>
+      <w:pPr>
+        <w:ind w:left="1080" w:hanging="1080"/>
+      </w:pPr>
+      <w:rPr>
+        <w:rFonts w:hint="default"/>
+      </w:rPr>
+    </w:lvl>
+    <w:lvl w:ilvl="5">
+      <w:start w:val="1"/>
+      <w:numFmt w:val="decimal"/>
+      <w:lvlText w:val="%1.%2.%3.%4.%5.%6"/>
+      <w:lvlJc w:val="left"/>
+      <w:pPr>
+        <w:ind w:left="1440" w:hanging="1440"/>
+      </w:pPr>
+      <w:rPr>
+        <w:rFonts w:hint="default"/>
+      </w:rPr>
+    </w:lvl>
+    <w:lvl w:ilvl="6">
+      <w:start w:val="1"/>
+      <w:numFmt w:val="decimal"/>
+      <w:lvlText w:val="%1.%2.%3.%4.%5.%6.%7"/>
+      <w:lvlJc w:val="left"/>
+      <w:pPr>
+        <w:ind w:left="1440" w:hanging="1440"/>
+      </w:pPr>
+      <w:rPr>
+        <w:rFonts w:hint="default"/>
+      </w:rPr>
+    </w:lvl>
+    <w:lvl w:ilvl="7">
+      <w:start w:val="1"/>
+      <w:numFmt w:val="decimal"/>
+      <w:lvlText w:val="%1.%2.%3.%4.%5.%6.%7.%8"/>
+      <w:lvlJc w:val="left"/>
+      <w:pPr>
+        <w:ind w:left="1800" w:hanging="1800"/>
+      </w:pPr>
+      <w:rPr>
+        <w:rFonts w:hint="default"/>
+      </w:rPr>
+    </w:lvl>
+    <w:lvl w:ilvl="8">
+      <w:start w:val="1"/>
+      <w:numFmt w:val="decimal"/>
+      <w:lvlText w:val="%1.%2.%3.%4.%5.%6.%7.%8.%9"/>
+      <w:lvlJc w:val="left"/>
+      <w:pPr>
+        <w:ind w:left="2160" w:hanging="2160"/>
+      </w:pPr>
+      <w:rPr>
+        <w:rFonts w:hint="default"/>
+      </w:rPr>
+    </w:lvl>
+  </w:abstractNum>
+  <w:abstractNum w:abstractNumId="23" w15:restartNumberingAfterBreak="0">
     <w:nsid w:val="6EC25892"/>
     <w:multiLevelType w:val="multilevel"/>
     <w:tmpl w:val="4A2AAF8C"/>
@@ -12161,7 +13446,269 @@
       </w:rPr>
     </w:lvl>
   </w:abstractNum>
-  <w:abstractNum w:abstractNumId="22" w15:restartNumberingAfterBreak="0">
+  <w:abstractNum w:abstractNumId="24" w15:restartNumberingAfterBreak="0">
+    <w:nsid w:val="6F456E6D"/>
+    <w:multiLevelType w:val="multilevel"/>
+    <w:tmpl w:val="3C12F58A"/>
+    <w:lvl w:ilvl="0">
+      <w:start w:val="4"/>
+      <w:numFmt w:val="decimal"/>
+      <w:lvlText w:val="%1"/>
+      <w:lvlJc w:val="left"/>
+      <w:pPr>
+        <w:ind w:left="360" w:hanging="360"/>
+      </w:pPr>
+      <w:rPr>
+        <w:rFonts w:hint="default"/>
+      </w:rPr>
+    </w:lvl>
+    <w:lvl w:ilvl="1">
+      <w:start w:val="2"/>
+      <w:numFmt w:val="decimal"/>
+      <w:lvlText w:val="%1.%2"/>
+      <w:lvlJc w:val="left"/>
+      <w:pPr>
+        <w:ind w:left="360" w:hanging="360"/>
+      </w:pPr>
+      <w:rPr>
+        <w:rFonts w:hint="default"/>
+      </w:rPr>
+    </w:lvl>
+    <w:lvl w:ilvl="2">
+      <w:start w:val="1"/>
+      <w:numFmt w:val="decimal"/>
+      <w:lvlText w:val="%1.%2.%3"/>
+      <w:lvlJc w:val="left"/>
+      <w:pPr>
+        <w:ind w:left="720" w:hanging="720"/>
+      </w:pPr>
+      <w:rPr>
+        <w:rFonts w:hint="default"/>
+      </w:rPr>
+    </w:lvl>
+    <w:lvl w:ilvl="3">
+      <w:start w:val="1"/>
+      <w:numFmt w:val="decimal"/>
+      <w:lvlText w:val="%1.%2.%3.%4"/>
+      <w:lvlJc w:val="left"/>
+      <w:pPr>
+        <w:ind w:left="1080" w:hanging="1080"/>
+      </w:pPr>
+      <w:rPr>
+        <w:rFonts w:hint="default"/>
+      </w:rPr>
+    </w:lvl>
+    <w:lvl w:ilvl="4">
+      <w:start w:val="1"/>
+      <w:numFmt w:val="decimal"/>
+      <w:lvlText w:val="%1.%2.%3.%4.%5"/>
+      <w:lvlJc w:val="left"/>
+      <w:pPr>
+        <w:ind w:left="1080" w:hanging="1080"/>
+      </w:pPr>
+      <w:rPr>
+        <w:rFonts w:hint="default"/>
+      </w:rPr>
+    </w:lvl>
+    <w:lvl w:ilvl="5">
+      <w:start w:val="1"/>
+      <w:numFmt w:val="decimal"/>
+      <w:lvlText w:val="%1.%2.%3.%4.%5.%6"/>
+      <w:lvlJc w:val="left"/>
+      <w:pPr>
+        <w:ind w:left="1440" w:hanging="1440"/>
+      </w:pPr>
+      <w:rPr>
+        <w:rFonts w:hint="default"/>
+      </w:rPr>
+    </w:lvl>
+    <w:lvl w:ilvl="6">
+      <w:start w:val="1"/>
+      <w:numFmt w:val="decimal"/>
+      <w:lvlText w:val="%1.%2.%3.%4.%5.%6.%7"/>
+      <w:lvlJc w:val="left"/>
+      <w:pPr>
+        <w:ind w:left="1440" w:hanging="1440"/>
+      </w:pPr>
+      <w:rPr>
+        <w:rFonts w:hint="default"/>
+      </w:rPr>
+    </w:lvl>
+    <w:lvl w:ilvl="7">
+      <w:start w:val="1"/>
+      <w:numFmt w:val="decimal"/>
+      <w:lvlText w:val="%1.%2.%3.%4.%5.%6.%7.%8"/>
+      <w:lvlJc w:val="left"/>
+      <w:pPr>
+        <w:ind w:left="1800" w:hanging="1800"/>
+      </w:pPr>
+      <w:rPr>
+        <w:rFonts w:hint="default"/>
+      </w:rPr>
+    </w:lvl>
+    <w:lvl w:ilvl="8">
+      <w:start w:val="1"/>
+      <w:numFmt w:val="decimal"/>
+      <w:lvlText w:val="%1.%2.%3.%4.%5.%6.%7.%8.%9"/>
+      <w:lvlJc w:val="left"/>
+      <w:pPr>
+        <w:ind w:left="2160" w:hanging="2160"/>
+      </w:pPr>
+      <w:rPr>
+        <w:rFonts w:hint="default"/>
+      </w:rPr>
+    </w:lvl>
+  </w:abstractNum>
+  <w:abstractNum w:abstractNumId="25" w15:restartNumberingAfterBreak="0">
+    <w:nsid w:val="708573BA"/>
+    <w:multiLevelType w:val="multilevel"/>
+    <w:tmpl w:val="0A940B80"/>
+    <w:lvl w:ilvl="0">
+      <w:start w:val="1"/>
+      <w:numFmt w:val="bullet"/>
+      <w:lvlText w:val=""/>
+      <w:lvlJc w:val="left"/>
+      <w:pPr>
+        <w:tabs>
+          <w:tab w:val="num" w:pos="720"/>
+        </w:tabs>
+        <w:ind w:left="720" w:hanging="360"/>
+      </w:pPr>
+      <w:rPr>
+        <w:rFonts w:ascii="Symbol" w:hAnsi="Symbol" w:hint="default"/>
+        <w:sz w:val="20"/>
+      </w:rPr>
+    </w:lvl>
+    <w:lvl w:ilvl="1" w:tentative="1">
+      <w:start w:val="1"/>
+      <w:numFmt w:val="bullet"/>
+      <w:lvlText w:val="o"/>
+      <w:lvlJc w:val="left"/>
+      <w:pPr>
+        <w:tabs>
+          <w:tab w:val="num" w:pos="1440"/>
+        </w:tabs>
+        <w:ind w:left="1440" w:hanging="360"/>
+      </w:pPr>
+      <w:rPr>
+        <w:rFonts w:ascii="Courier New" w:hAnsi="Courier New" w:hint="default"/>
+        <w:sz w:val="20"/>
+      </w:rPr>
+    </w:lvl>
+    <w:lvl w:ilvl="2" w:tentative="1">
+      <w:start w:val="1"/>
+      <w:numFmt w:val="bullet"/>
+      <w:lvlText w:val=""/>
+      <w:lvlJc w:val="left"/>
+      <w:pPr>
+        <w:tabs>
+          <w:tab w:val="num" w:pos="2160"/>
+        </w:tabs>
+        <w:ind w:left="2160" w:hanging="360"/>
+      </w:pPr>
+      <w:rPr>
+        <w:rFonts w:ascii="Wingdings" w:hAnsi="Wingdings" w:hint="default"/>
+        <w:sz w:val="20"/>
+      </w:rPr>
+    </w:lvl>
+    <w:lvl w:ilvl="3" w:tentative="1">
+      <w:start w:val="1"/>
+      <w:numFmt w:val="bullet"/>
+      <w:lvlText w:val=""/>
+      <w:lvlJc w:val="left"/>
+      <w:pPr>
+        <w:tabs>
+          <w:tab w:val="num" w:pos="2880"/>
+        </w:tabs>
+        <w:ind w:left="2880" w:hanging="360"/>
+      </w:pPr>
+      <w:rPr>
+        <w:rFonts w:ascii="Wingdings" w:hAnsi="Wingdings" w:hint="default"/>
+        <w:sz w:val="20"/>
+      </w:rPr>
+    </w:lvl>
+    <w:lvl w:ilvl="4" w:tentative="1">
+      <w:start w:val="1"/>
+      <w:numFmt w:val="bullet"/>
+      <w:lvlText w:val=""/>
+      <w:lvlJc w:val="left"/>
+      <w:pPr>
+        <w:tabs>
+          <w:tab w:val="num" w:pos="3600"/>
+        </w:tabs>
+        <w:ind w:left="3600" w:hanging="360"/>
+      </w:pPr>
+      <w:rPr>
+        <w:rFonts w:ascii="Wingdings" w:hAnsi="Wingdings" w:hint="default"/>
+        <w:sz w:val="20"/>
+      </w:rPr>
+    </w:lvl>
+    <w:lvl w:ilvl="5" w:tentative="1">
+      <w:start w:val="1"/>
+      <w:numFmt w:val="bullet"/>
+      <w:lvlText w:val=""/>
+      <w:lvlJc w:val="left"/>
+      <w:pPr>
+        <w:tabs>
+          <w:tab w:val="num" w:pos="4320"/>
+        </w:tabs>
+        <w:ind w:left="4320" w:hanging="360"/>
+      </w:pPr>
+      <w:rPr>
+        <w:rFonts w:ascii="Wingdings" w:hAnsi="Wingdings" w:hint="default"/>
+        <w:sz w:val="20"/>
+      </w:rPr>
+    </w:lvl>
+    <w:lvl w:ilvl="6" w:tentative="1">
+      <w:start w:val="1"/>
+      <w:numFmt w:val="bullet"/>
+      <w:lvlText w:val=""/>
+      <w:lvlJc w:val="left"/>
+      <w:pPr>
+        <w:tabs>
+          <w:tab w:val="num" w:pos="5040"/>
+        </w:tabs>
+        <w:ind w:left="5040" w:hanging="360"/>
+      </w:pPr>
+      <w:rPr>
+        <w:rFonts w:ascii="Wingdings" w:hAnsi="Wingdings" w:hint="default"/>
+        <w:sz w:val="20"/>
+      </w:rPr>
+    </w:lvl>
+    <w:lvl w:ilvl="7" w:tentative="1">
+      <w:start w:val="1"/>
+      <w:numFmt w:val="bullet"/>
+      <w:lvlText w:val=""/>
+      <w:lvlJc w:val="left"/>
+      <w:pPr>
+        <w:tabs>
+          <w:tab w:val="num" w:pos="5760"/>
+        </w:tabs>
+        <w:ind w:left="5760" w:hanging="360"/>
+      </w:pPr>
+      <w:rPr>
+        <w:rFonts w:ascii="Wingdings" w:hAnsi="Wingdings" w:hint="default"/>
+        <w:sz w:val="20"/>
+      </w:rPr>
+    </w:lvl>
+    <w:lvl w:ilvl="8" w:tentative="1">
+      <w:start w:val="1"/>
+      <w:numFmt w:val="bullet"/>
+      <w:lvlText w:val=""/>
+      <w:lvlJc w:val="left"/>
+      <w:pPr>
+        <w:tabs>
+          <w:tab w:val="num" w:pos="6480"/>
+        </w:tabs>
+        <w:ind w:left="6480" w:hanging="360"/>
+      </w:pPr>
+      <w:rPr>
+        <w:rFonts w:ascii="Wingdings" w:hAnsi="Wingdings" w:hint="default"/>
+        <w:sz w:val="20"/>
+      </w:rPr>
+    </w:lvl>
+  </w:abstractNum>
+  <w:abstractNum w:abstractNumId="26" w15:restartNumberingAfterBreak="0">
     <w:nsid w:val="723478E7"/>
     <w:multiLevelType w:val="multilevel"/>
     <w:tmpl w:val="509AB5F8"/>
@@ -12306,7 +13853,7 @@
       </w:rPr>
     </w:lvl>
   </w:abstractNum>
-  <w:abstractNum w:abstractNumId="23" w15:restartNumberingAfterBreak="0">
+  <w:abstractNum w:abstractNumId="27" w15:restartNumberingAfterBreak="0">
     <w:nsid w:val="78651F5D"/>
     <w:multiLevelType w:val="multilevel"/>
     <w:tmpl w:val="F1A02478"/>
@@ -12455,7 +14002,7 @@
       </w:rPr>
     </w:lvl>
   </w:abstractNum>
-  <w:abstractNum w:abstractNumId="24" w15:restartNumberingAfterBreak="0">
+  <w:abstractNum w:abstractNumId="28" w15:restartNumberingAfterBreak="0">
     <w:nsid w:val="7B542906"/>
     <w:multiLevelType w:val="multilevel"/>
     <w:tmpl w:val="01126796"/>
@@ -12604,7 +14151,7 @@
       </w:rPr>
     </w:lvl>
   </w:abstractNum>
-  <w:abstractNum w:abstractNumId="25" w15:restartNumberingAfterBreak="0">
+  <w:abstractNum w:abstractNumId="29" w15:restartNumberingAfterBreak="0">
     <w:nsid w:val="7C3A1659"/>
     <w:multiLevelType w:val="multilevel"/>
     <w:tmpl w:val="345E79A6"/>
@@ -12754,82 +14301,94 @@
     </w:lvl>
   </w:abstractNum>
   <w:num w:numId="1" w16cid:durableId="358513674">
-    <w:abstractNumId w:val="6"/>
+    <w:abstractNumId w:val="7"/>
   </w:num>
   <w:num w:numId="2" w16cid:durableId="979533443">
-    <w:abstractNumId w:val="18"/>
+    <w:abstractNumId w:val="19"/>
   </w:num>
   <w:num w:numId="3" w16cid:durableId="1969118660">
-    <w:abstractNumId w:val="9"/>
+    <w:abstractNumId w:val="10"/>
   </w:num>
   <w:num w:numId="4" w16cid:durableId="1348602418">
     <w:abstractNumId w:val="0"/>
   </w:num>
   <w:num w:numId="5" w16cid:durableId="2086603463">
+    <w:abstractNumId w:val="13"/>
+  </w:num>
+  <w:num w:numId="6" w16cid:durableId="448207755">
+    <w:abstractNumId w:val="5"/>
+  </w:num>
+  <w:num w:numId="7" w16cid:durableId="547229184">
+    <w:abstractNumId w:val="9"/>
+  </w:num>
+  <w:num w:numId="8" w16cid:durableId="1640959229">
     <w:abstractNumId w:val="12"/>
   </w:num>
-  <w:num w:numId="6" w16cid:durableId="448207755">
-    <w:abstractNumId w:val="4"/>
-  </w:num>
-  <w:num w:numId="7" w16cid:durableId="547229184">
-    <w:abstractNumId w:val="8"/>
-  </w:num>
-  <w:num w:numId="8" w16cid:durableId="1640959229">
-    <w:abstractNumId w:val="11"/>
-  </w:num>
   <w:num w:numId="9" w16cid:durableId="566111707">
-    <w:abstractNumId w:val="25"/>
+    <w:abstractNumId w:val="29"/>
   </w:num>
   <w:num w:numId="10" w16cid:durableId="386883205">
-    <w:abstractNumId w:val="13"/>
+    <w:abstractNumId w:val="14"/>
   </w:num>
   <w:num w:numId="11" w16cid:durableId="770857468">
-    <w:abstractNumId w:val="16"/>
+    <w:abstractNumId w:val="17"/>
   </w:num>
   <w:num w:numId="12" w16cid:durableId="439570520">
-    <w:abstractNumId w:val="21"/>
+    <w:abstractNumId w:val="23"/>
   </w:num>
   <w:num w:numId="13" w16cid:durableId="1310091156">
     <w:abstractNumId w:val="1"/>
   </w:num>
   <w:num w:numId="14" w16cid:durableId="1511872774">
+    <w:abstractNumId w:val="26"/>
+  </w:num>
+  <w:num w:numId="15" w16cid:durableId="1157301789">
+    <w:abstractNumId w:val="27"/>
+  </w:num>
+  <w:num w:numId="16" w16cid:durableId="107043277">
+    <w:abstractNumId w:val="4"/>
+  </w:num>
+  <w:num w:numId="17" w16cid:durableId="455489432">
+    <w:abstractNumId w:val="6"/>
+  </w:num>
+  <w:num w:numId="18" w16cid:durableId="231549017">
+    <w:abstractNumId w:val="8"/>
+  </w:num>
+  <w:num w:numId="19" w16cid:durableId="363796757">
+    <w:abstractNumId w:val="3"/>
+  </w:num>
+  <w:num w:numId="20" w16cid:durableId="207686478">
+    <w:abstractNumId w:val="16"/>
+  </w:num>
+  <w:num w:numId="21" w16cid:durableId="1311205135">
+    <w:abstractNumId w:val="21"/>
+  </w:num>
+  <w:num w:numId="22" w16cid:durableId="828056010">
+    <w:abstractNumId w:val="20"/>
+  </w:num>
+  <w:num w:numId="23" w16cid:durableId="872887440">
+    <w:abstractNumId w:val="28"/>
+  </w:num>
+  <w:num w:numId="24" w16cid:durableId="1901943265">
+    <w:abstractNumId w:val="11"/>
+  </w:num>
+  <w:num w:numId="25" w16cid:durableId="568618650">
+    <w:abstractNumId w:val="15"/>
+  </w:num>
+  <w:num w:numId="26" w16cid:durableId="1942368905">
+    <w:abstractNumId w:val="18"/>
+  </w:num>
+  <w:num w:numId="27" w16cid:durableId="1214269318">
     <w:abstractNumId w:val="22"/>
   </w:num>
-  <w:num w:numId="15" w16cid:durableId="1157301789">
-    <w:abstractNumId w:val="23"/>
+  <w:num w:numId="28" w16cid:durableId="589897879">
+    <w:abstractNumId w:val="24"/>
   </w:num>
-  <w:num w:numId="16" w16cid:durableId="107043277">
-    <w:abstractNumId w:val="3"/>
-  </w:num>
-  <w:num w:numId="17" w16cid:durableId="455489432">
-    <w:abstractNumId w:val="5"/>
-  </w:num>
-  <w:num w:numId="18" w16cid:durableId="231549017">
-    <w:abstractNumId w:val="7"/>
-  </w:num>
-  <w:num w:numId="19" w16cid:durableId="363796757">
+  <w:num w:numId="29" w16cid:durableId="999238914">
     <w:abstractNumId w:val="2"/>
   </w:num>
-  <w:num w:numId="20" w16cid:durableId="207686478">
-    <w:abstractNumId w:val="15"/>
-  </w:num>
-  <w:num w:numId="21" w16cid:durableId="1311205135">
-    <w:abstractNumId w:val="20"/>
-  </w:num>
-  <w:num w:numId="22" w16cid:durableId="828056010">
-    <w:abstractNumId w:val="19"/>
-  </w:num>
-  <w:num w:numId="23" w16cid:durableId="872887440">
-    <w:abstractNumId w:val="24"/>
-  </w:num>
-  <w:num w:numId="24" w16cid:durableId="1901943265">
-    <w:abstractNumId w:val="10"/>
-  </w:num>
-  <w:num w:numId="25" w16cid:durableId="568618650">
-    <w:abstractNumId w:val="14"/>
-  </w:num>
-  <w:num w:numId="26" w16cid:durableId="1942368905">
-    <w:abstractNumId w:val="17"/>
+  <w:num w:numId="30" w16cid:durableId="880283583">
+    <w:abstractNumId w:val="25"/>
   </w:num>
 </w:numbering>
 </file>
